--- a/public/assets/files/stacjonarne/ANG1-3.docx
+++ b/public/assets/files/stacjonarne/ANG1-3.docx
@@ -522,6 +522,7 @@
                 <w:i w:val="0"/>
                 <w:sz w:val="22"/>
               </w:rPr>
+              <w:t>I</w:t>
             </w:r>
           </w:p>
         </w:tc>
@@ -559,6 +560,7 @@
                 <w:i w:val="0"/>
                 <w:sz w:val="22"/>
               </w:rPr>
+              <w:t>obligatoryjny</w:t>
             </w:r>
           </w:p>
         </w:tc>

--- a/public/assets/files/stacjonarne/ANG1-3.docx
+++ b/public/assets/files/stacjonarne/ANG1-3.docx
@@ -679,12 +679,22 @@
         <w:tblW w:w="5000" w:type="pct"/>
       </w:tblPr>
       <w:tblGrid>
-        <w:gridCol w:w="9972"/>
+        <w:gridCol w:w="997"/>
+        <w:gridCol w:w="997"/>
+        <w:gridCol w:w="997"/>
+        <w:gridCol w:w="997"/>
+        <w:gridCol w:w="997"/>
+        <w:gridCol w:w="997"/>
+        <w:gridCol w:w="997"/>
+        <w:gridCol w:w="997"/>
+        <w:gridCol w:w="997"/>
+        <w:gridCol w:w="997"/>
       </w:tblGrid>
       <w:tr>
         <w:tc>
           <w:tcPr>
-            <w:tcW w:type="dxa" w:w="9972"/>
+            <w:tcW w:type="dxa" w:w="9970"/>
+            <w:gridSpan w:val="10"/>
             <w:shd w:val="clear" w:color="auto" w:fill="D9D9D9"/>
           </w:tcPr>
           <w:p>
@@ -699,109 +709,6 @@
                 <w:sz w:val="22"/>
               </w:rPr>
               <w:t>9.  Formy zajęć, sposób ich realizacji i przypisana im liczba godzin:</w:t>
-            </w:r>
-          </w:p>
-        </w:tc>
-      </w:tr>
-    </w:tbl>
-    <w:tbl>
-      <w:tblPr>
-        <w:tblW w:type="auto" w:w="0"/>
-        <w:tblLook w:firstColumn="1" w:firstRow="1" w:lastColumn="0" w:lastRow="0" w:noHBand="0" w:noVBand="1" w:val="04A0"/>
-        <w:tblBorders>
-          <w:top w:val="single" w:sz="4" w:space="0" w:color="000000"/>
-          <w:left w:val="single" w:sz="4" w:space="0" w:color="000000"/>
-          <w:bottom w:val="single" w:sz="4" w:space="0" w:color="000000"/>
-          <w:right w:val="single" w:sz="4" w:space="0" w:color="000000"/>
-          <w:insideH w:val="single" w:sz="4" w:space="0" w:color="000000"/>
-          <w:insideV w:val="single" w:sz="4" w:space="0" w:color="000000"/>
-        </w:tblBorders>
-        <w:tblW w:w="5000" w:type="pct"/>
-      </w:tblPr>
-      <w:tblGrid>
-        <w:gridCol w:w="2493"/>
-        <w:gridCol w:w="2493"/>
-        <w:gridCol w:w="2493"/>
-        <w:gridCol w:w="2493"/>
-      </w:tblGrid>
-      <w:tr>
-        <w:tc>
-          <w:tcPr>
-            <w:tcW w:type="dxa" w:w="2493"/>
-            <w:shd w:val="clear" w:color="auto" w:fill="D9D9D9"/>
-          </w:tcPr>
-          <w:p>
-            <w:pPr>
-              <w:spacing w:before="20" w:after="20"/>
-            </w:pPr>
-            <w:r>
-              <w:rPr>
-                <w:rFonts w:ascii="Aptos" w:hAnsi="Aptos"/>
-                <w:b/>
-                <w:i w:val="0"/>
-                <w:sz w:val="16"/>
-              </w:rPr>
-              <w:t>wykład</w:t>
-            </w:r>
-          </w:p>
-        </w:tc>
-        <w:tc>
-          <w:tcPr>
-            <w:tcW w:type="dxa" w:w="2493"/>
-            <w:shd w:val="clear" w:color="auto" w:fill="D9D9D9"/>
-          </w:tcPr>
-          <w:p>
-            <w:pPr>
-              <w:spacing w:before="20" w:after="20"/>
-            </w:pPr>
-            <w:r>
-              <w:rPr>
-                <w:rFonts w:ascii="Aptos" w:hAnsi="Aptos"/>
-                <w:b/>
-                <w:i w:val="0"/>
-                <w:sz w:val="16"/>
-              </w:rPr>
-              <w:t>ćwiczenia/laboratorium/pracownia</w:t>
-            </w:r>
-          </w:p>
-        </w:tc>
-        <w:tc>
-          <w:tcPr>
-            <w:tcW w:type="dxa" w:w="2493"/>
-            <w:shd w:val="clear" w:color="auto" w:fill="D9D9D9"/>
-          </w:tcPr>
-          <w:p>
-            <w:pPr>
-              <w:spacing w:before="20" w:after="20"/>
-            </w:pPr>
-            <w:r>
-              <w:rPr>
-                <w:rFonts w:ascii="Aptos" w:hAnsi="Aptos"/>
-                <w:b/>
-                <w:i w:val="0"/>
-                <w:sz w:val="16"/>
-              </w:rPr>
-              <w:t>wykład internetowo</w:t>
-            </w:r>
-          </w:p>
-        </w:tc>
-        <w:tc>
-          <w:tcPr>
-            <w:tcW w:type="dxa" w:w="2493"/>
-            <w:shd w:val="clear" w:color="auto" w:fill="D9D9D9"/>
-          </w:tcPr>
-          <w:p>
-            <w:pPr>
-              <w:spacing w:before="20" w:after="20"/>
-            </w:pPr>
-            <w:r>
-              <w:rPr>
-                <w:rFonts w:ascii="Aptos" w:hAnsi="Aptos"/>
-                <w:b/>
-                <w:i w:val="0"/>
-                <w:sz w:val="16"/>
-              </w:rPr>
-              <w:t>ćw./lab./prac. internetowo</w:t>
             </w:r>
           </w:p>
         </w:tc>
@@ -809,7 +716,9 @@
       <w:tr>
         <w:tc>
           <w:tcPr>
-            <w:tcW w:type="dxa" w:w="2493"/>
+            <w:tcW w:type="dxa" w:w="9970"/>
+            <w:gridSpan w:val="10"/>
+            <w:shd w:val="clear" w:color="auto" w:fill="D9D9D9"/>
           </w:tcPr>
           <w:p>
             <w:pPr>
@@ -820,148 +729,9 @@
                 <w:rFonts w:ascii="Aptos" w:hAnsi="Aptos"/>
                 <w:b w:val="0"/>
                 <w:i w:val="0"/>
-                <w:sz w:val="22"/>
-              </w:rPr>
-              <w:t>—</w:t>
-            </w:r>
-          </w:p>
-        </w:tc>
-        <w:tc>
-          <w:tcPr>
-            <w:tcW w:type="dxa" w:w="2493"/>
-          </w:tcPr>
-          <w:p>
-            <w:pPr>
-              <w:spacing w:before="20" w:after="20"/>
-            </w:pPr>
-            <w:r>
-              <w:rPr>
-                <w:rFonts w:ascii="Aptos" w:hAnsi="Aptos"/>
-                <w:b w:val="0"/>
-                <w:i w:val="0"/>
-                <w:sz w:val="22"/>
-              </w:rPr>
-              <w:t>60</w:t>
-            </w:r>
-          </w:p>
-        </w:tc>
-        <w:tc>
-          <w:tcPr>
-            <w:tcW w:type="dxa" w:w="2493"/>
-          </w:tcPr>
-          <w:p>
-            <w:pPr>
-              <w:spacing w:before="20" w:after="20"/>
-            </w:pPr>
-            <w:r>
-              <w:rPr>
-                <w:rFonts w:ascii="Aptos" w:hAnsi="Aptos"/>
-                <w:b w:val="0"/>
-                <w:i w:val="0"/>
-                <w:sz w:val="22"/>
-              </w:rPr>
-              <w:t>—</w:t>
-            </w:r>
-          </w:p>
-        </w:tc>
-        <w:tc>
-          <w:tcPr>
-            <w:tcW w:type="dxa" w:w="2493"/>
-          </w:tcPr>
-          <w:p>
-            <w:pPr>
-              <w:spacing w:before="20" w:after="20"/>
-            </w:pPr>
-            <w:r>
-              <w:rPr>
-                <w:rFonts w:ascii="Aptos" w:hAnsi="Aptos"/>
-                <w:b w:val="0"/>
-                <w:i w:val="0"/>
-                <w:sz w:val="22"/>
-              </w:rPr>
-              <w:t>—</w:t>
-            </w:r>
-          </w:p>
-        </w:tc>
-      </w:tr>
-    </w:tbl>
-    <w:tbl>
-      <w:tblPr>
-        <w:tblW w:type="auto" w:w="0"/>
-        <w:tblLook w:firstColumn="1" w:firstRow="1" w:lastColumn="0" w:lastRow="0" w:noHBand="0" w:noVBand="1" w:val="04A0"/>
-        <w:tblBorders>
-          <w:top w:val="single" w:sz="4" w:space="0" w:color="000000"/>
-          <w:left w:val="single" w:sz="4" w:space="0" w:color="000000"/>
-          <w:bottom w:val="single" w:sz="4" w:space="0" w:color="000000"/>
-          <w:right w:val="single" w:sz="4" w:space="0" w:color="000000"/>
-          <w:insideH w:val="single" w:sz="4" w:space="0" w:color="000000"/>
-          <w:insideV w:val="single" w:sz="4" w:space="0" w:color="000000"/>
-        </w:tblBorders>
-        <w:tblW w:w="5000" w:type="pct"/>
-      </w:tblPr>
-      <w:tblGrid>
-        <w:gridCol w:w="3324"/>
-        <w:gridCol w:w="3324"/>
-        <w:gridCol w:w="3324"/>
-      </w:tblGrid>
-      <w:tr>
-        <w:tc>
-          <w:tcPr>
-            <w:tcW w:type="dxa" w:w="3324"/>
-            <w:shd w:val="clear" w:color="auto" w:fill="D9D9D9"/>
-          </w:tcPr>
-          <w:p>
-            <w:pPr>
-              <w:spacing w:before="20" w:after="20"/>
-            </w:pPr>
-            <w:r>
-              <w:rPr>
-                <w:rFonts w:ascii="Aptos" w:hAnsi="Aptos"/>
-                <w:b/>
-                <w:i w:val="0"/>
                 <w:sz w:val="16"/>
               </w:rPr>
-              <w:t>Rodzaj nakładu pracy:</w:t>
-            </w:r>
-          </w:p>
-        </w:tc>
-        <w:tc>
-          <w:tcPr>
-            <w:tcW w:type="dxa" w:w="3324"/>
-            <w:shd w:val="clear" w:color="auto" w:fill="D9D9D9"/>
-          </w:tcPr>
-          <w:p>
-            <w:pPr>
-              <w:spacing w:before="20" w:after="20"/>
-            </w:pPr>
-            <w:r>
-              <w:rPr>
-                <w:rFonts w:ascii="Aptos" w:hAnsi="Aptos"/>
-                <w:b/>
-                <w:i w:val="0"/>
-                <w:sz w:val="16"/>
-              </w:rPr>
-              <w:t>Liczba godzin</w:t>
-            </w:r>
-          </w:p>
-        </w:tc>
-        <w:tc>
-          <w:tcPr>
-            <w:tcW w:type="dxa" w:w="3324"/>
-            <w:shd w:val="clear" w:color="auto" w:fill="D9D9D9"/>
-          </w:tcPr>
-          <w:p>
-            <w:pPr>
-              <w:spacing w:before="20" w:after="20"/>
-            </w:pPr>
-            <w:r>
-              <w:rPr>
-                <w:rFonts w:ascii="Aptos" w:hAnsi="Aptos"/>
-                <w:b/>
-                <w:i w:val="0"/>
-                <w:sz w:val="16"/>
-              </w:rPr>
-              <w:t>ECTS</w:t>
+              <w:t>Wymiar godzinowy (liczba godzin w semestrze)</w:t>
             </w:r>
           </w:p>
         </w:tc>
@@ -969,7 +739,9 @@
       <w:tr>
         <w:tc>
           <w:tcPr>
-            <w:tcW w:type="dxa" w:w="3324"/>
+            <w:tcW w:type="dxa" w:w="1994"/>
+            <w:gridSpan w:val="2"/>
+            <w:shd w:val="clear" w:color="auto" w:fill="D9D9D9"/>
           </w:tcPr>
           <w:p>
             <w:pPr>
@@ -978,17 +750,19 @@
             <w:r>
               <w:rPr>
                 <w:rFonts w:ascii="Aptos" w:hAnsi="Aptos"/>
-                <w:b w:val="0"/>
+                <w:b/>
                 <w:i w:val="0"/>
-                <w:sz w:val="22"/>
-              </w:rPr>
-              <w:t>Zajęcia z bezpośrednim udziałem nauczyciela</w:t>
+                <w:sz w:val="16"/>
+              </w:rPr>
+              <w:t>wykład</w:t>
             </w:r>
           </w:p>
         </w:tc>
         <w:tc>
           <w:tcPr>
-            <w:tcW w:type="dxa" w:w="3324"/>
+            <w:tcW w:type="dxa" w:w="2991"/>
+            <w:gridSpan w:val="3"/>
+            <w:shd w:val="clear" w:color="auto" w:fill="D9D9D9"/>
           </w:tcPr>
           <w:p>
             <w:pPr>
@@ -997,17 +771,19 @@
             <w:r>
               <w:rPr>
                 <w:rFonts w:ascii="Aptos" w:hAnsi="Aptos"/>
-                <w:b w:val="0"/>
+                <w:b/>
                 <w:i w:val="0"/>
-                <w:sz w:val="22"/>
-              </w:rPr>
-              <w:t>60</w:t>
+                <w:sz w:val="16"/>
+              </w:rPr>
+              <w:t>ćwiczenia/laboratorium/pracownia</w:t>
             </w:r>
           </w:p>
         </w:tc>
         <w:tc>
           <w:tcPr>
-            <w:tcW w:type="dxa" w:w="3324"/>
+            <w:tcW w:type="dxa" w:w="2991"/>
+            <w:gridSpan w:val="3"/>
+            <w:shd w:val="clear" w:color="auto" w:fill="D9D9D9"/>
           </w:tcPr>
           <w:p>
             <w:pPr>
@@ -1016,11 +792,32 @@
             <w:r>
               <w:rPr>
                 <w:rFonts w:ascii="Aptos" w:hAnsi="Aptos"/>
-                <w:b w:val="0"/>
+                <w:b/>
                 <w:i w:val="0"/>
-                <w:sz w:val="22"/>
-              </w:rPr>
-              <w:t>2.4</w:t>
+                <w:sz w:val="16"/>
+              </w:rPr>
+              <w:t>wykład internetowo</w:t>
+            </w:r>
+          </w:p>
+        </w:tc>
+        <w:tc>
+          <w:tcPr>
+            <w:tcW w:type="dxa" w:w="1994"/>
+            <w:gridSpan w:val="2"/>
+            <w:shd w:val="clear" w:color="auto" w:fill="D9D9D9"/>
+          </w:tcPr>
+          <w:p>
+            <w:pPr>
+              <w:spacing w:before="20" w:after="20"/>
+            </w:pPr>
+            <w:r>
+              <w:rPr>
+                <w:rFonts w:ascii="Aptos" w:hAnsi="Aptos"/>
+                <w:b/>
+                <w:i w:val="0"/>
+                <w:sz w:val="16"/>
+              </w:rPr>
+              <w:t>ćw./lab./prac. internetowo</w:t>
             </w:r>
           </w:p>
         </w:tc>
@@ -1028,7 +825,8 @@
       <w:tr>
         <w:tc>
           <w:tcPr>
-            <w:tcW w:type="dxa" w:w="3324"/>
+            <w:tcW w:type="dxa" w:w="1994"/>
+            <w:gridSpan w:val="2"/>
           </w:tcPr>
           <w:p>
             <w:pPr>
@@ -1041,13 +839,14 @@
                 <w:i w:val="0"/>
                 <w:sz w:val="22"/>
               </w:rPr>
-              <w:t>Samodzielna praca studenta</w:t>
+              <w:t>—</w:t>
             </w:r>
           </w:p>
         </w:tc>
         <w:tc>
           <w:tcPr>
-            <w:tcW w:type="dxa" w:w="3324"/>
+            <w:tcW w:type="dxa" w:w="2991"/>
+            <w:gridSpan w:val="3"/>
           </w:tcPr>
           <w:p>
             <w:pPr>
@@ -1060,13 +859,14 @@
                 <w:i w:val="0"/>
                 <w:sz w:val="22"/>
               </w:rPr>
-              <w:t>0</w:t>
+              <w:t>60</w:t>
             </w:r>
           </w:p>
         </w:tc>
         <w:tc>
           <w:tcPr>
-            <w:tcW w:type="dxa" w:w="3324"/>
+            <w:tcW w:type="dxa" w:w="2991"/>
+            <w:gridSpan w:val="3"/>
           </w:tcPr>
           <w:p>
             <w:pPr>
@@ -1079,7 +879,27 @@
                 <w:i w:val="0"/>
                 <w:sz w:val="22"/>
               </w:rPr>
-              <w:t>0</w:t>
+              <w:t>—</w:t>
+            </w:r>
+          </w:p>
+        </w:tc>
+        <w:tc>
+          <w:tcPr>
+            <w:tcW w:type="dxa" w:w="1994"/>
+            <w:gridSpan w:val="2"/>
+          </w:tcPr>
+          <w:p>
+            <w:pPr>
+              <w:spacing w:before="20" w:after="20"/>
+            </w:pPr>
+            <w:r>
+              <w:rPr>
+                <w:rFonts w:ascii="Aptos" w:hAnsi="Aptos"/>
+                <w:b w:val="0"/>
+                <w:i w:val="0"/>
+                <w:sz w:val="22"/>
+              </w:rPr>
+              <w:t>—</w:t>
             </w:r>
           </w:p>
         </w:tc>
@@ -1087,7 +907,96 @@
       <w:tr>
         <w:tc>
           <w:tcPr>
-            <w:tcW w:type="dxa" w:w="3324"/>
+            <w:tcW w:type="dxa" w:w="9970"/>
+            <w:gridSpan w:val="10"/>
+            <w:shd w:val="clear" w:color="auto" w:fill="D9D9D9"/>
+          </w:tcPr>
+          <w:p>
+            <w:pPr>
+              <w:spacing w:before="20" w:after="20"/>
+            </w:pPr>
+            <w:r>
+              <w:rPr>
+                <w:rFonts w:ascii="Aptos" w:hAnsi="Aptos"/>
+                <w:b/>
+                <w:i w:val="0"/>
+                <w:sz w:val="22"/>
+              </w:rPr>
+              <w:t>Bilans ECTS</w:t>
+            </w:r>
+          </w:p>
+        </w:tc>
+      </w:tr>
+      <w:tr>
+        <w:tc>
+          <w:tcPr>
+            <w:tcW w:type="dxa" w:w="4985"/>
+            <w:gridSpan w:val="5"/>
+            <w:shd w:val="clear" w:color="auto" w:fill="D9D9D9"/>
+          </w:tcPr>
+          <w:p>
+            <w:pPr>
+              <w:spacing w:before="20" w:after="20"/>
+            </w:pPr>
+            <w:r>
+              <w:rPr>
+                <w:rFonts w:ascii="Aptos" w:hAnsi="Aptos"/>
+                <w:b/>
+                <w:i w:val="0"/>
+                <w:sz w:val="16"/>
+              </w:rPr>
+              <w:t>Rodzaj nakładu pracy:</w:t>
+            </w:r>
+          </w:p>
+        </w:tc>
+        <w:tc>
+          <w:tcPr>
+            <w:tcW w:type="dxa" w:w="2991"/>
+            <w:gridSpan w:val="3"/>
+            <w:shd w:val="clear" w:color="auto" w:fill="D9D9D9"/>
+          </w:tcPr>
+          <w:p>
+            <w:pPr>
+              <w:spacing w:before="20" w:after="20"/>
+            </w:pPr>
+            <w:r>
+              <w:rPr>
+                <w:rFonts w:ascii="Aptos" w:hAnsi="Aptos"/>
+                <w:b/>
+                <w:i w:val="0"/>
+                <w:sz w:val="16"/>
+              </w:rPr>
+              <w:t>Liczba godzin</w:t>
+            </w:r>
+          </w:p>
+        </w:tc>
+        <w:tc>
+          <w:tcPr>
+            <w:tcW w:type="dxa" w:w="1994"/>
+            <w:gridSpan w:val="2"/>
+            <w:shd w:val="clear" w:color="auto" w:fill="D9D9D9"/>
+          </w:tcPr>
+          <w:p>
+            <w:pPr>
+              <w:spacing w:before="20" w:after="20"/>
+            </w:pPr>
+            <w:r>
+              <w:rPr>
+                <w:rFonts w:ascii="Aptos" w:hAnsi="Aptos"/>
+                <w:b/>
+                <w:i w:val="0"/>
+                <w:sz w:val="16"/>
+              </w:rPr>
+              <w:t>ECTS</w:t>
+            </w:r>
+          </w:p>
+        </w:tc>
+      </w:tr>
+      <w:tr>
+        <w:tc>
+          <w:tcPr>
+            <w:tcW w:type="dxa" w:w="4985"/>
+            <w:gridSpan w:val="5"/>
           </w:tcPr>
           <w:p>
             <w:pPr>
@@ -1100,13 +1009,14 @@
                 <w:i w:val="0"/>
                 <w:sz w:val="22"/>
               </w:rPr>
-              <w:t>Suma</w:t>
+              <w:t>Zajęcia z bezpośrednim udziałem nauczyciela</w:t>
             </w:r>
           </w:p>
         </w:tc>
         <w:tc>
           <w:tcPr>
-            <w:tcW w:type="dxa" w:w="3324"/>
+            <w:tcW w:type="dxa" w:w="2991"/>
+            <w:gridSpan w:val="3"/>
           </w:tcPr>
           <w:p>
             <w:pPr>
@@ -1125,7 +1035,8 @@
         </w:tc>
         <w:tc>
           <w:tcPr>
-            <w:tcW w:type="dxa" w:w="3324"/>
+            <w:tcW w:type="dxa" w:w="1994"/>
+            <w:gridSpan w:val="2"/>
           </w:tcPr>
           <w:p>
             <w:pPr>
@@ -1138,7 +1049,110 @@
                 <w:i w:val="0"/>
                 <w:sz w:val="22"/>
               </w:rPr>
-              <w:t>3</w:t>
+              <w:t>2.4</w:t>
+            </w:r>
+          </w:p>
+        </w:tc>
+      </w:tr>
+      <w:tr>
+        <w:tc>
+          <w:tcPr>
+            <w:tcW w:type="dxa" w:w="4985"/>
+            <w:gridSpan w:val="5"/>
+          </w:tcPr>
+          <w:p>
+            <w:pPr>
+              <w:spacing w:before="20" w:after="20"/>
+            </w:pPr>
+            <w:r>
+              <w:rPr>
+                <w:rFonts w:ascii="Aptos" w:hAnsi="Aptos"/>
+                <w:b w:val="0"/>
+                <w:i w:val="0"/>
+                <w:sz w:val="22"/>
+              </w:rPr>
+              <w:t>Samodzielna praca studenta</w:t>
+            </w:r>
+          </w:p>
+        </w:tc>
+        <w:tc>
+          <w:tcPr>
+            <w:tcW w:type="dxa" w:w="2991"/>
+            <w:gridSpan w:val="3"/>
+          </w:tcPr>
+          <w:p>
+            <w:pPr>
+              <w:spacing w:before="20" w:after="20"/>
+            </w:pPr>
+            <w:r>
+              <w:rPr>
+                <w:rFonts w:ascii="Aptos" w:hAnsi="Aptos"/>
+                <w:b w:val="0"/>
+                <w:i w:val="0"/>
+                <w:sz w:val="22"/>
+              </w:rPr>
+            </w:r>
+          </w:p>
+        </w:tc>
+        <w:tc>
+          <w:tcPr>
+            <w:tcW w:type="dxa" w:w="1994"/>
+            <w:gridSpan w:val="2"/>
+          </w:tcPr>
+          <w:p>
+            <w:pPr>
+              <w:spacing w:before="20" w:after="20"/>
+            </w:pPr>
+            <w:r>
+              <w:rPr>
+                <w:rFonts w:ascii="Aptos" w:hAnsi="Aptos"/>
+                <w:b w:val="0"/>
+                <w:i w:val="0"/>
+                <w:sz w:val="22"/>
+              </w:rPr>
+            </w:r>
+          </w:p>
+        </w:tc>
+      </w:tr>
+      <w:tr>
+        <w:tc>
+          <w:tcPr>
+            <w:tcW w:type="dxa" w:w="4985"/>
+            <w:gridSpan w:val="5"/>
+            <w:shd w:val="clear" w:color="auto" w:fill="D9D9D9"/>
+          </w:tcPr>
+          <w:p>
+            <w:pPr>
+              <w:spacing w:before="20" w:after="20"/>
+            </w:pPr>
+            <w:r>
+              <w:rPr>
+                <w:rFonts w:ascii="Aptos" w:hAnsi="Aptos"/>
+                <w:b/>
+                <w:i w:val="0"/>
+                <w:sz w:val="16"/>
+              </w:rPr>
+              <w:t>Opis samodzielnej pracy studenta</w:t>
+            </w:r>
+          </w:p>
+        </w:tc>
+        <w:tc>
+          <w:tcPr>
+            <w:tcW w:type="dxa" w:w="4985"/>
+            <w:gridSpan w:val="5"/>
+          </w:tcPr>
+          <w:p>
+            <w:pPr>
+              <w:spacing w:before="20" w:after="20"/>
+            </w:pPr>
+            <w:r>
+              <w:rPr>
+                <w:rFonts w:ascii="Aptos" w:hAnsi="Aptos"/>
+                <w:b w:val="0"/>
+                <w:i w:val="0"/>
+                <w:sz w:val="22"/>
+              </w:rPr>
+              <w:t>Przygotowywanie prac pisemnych (listy formalne/nieformalne, eseje, raporty); nauka słownictwa i gramatyki; przygotowanie do kolokwiów i testów; samodzielne ćwiczenia z wymową i konwersacją.</w:t>
             </w:r>
           </w:p>
         </w:tc>
@@ -1249,7 +1263,97 @@
           <w:tcPr>
             <w:tcW w:type="dxa" w:w="9972"/>
           </w:tcPr>
-          <w:p/>
+          <w:p>
+            <w:pPr>
+              <w:spacing w:before="20" w:after="20"/>
+            </w:pPr>
+            <w:r>
+              <w:rPr>
+                <w:rFonts w:ascii="Aptos" w:hAnsi="Aptos"/>
+                <w:b/>
+                <w:sz w:val="22"/>
+              </w:rPr>
+              <w:t>Ćwiczenia / Laboratorium:</w:t>
+            </w:r>
+          </w:p>
+          <w:p>
+            <w:pPr>
+              <w:spacing w:before="20" w:after="20"/>
+            </w:pPr>
+            <w:r>
+              <w:rPr>
+                <w:rFonts w:ascii="Aptos" w:hAnsi="Aptos"/>
+                <w:b w:val="0"/>
+                <w:sz w:val="22"/>
+              </w:rPr>
+              <w:t>• analiza tekstów z dyskusją</w:t>
+            </w:r>
+          </w:p>
+          <w:p>
+            <w:pPr>
+              <w:spacing w:before="20" w:after="20"/>
+            </w:pPr>
+            <w:r>
+              <w:rPr>
+                <w:rFonts w:ascii="Aptos" w:hAnsi="Aptos"/>
+                <w:b w:val="0"/>
+                <w:sz w:val="22"/>
+              </w:rPr>
+              <w:t>• rozwiązywanie zadań</w:t>
+            </w:r>
+          </w:p>
+          <w:p>
+            <w:pPr>
+              <w:spacing w:before="20" w:after="20"/>
+            </w:pPr>
+            <w:r>
+              <w:rPr>
+                <w:rFonts w:ascii="Aptos" w:hAnsi="Aptos"/>
+                <w:b w:val="0"/>
+                <w:sz w:val="22"/>
+              </w:rPr>
+              <w:t>• burza mózgów</w:t>
+            </w:r>
+          </w:p>
+          <w:p>
+            <w:pPr>
+              <w:spacing w:before="20" w:after="20"/>
+            </w:pPr>
+            <w:r>
+              <w:rPr>
+                <w:rFonts w:ascii="Aptos" w:hAnsi="Aptos"/>
+                <w:b w:val="0"/>
+                <w:sz w:val="22"/>
+              </w:rPr>
+              <w:t>• mind map</w:t>
+            </w:r>
+          </w:p>
+          <w:p>
+            <w:pPr>
+              <w:spacing w:before="20" w:after="20"/>
+            </w:pPr>
+            <w:r>
+              <w:rPr>
+                <w:rFonts w:ascii="Aptos" w:hAnsi="Aptos"/>
+                <w:b w:val="0"/>
+                <w:sz w:val="22"/>
+              </w:rPr>
+              <w:t>• praca grupowa nad projektem z wykorzystaniem nowoczesnych technik informatycznych</w:t>
+            </w:r>
+          </w:p>
+          <w:p>
+            <w:pPr>
+              <w:spacing w:before="20" w:after="20"/>
+            </w:pPr>
+            <w:r>
+              <w:rPr>
+                <w:rFonts w:ascii="Aptos" w:hAnsi="Aptos"/>
+                <w:b w:val="0"/>
+                <w:sz w:val="22"/>
+              </w:rPr>
+              <w:t>• warsztaty</w:t>
+            </w:r>
+          </w:p>
         </w:tc>
       </w:tr>
     </w:tbl>
@@ -1427,7 +1531,7 @@
                 <w:rFonts w:ascii="Aptos" w:hAnsi="Aptos"/>
                 <w:sz w:val="22"/>
               </w:rPr>
-              <w:t>☐ Zaliczenie z oceną</w:t>
+              <w:t>☑ Zaliczenie z oceną</w:t>
             </w:r>
           </w:p>
           <w:p>
@@ -1498,357 +1602,10 @@
             <w:r>
               <w:rPr>
                 <w:rFonts w:ascii="Aptos" w:hAnsi="Aptos"/>
+                <w:b w:val="0"/>
+                <w:i w:val="0"/>
                 <w:sz w:val="22"/>
               </w:rPr>
-              <w:t>1. analiza tekstów z dyskusją</w:t>
-            </w:r>
-          </w:p>
-          <w:p>
-            <w:pPr>
-              <w:spacing w:before="20" w:after="20"/>
-            </w:pPr>
-            <w:r>
-              <w:rPr>
-                <w:rFonts w:ascii="Aptos" w:hAnsi="Aptos"/>
-                <w:sz w:val="22"/>
-              </w:rPr>
-              <w:t>2. rozwiązywanie zadań</w:t>
-            </w:r>
-          </w:p>
-          <w:p>
-            <w:pPr>
-              <w:spacing w:before="20" w:after="20"/>
-            </w:pPr>
-            <w:r>
-              <w:rPr>
-                <w:rFonts w:ascii="Aptos" w:hAnsi="Aptos"/>
-                <w:sz w:val="22"/>
-              </w:rPr>
-              <w:t>3. burza mózgów</w:t>
-            </w:r>
-          </w:p>
-          <w:p>
-            <w:pPr>
-              <w:spacing w:before="20" w:after="20"/>
-            </w:pPr>
-            <w:r>
-              <w:rPr>
-                <w:rFonts w:ascii="Aptos" w:hAnsi="Aptos"/>
-                <w:sz w:val="22"/>
-              </w:rPr>
-              <w:t>4. mind map</w:t>
-            </w:r>
-          </w:p>
-          <w:p>
-            <w:pPr>
-              <w:spacing w:before="20" w:after="20"/>
-            </w:pPr>
-            <w:r>
-              <w:rPr>
-                <w:rFonts w:ascii="Aptos" w:hAnsi="Aptos"/>
-                <w:sz w:val="22"/>
-              </w:rPr>
-              <w:t>5. praca grupowa nad projektem z wykorzystaniem nowoczesnych technik informatycznych</w:t>
-            </w:r>
-          </w:p>
-          <w:p>
-            <w:pPr>
-              <w:spacing w:before="20" w:after="20"/>
-            </w:pPr>
-            <w:r>
-              <w:rPr>
-                <w:rFonts w:ascii="Aptos" w:hAnsi="Aptos"/>
-                <w:sz w:val="22"/>
-              </w:rPr>
-              <w:t>6. warsztaty</w:t>
-            </w:r>
-          </w:p>
-          <w:p>
-            <w:pPr>
-              <w:spacing w:before="20" w:after="20"/>
-            </w:pPr>
-            <w:r>
-              <w:rPr>
-                <w:rFonts w:ascii="Aptos" w:hAnsi="Aptos"/>
-                <w:sz w:val="22"/>
-              </w:rPr>
-              <w:t>7. Kryteria oceny</w:t>
-            </w:r>
-          </w:p>
-          <w:p>
-            <w:pPr>
-              <w:spacing w:before="20" w:after="20"/>
-            </w:pPr>
-            <w:r>
-              <w:rPr>
-                <w:rFonts w:ascii="Aptos" w:hAnsi="Aptos"/>
-                <w:sz w:val="22"/>
-              </w:rPr>
-              <w:t>8. obecność na zajęciach- max. 4  nieusprawiedliwione nieobecności w czasie semestru (zwolnienia lekarskie przedstawiane na bieżąco)</w:t>
-            </w:r>
-          </w:p>
-          <w:p>
-            <w:pPr>
-              <w:spacing w:before="20" w:after="20"/>
-            </w:pPr>
-            <w:r>
-              <w:rPr>
-                <w:rFonts w:ascii="Aptos" w:hAnsi="Aptos"/>
-                <w:sz w:val="22"/>
-              </w:rPr>
-              <w:t>9. prace pisemne- min. jedna praca na semestr-w zależności od poziomu i tempa pracy grupy</w:t>
-            </w:r>
-          </w:p>
-          <w:p>
-            <w:pPr>
-              <w:spacing w:before="20" w:after="20"/>
-            </w:pPr>
-            <w:r>
-              <w:rPr>
-                <w:rFonts w:ascii="Aptos" w:hAnsi="Aptos"/>
-                <w:sz w:val="22"/>
-              </w:rPr>
-              <w:t>10. formal/ informal letter/ e-mail</w:t>
-            </w:r>
-          </w:p>
-          <w:p>
-            <w:pPr>
-              <w:spacing w:before="20" w:after="20"/>
-            </w:pPr>
-            <w:r>
-              <w:rPr>
-                <w:rFonts w:ascii="Aptos" w:hAnsi="Aptos"/>
-                <w:sz w:val="22"/>
-              </w:rPr>
-              <w:t>11. covering letter</w:t>
-            </w:r>
-          </w:p>
-          <w:p>
-            <w:pPr>
-              <w:spacing w:before="20" w:after="20"/>
-            </w:pPr>
-            <w:r>
-              <w:rPr>
-                <w:rFonts w:ascii="Aptos" w:hAnsi="Aptos"/>
-                <w:sz w:val="22"/>
-              </w:rPr>
-              <w:t>12. CV</w:t>
-            </w:r>
-          </w:p>
-          <w:p>
-            <w:pPr>
-              <w:spacing w:before="20" w:after="20"/>
-            </w:pPr>
-            <w:r>
-              <w:rPr>
-                <w:rFonts w:ascii="Aptos" w:hAnsi="Aptos"/>
-                <w:sz w:val="22"/>
-              </w:rPr>
-              <w:t>13. report</w:t>
-            </w:r>
-          </w:p>
-          <w:p>
-            <w:pPr>
-              <w:spacing w:before="20" w:after="20"/>
-            </w:pPr>
-            <w:r>
-              <w:rPr>
-                <w:rFonts w:ascii="Aptos" w:hAnsi="Aptos"/>
-                <w:sz w:val="22"/>
-              </w:rPr>
-              <w:t>14. memo</w:t>
-            </w:r>
-          </w:p>
-          <w:p>
-            <w:pPr>
-              <w:spacing w:before="20" w:after="20"/>
-            </w:pPr>
-            <w:r>
-              <w:rPr>
-                <w:rFonts w:ascii="Aptos" w:hAnsi="Aptos"/>
-                <w:sz w:val="22"/>
-              </w:rPr>
-              <w:t>15. discursive essay</w:t>
-            </w:r>
-          </w:p>
-          <w:p>
-            <w:pPr>
-              <w:spacing w:before="20" w:after="20"/>
-            </w:pPr>
-            <w:r>
-              <w:rPr>
-                <w:rFonts w:ascii="Aptos" w:hAnsi="Aptos"/>
-                <w:sz w:val="22"/>
-              </w:rPr>
-              <w:t>16. postcard</w:t>
-            </w:r>
-          </w:p>
-          <w:p>
-            <w:pPr>
-              <w:spacing w:before="20" w:after="20"/>
-            </w:pPr>
-            <w:r>
-              <w:rPr>
-                <w:rFonts w:ascii="Aptos" w:hAnsi="Aptos"/>
-                <w:sz w:val="22"/>
-              </w:rPr>
-              <w:t>17. note</w:t>
-            </w:r>
-          </w:p>
-          <w:p>
-            <w:pPr>
-              <w:spacing w:before="20" w:after="20"/>
-            </w:pPr>
-            <w:r>
-              <w:rPr>
-                <w:rFonts w:ascii="Aptos" w:hAnsi="Aptos"/>
-                <w:sz w:val="22"/>
-              </w:rPr>
-              <w:t>18. portfolio</w:t>
-            </w:r>
-          </w:p>
-          <w:p>
-            <w:pPr>
-              <w:spacing w:before="20" w:after="20"/>
-            </w:pPr>
-            <w:r>
-              <w:rPr>
-                <w:rFonts w:ascii="Aptos" w:hAnsi="Aptos"/>
-                <w:sz w:val="22"/>
-              </w:rPr>
-              <w:t>19. kolokwia/ test/ kartkówki na podstawie opracowanego materiału - min. 2 na semestr</w:t>
-            </w:r>
-          </w:p>
-          <w:p>
-            <w:pPr>
-              <w:spacing w:before="20" w:after="20"/>
-            </w:pPr>
-            <w:r>
-              <w:rPr>
-                <w:rFonts w:ascii="Aptos" w:hAnsi="Aptos"/>
-                <w:sz w:val="22"/>
-              </w:rPr>
-              <w:t>20. wypowiedź ustna- (o rodzaju decyduje lektor)</w:t>
-            </w:r>
-          </w:p>
-          <w:p>
-            <w:pPr>
-              <w:spacing w:before="20" w:after="20"/>
-            </w:pPr>
-            <w:r>
-              <w:rPr>
-                <w:rFonts w:ascii="Aptos" w:hAnsi="Aptos"/>
-                <w:sz w:val="22"/>
-              </w:rPr>
-              <w:t>21. news report</w:t>
-            </w:r>
-          </w:p>
-          <w:p>
-            <w:pPr>
-              <w:spacing w:before="20" w:after="20"/>
-            </w:pPr>
-            <w:r>
-              <w:rPr>
-                <w:rFonts w:ascii="Aptos" w:hAnsi="Aptos"/>
-                <w:sz w:val="22"/>
-              </w:rPr>
-              <w:t>22. newspaper article presentation</w:t>
-            </w:r>
-          </w:p>
-          <w:p>
-            <w:pPr>
-              <w:spacing w:before="20" w:after="20"/>
-            </w:pPr>
-            <w:r>
-              <w:rPr>
-                <w:rFonts w:ascii="Aptos" w:hAnsi="Aptos"/>
-                <w:sz w:val="22"/>
-              </w:rPr>
-              <w:t>23. multimedia presentation</w:t>
-            </w:r>
-          </w:p>
-          <w:p>
-            <w:pPr>
-              <w:spacing w:before="20" w:after="20"/>
-            </w:pPr>
-            <w:r>
-              <w:rPr>
-                <w:rFonts w:ascii="Aptos" w:hAnsi="Aptos"/>
-                <w:sz w:val="22"/>
-              </w:rPr>
-              <w:t>24. group projects</w:t>
-            </w:r>
-          </w:p>
-          <w:p>
-            <w:pPr>
-              <w:spacing w:before="20" w:after="20"/>
-            </w:pPr>
-            <w:r>
-              <w:rPr>
-                <w:rFonts w:ascii="Aptos" w:hAnsi="Aptos"/>
-                <w:sz w:val="22"/>
-              </w:rPr>
-              <w:t>25. przygotowywanie prac domowych</w:t>
-            </w:r>
-          </w:p>
-          <w:p>
-            <w:pPr>
-              <w:spacing w:before="20" w:after="20"/>
-            </w:pPr>
-            <w:r>
-              <w:rPr>
-                <w:rFonts w:ascii="Aptos" w:hAnsi="Aptos"/>
-                <w:sz w:val="22"/>
-              </w:rPr>
-              <w:t>26. aktywne uczestnictwo w zajęciach</w:t>
-            </w:r>
-          </w:p>
-          <w:p>
-            <w:pPr>
-              <w:spacing w:before="20" w:after="20"/>
-            </w:pPr>
-            <w:r>
-              <w:rPr>
-                <w:rFonts w:ascii="Aptos" w:hAnsi="Aptos"/>
-                <w:sz w:val="22"/>
-              </w:rPr>
-              <w:t>27. bieżąca obserwacja pracy studenta</w:t>
-            </w:r>
-          </w:p>
-          <w:p>
-            <w:pPr>
-              <w:spacing w:before="20" w:after="20"/>
-            </w:pPr>
-            <w:r>
-              <w:rPr>
-                <w:rFonts w:ascii="Aptos" w:hAnsi="Aptos"/>
-                <w:sz w:val="22"/>
-              </w:rPr>
-              <w:t>28. Kryteria zaliczenia:</w:t>
-            </w:r>
-          </w:p>
-          <w:p>
-            <w:pPr>
-              <w:spacing w:before="20" w:after="20"/>
-            </w:pPr>
-            <w:r>
-              <w:rPr>
-                <w:rFonts w:ascii="Aptos" w:hAnsi="Aptos"/>
-                <w:sz w:val="22"/>
-              </w:rPr>
-              <w:t>29. uzyskanie przynajmniej 51% możliwych punktów za prace pisemne/ testy</w:t>
-            </w:r>
-          </w:p>
-          <w:p>
-            <w:pPr>
-              <w:spacing w:before="20" w:after="20"/>
-            </w:pPr>
-            <w:r>
-              <w:rPr>
-                <w:rFonts w:ascii="Aptos" w:hAnsi="Aptos"/>
-                <w:sz w:val="22"/>
-              </w:rPr>
-              <w:t>30. pozytywna (min. 3.0) ocena łączna za pozostałe formy</w:t>
             </w:r>
           </w:p>
         </w:tc>
@@ -1865,7 +1622,7 @@
                 <w:rFonts w:ascii="Aptos" w:hAnsi="Aptos"/>
                 <w:sz w:val="22"/>
               </w:rPr>
-              <w:t>1. analiza tekstów z dyskusją</w:t>
+              <w:t>1. kolokwium</w:t>
             </w:r>
           </w:p>
           <w:p>
@@ -1877,7 +1634,7 @@
                 <w:rFonts w:ascii="Aptos" w:hAnsi="Aptos"/>
                 <w:sz w:val="22"/>
               </w:rPr>
-              <w:t>2. rozwiązywanie zadań</w:t>
+              <w:t>2. egzamin ustny</w:t>
             </w:r>
           </w:p>
           <w:p>
@@ -1889,331 +1646,7 @@
                 <w:rFonts w:ascii="Aptos" w:hAnsi="Aptos"/>
                 <w:sz w:val="22"/>
               </w:rPr>
-              <w:t>3. burza mózgów</w:t>
-            </w:r>
-          </w:p>
-          <w:p>
-            <w:pPr>
-              <w:spacing w:before="20" w:after="20"/>
-            </w:pPr>
-            <w:r>
-              <w:rPr>
-                <w:rFonts w:ascii="Aptos" w:hAnsi="Aptos"/>
-                <w:sz w:val="22"/>
-              </w:rPr>
-              <w:t>4. mind map</w:t>
-            </w:r>
-          </w:p>
-          <w:p>
-            <w:pPr>
-              <w:spacing w:before="20" w:after="20"/>
-            </w:pPr>
-            <w:r>
-              <w:rPr>
-                <w:rFonts w:ascii="Aptos" w:hAnsi="Aptos"/>
-                <w:sz w:val="22"/>
-              </w:rPr>
-              <w:t>5. praca grupowa nad projektem z wykorzystaniem nowoczesnych technik informatycznych</w:t>
-            </w:r>
-          </w:p>
-          <w:p>
-            <w:pPr>
-              <w:spacing w:before="20" w:after="20"/>
-            </w:pPr>
-            <w:r>
-              <w:rPr>
-                <w:rFonts w:ascii="Aptos" w:hAnsi="Aptos"/>
-                <w:sz w:val="22"/>
-              </w:rPr>
-              <w:t>6. warsztaty</w:t>
-            </w:r>
-          </w:p>
-          <w:p>
-            <w:pPr>
-              <w:spacing w:before="20" w:after="20"/>
-            </w:pPr>
-            <w:r>
-              <w:rPr>
-                <w:rFonts w:ascii="Aptos" w:hAnsi="Aptos"/>
-                <w:sz w:val="22"/>
-              </w:rPr>
-              <w:t>7. Kryteria oceny</w:t>
-            </w:r>
-          </w:p>
-          <w:p>
-            <w:pPr>
-              <w:spacing w:before="20" w:after="20"/>
-            </w:pPr>
-            <w:r>
-              <w:rPr>
-                <w:rFonts w:ascii="Aptos" w:hAnsi="Aptos"/>
-                <w:sz w:val="22"/>
-              </w:rPr>
-              <w:t>8. obecność na zajęciach- max. 4  nieusprawiedliwione nieobecności w czasie semestru (zwolnienia lekarskie przedstawiane na bieżąco)</w:t>
-            </w:r>
-          </w:p>
-          <w:p>
-            <w:pPr>
-              <w:spacing w:before="20" w:after="20"/>
-            </w:pPr>
-            <w:r>
-              <w:rPr>
-                <w:rFonts w:ascii="Aptos" w:hAnsi="Aptos"/>
-                <w:sz w:val="22"/>
-              </w:rPr>
-              <w:t>9. prace pisemne- min. jedna praca na semestr-w zależności od poziomu i tempa pracy grupy</w:t>
-            </w:r>
-          </w:p>
-          <w:p>
-            <w:pPr>
-              <w:spacing w:before="20" w:after="20"/>
-            </w:pPr>
-            <w:r>
-              <w:rPr>
-                <w:rFonts w:ascii="Aptos" w:hAnsi="Aptos"/>
-                <w:sz w:val="22"/>
-              </w:rPr>
-              <w:t>10. formal/ informal letter/ e-mail</w:t>
-            </w:r>
-          </w:p>
-          <w:p>
-            <w:pPr>
-              <w:spacing w:before="20" w:after="20"/>
-            </w:pPr>
-            <w:r>
-              <w:rPr>
-                <w:rFonts w:ascii="Aptos" w:hAnsi="Aptos"/>
-                <w:sz w:val="22"/>
-              </w:rPr>
-              <w:t>11. covering letter</w:t>
-            </w:r>
-          </w:p>
-          <w:p>
-            <w:pPr>
-              <w:spacing w:before="20" w:after="20"/>
-            </w:pPr>
-            <w:r>
-              <w:rPr>
-                <w:rFonts w:ascii="Aptos" w:hAnsi="Aptos"/>
-                <w:sz w:val="22"/>
-              </w:rPr>
-              <w:t>12. CV</w:t>
-            </w:r>
-          </w:p>
-          <w:p>
-            <w:pPr>
-              <w:spacing w:before="20" w:after="20"/>
-            </w:pPr>
-            <w:r>
-              <w:rPr>
-                <w:rFonts w:ascii="Aptos" w:hAnsi="Aptos"/>
-                <w:sz w:val="22"/>
-              </w:rPr>
-              <w:t>13. report</w:t>
-            </w:r>
-          </w:p>
-          <w:p>
-            <w:pPr>
-              <w:spacing w:before="20" w:after="20"/>
-            </w:pPr>
-            <w:r>
-              <w:rPr>
-                <w:rFonts w:ascii="Aptos" w:hAnsi="Aptos"/>
-                <w:sz w:val="22"/>
-              </w:rPr>
-              <w:t>14. memo</w:t>
-            </w:r>
-          </w:p>
-          <w:p>
-            <w:pPr>
-              <w:spacing w:before="20" w:after="20"/>
-            </w:pPr>
-            <w:r>
-              <w:rPr>
-                <w:rFonts w:ascii="Aptos" w:hAnsi="Aptos"/>
-                <w:sz w:val="22"/>
-              </w:rPr>
-              <w:t>15. discursive essay</w:t>
-            </w:r>
-          </w:p>
-          <w:p>
-            <w:pPr>
-              <w:spacing w:before="20" w:after="20"/>
-            </w:pPr>
-            <w:r>
-              <w:rPr>
-                <w:rFonts w:ascii="Aptos" w:hAnsi="Aptos"/>
-                <w:sz w:val="22"/>
-              </w:rPr>
-              <w:t>16. postcard</w:t>
-            </w:r>
-          </w:p>
-          <w:p>
-            <w:pPr>
-              <w:spacing w:before="20" w:after="20"/>
-            </w:pPr>
-            <w:r>
-              <w:rPr>
-                <w:rFonts w:ascii="Aptos" w:hAnsi="Aptos"/>
-                <w:sz w:val="22"/>
-              </w:rPr>
-              <w:t>17. note</w:t>
-            </w:r>
-          </w:p>
-          <w:p>
-            <w:pPr>
-              <w:spacing w:before="20" w:after="20"/>
-            </w:pPr>
-            <w:r>
-              <w:rPr>
-                <w:rFonts w:ascii="Aptos" w:hAnsi="Aptos"/>
-                <w:sz w:val="22"/>
-              </w:rPr>
-              <w:t>18. portfolio</w:t>
-            </w:r>
-          </w:p>
-          <w:p>
-            <w:pPr>
-              <w:spacing w:before="20" w:after="20"/>
-            </w:pPr>
-            <w:r>
-              <w:rPr>
-                <w:rFonts w:ascii="Aptos" w:hAnsi="Aptos"/>
-                <w:sz w:val="22"/>
-              </w:rPr>
-              <w:t>19. kolokwia/ test/ kartkówki na podstawie opracowanego materiału - min. 2 na semestr</w:t>
-            </w:r>
-          </w:p>
-          <w:p>
-            <w:pPr>
-              <w:spacing w:before="20" w:after="20"/>
-            </w:pPr>
-            <w:r>
-              <w:rPr>
-                <w:rFonts w:ascii="Aptos" w:hAnsi="Aptos"/>
-                <w:sz w:val="22"/>
-              </w:rPr>
-              <w:t>20. wypowiedź ustna- (o rodzaju decyduje lektor)</w:t>
-            </w:r>
-          </w:p>
-          <w:p>
-            <w:pPr>
-              <w:spacing w:before="20" w:after="20"/>
-            </w:pPr>
-            <w:r>
-              <w:rPr>
-                <w:rFonts w:ascii="Aptos" w:hAnsi="Aptos"/>
-                <w:sz w:val="22"/>
-              </w:rPr>
-              <w:t>21. news report</w:t>
-            </w:r>
-          </w:p>
-          <w:p>
-            <w:pPr>
-              <w:spacing w:before="20" w:after="20"/>
-            </w:pPr>
-            <w:r>
-              <w:rPr>
-                <w:rFonts w:ascii="Aptos" w:hAnsi="Aptos"/>
-                <w:sz w:val="22"/>
-              </w:rPr>
-              <w:t>22. newspaper article presentation</w:t>
-            </w:r>
-          </w:p>
-          <w:p>
-            <w:pPr>
-              <w:spacing w:before="20" w:after="20"/>
-            </w:pPr>
-            <w:r>
-              <w:rPr>
-                <w:rFonts w:ascii="Aptos" w:hAnsi="Aptos"/>
-                <w:sz w:val="22"/>
-              </w:rPr>
-              <w:t>23. multimedia presentation</w:t>
-            </w:r>
-          </w:p>
-          <w:p>
-            <w:pPr>
-              <w:spacing w:before="20" w:after="20"/>
-            </w:pPr>
-            <w:r>
-              <w:rPr>
-                <w:rFonts w:ascii="Aptos" w:hAnsi="Aptos"/>
-                <w:sz w:val="22"/>
-              </w:rPr>
-              <w:t>24. group projects</w:t>
-            </w:r>
-          </w:p>
-          <w:p>
-            <w:pPr>
-              <w:spacing w:before="20" w:after="20"/>
-            </w:pPr>
-            <w:r>
-              <w:rPr>
-                <w:rFonts w:ascii="Aptos" w:hAnsi="Aptos"/>
-                <w:sz w:val="22"/>
-              </w:rPr>
-              <w:t>25. przygotowywanie prac domowych</w:t>
-            </w:r>
-          </w:p>
-          <w:p>
-            <w:pPr>
-              <w:spacing w:before="20" w:after="20"/>
-            </w:pPr>
-            <w:r>
-              <w:rPr>
-                <w:rFonts w:ascii="Aptos" w:hAnsi="Aptos"/>
-                <w:sz w:val="22"/>
-              </w:rPr>
-              <w:t>26. aktywne uczestnictwo w zajęciach</w:t>
-            </w:r>
-          </w:p>
-          <w:p>
-            <w:pPr>
-              <w:spacing w:before="20" w:after="20"/>
-            </w:pPr>
-            <w:r>
-              <w:rPr>
-                <w:rFonts w:ascii="Aptos" w:hAnsi="Aptos"/>
-                <w:sz w:val="22"/>
-              </w:rPr>
-              <w:t>27. bieżąca obserwacja pracy studenta</w:t>
-            </w:r>
-          </w:p>
-          <w:p>
-            <w:pPr>
-              <w:spacing w:before="20" w:after="20"/>
-            </w:pPr>
-            <w:r>
-              <w:rPr>
-                <w:rFonts w:ascii="Aptos" w:hAnsi="Aptos"/>
-                <w:sz w:val="22"/>
-              </w:rPr>
-              <w:t>28. Kryteria zaliczenia:</w:t>
-            </w:r>
-          </w:p>
-          <w:p>
-            <w:pPr>
-              <w:spacing w:before="20" w:after="20"/>
-            </w:pPr>
-            <w:r>
-              <w:rPr>
-                <w:rFonts w:ascii="Aptos" w:hAnsi="Aptos"/>
-                <w:sz w:val="22"/>
-              </w:rPr>
-              <w:t>29. uzyskanie przynajmniej 51% możliwych punktów za prace pisemne/ testy</w:t>
-            </w:r>
-          </w:p>
-          <w:p>
-            <w:pPr>
-              <w:spacing w:before="20" w:after="20"/>
-            </w:pPr>
-            <w:r>
-              <w:rPr>
-                <w:rFonts w:ascii="Aptos" w:hAnsi="Aptos"/>
-                <w:sz w:val="22"/>
-              </w:rPr>
-              <w:t>30. pozytywna (min. 3.0) ocena łączna za pozostałe formy</w:t>
+              <w:t>3. ocena sporządzonego dokumentu</w:t>
             </w:r>
           </w:p>
         </w:tc>
@@ -2435,6 +1868,3322 @@
                 <w:sz w:val="22"/>
               </w:rPr>
               <w:t>The aim of the course is to teach students general English supplemented with elements of specialist language, i.e. business, graphics, new media arts, and typically academic content, at the target B2 level. Students entering the course with at least B2 proficiency achieve C1 or C2 level. The course includes specialist vocabulary, communication skills in business, especially the ability to prepare and deliver a professional presentation, as well as the development of basic communication skills, particularly rapid reading of specialist texts, especially in the field of graphics (press articles, books, websites devoted to the subject), and listening to texts of increasing difficulty. During the course, students become familiar with graphics-related terminology and prepare to communicate on professional topics at work. Abstract in English: The aim of the course is to develop students’ knowledge by expanding their general English vocabulary with elements specific to business and the field of study (graphic design), to teach communication skills, and to raise awareness of cross-cultural aspects of business communication, as well as to revise and expand general language competence to the B2–C2 level, depending on the students’ initial proficiency. Business communication skills are transferable to one’s native language. Secondary-school graduates are usually deficient in this area. These skills and abilities are indispensable in the modern work environment, regardless of sector and field of specialization.</w:t>
+            </w:r>
+          </w:p>
+        </w:tc>
+      </w:tr>
+    </w:tbl>
+    <w:tbl>
+      <w:tblPr>
+        <w:tblW w:type="auto" w:w="0"/>
+        <w:tblLook w:firstColumn="1" w:firstRow="1" w:lastColumn="0" w:lastRow="0" w:noHBand="0" w:noVBand="1" w:val="04A0"/>
+        <w:tblBorders>
+          <w:top w:val="single" w:sz="4" w:space="0" w:color="000000"/>
+          <w:left w:val="single" w:sz="4" w:space="0" w:color="000000"/>
+          <w:bottom w:val="single" w:sz="4" w:space="0" w:color="000000"/>
+          <w:right w:val="single" w:sz="4" w:space="0" w:color="000000"/>
+          <w:insideH w:val="single" w:sz="4" w:space="0" w:color="000000"/>
+          <w:insideV w:val="single" w:sz="4" w:space="0" w:color="000000"/>
+        </w:tblBorders>
+        <w:tblW w:w="5000" w:type="pct"/>
+      </w:tblPr>
+      <w:tblGrid>
+        <w:gridCol w:w="680"/>
+        <w:gridCol w:w="4536"/>
+        <w:gridCol w:w="4252"/>
+      </w:tblGrid>
+      <w:tr>
+        <w:tc>
+          <w:tcPr>
+            <w:tcW w:type="dxa" w:w="9468"/>
+            <w:gridSpan w:val="3"/>
+            <w:shd w:val="clear" w:color="auto" w:fill="D9D9D9"/>
+          </w:tcPr>
+          <w:p>
+            <w:pPr>
+              <w:spacing w:before="20" w:after="20"/>
+            </w:pPr>
+            <w:r>
+              <w:rPr>
+                <w:rFonts w:ascii="Aptos" w:hAnsi="Aptos"/>
+                <w:b/>
+                <w:i w:val="0"/>
+                <w:sz w:val="22"/>
+              </w:rPr>
+              <w:t>15.  Treści programowe poszczególnych zajęć:</w:t>
+            </w:r>
+          </w:p>
+        </w:tc>
+      </w:tr>
+      <w:tr>
+        <w:tc>
+          <w:tcPr>
+            <w:tcW w:type="dxa" w:w="680"/>
+            <w:shd w:val="clear" w:color="auto" w:fill="D9D9D9"/>
+          </w:tcPr>
+          <w:p>
+            <w:pPr>
+              <w:spacing w:before="20" w:after="20"/>
+            </w:pPr>
+            <w:r>
+              <w:rPr>
+                <w:rFonts w:ascii="Aptos" w:hAnsi="Aptos"/>
+                <w:b/>
+                <w:i w:val="0"/>
+                <w:sz w:val="16"/>
+              </w:rPr>
+              <w:t>Nr zajęć</w:t>
+            </w:r>
+          </w:p>
+        </w:tc>
+        <w:tc>
+          <w:tcPr>
+            <w:tcW w:type="dxa" w:w="4536"/>
+            <w:shd w:val="clear" w:color="auto" w:fill="D9D9D9"/>
+          </w:tcPr>
+          <w:p>
+            <w:pPr>
+              <w:spacing w:before="20" w:after="20"/>
+            </w:pPr>
+            <w:r>
+              <w:rPr>
+                <w:rFonts w:ascii="Aptos" w:hAnsi="Aptos"/>
+                <w:b/>
+                <w:i w:val="0"/>
+                <w:sz w:val="16"/>
+              </w:rPr>
+              <w:t>Wykład</w:t>
+            </w:r>
+          </w:p>
+        </w:tc>
+        <w:tc>
+          <w:tcPr>
+            <w:tcW w:type="dxa" w:w="4252"/>
+            <w:shd w:val="clear" w:color="auto" w:fill="D9D9D9"/>
+          </w:tcPr>
+          <w:p>
+            <w:pPr>
+              <w:spacing w:before="20" w:after="20"/>
+            </w:pPr>
+            <w:r>
+              <w:rPr>
+                <w:rFonts w:ascii="Aptos" w:hAnsi="Aptos"/>
+                <w:b/>
+                <w:i w:val="0"/>
+                <w:sz w:val="16"/>
+              </w:rPr>
+              <w:t>Ćwiczenia / Laboratorium / Pracownia</w:t>
+            </w:r>
+          </w:p>
+        </w:tc>
+      </w:tr>
+      <w:tr>
+        <w:tc>
+          <w:tcPr>
+            <w:tcW w:type="dxa" w:w="680"/>
+          </w:tcPr>
+          <w:p>
+            <w:pPr>
+              <w:spacing w:before="20" w:after="20"/>
+            </w:pPr>
+            <w:r>
+              <w:rPr>
+                <w:rFonts w:ascii="Aptos" w:hAnsi="Aptos"/>
+                <w:b w:val="0"/>
+                <w:i w:val="0"/>
+                <w:sz w:val="22"/>
+              </w:rPr>
+              <w:t>1.</w:t>
+            </w:r>
+          </w:p>
+        </w:tc>
+        <w:tc>
+          <w:tcPr>
+            <w:tcW w:type="dxa" w:w="4536"/>
+          </w:tcPr>
+          <w:p>
+            <w:pPr>
+              <w:spacing w:before="20" w:after="20"/>
+            </w:pPr>
+            <w:r>
+              <w:rPr>
+                <w:rFonts w:ascii="Aptos" w:hAnsi="Aptos"/>
+                <w:b w:val="0"/>
+                <w:i w:val="0"/>
+                <w:sz w:val="22"/>
+              </w:rPr>
+              <w:t>1. Zagadnienia z matematyki np.</w:t>
+            </w:r>
+          </w:p>
+        </w:tc>
+        <w:tc>
+          <w:tcPr>
+            <w:tcW w:type="dxa" w:w="4252"/>
+          </w:tcPr>
+          <w:p>
+            <w:pPr>
+              <w:spacing w:before="20" w:after="20"/>
+            </w:pPr>
+            <w:r>
+              <w:rPr>
+                <w:rFonts w:ascii="Aptos" w:hAnsi="Aptos"/>
+                <w:b w:val="0"/>
+                <w:i w:val="0"/>
+                <w:sz w:val="22"/>
+              </w:rPr>
+            </w:r>
+          </w:p>
+        </w:tc>
+      </w:tr>
+      <w:tr>
+        <w:tc>
+          <w:tcPr>
+            <w:tcW w:type="dxa" w:w="680"/>
+          </w:tcPr>
+          <w:p>
+            <w:pPr>
+              <w:spacing w:before="20" w:after="20"/>
+            </w:pPr>
+            <w:r>
+              <w:rPr>
+                <w:rFonts w:ascii="Aptos" w:hAnsi="Aptos"/>
+                <w:b w:val="0"/>
+                <w:i w:val="0"/>
+                <w:sz w:val="22"/>
+              </w:rPr>
+              <w:t>2.</w:t>
+            </w:r>
+          </w:p>
+        </w:tc>
+        <w:tc>
+          <w:tcPr>
+            <w:tcW w:type="dxa" w:w="4536"/>
+          </w:tcPr>
+          <w:p>
+            <w:pPr>
+              <w:spacing w:before="20" w:after="20"/>
+            </w:pPr>
+            <w:r>
+              <w:rPr>
+                <w:rFonts w:ascii="Aptos" w:hAnsi="Aptos"/>
+                <w:b w:val="0"/>
+                <w:i w:val="0"/>
+                <w:sz w:val="22"/>
+              </w:rPr>
+              <w:t>algebra,</w:t>
+            </w:r>
+          </w:p>
+        </w:tc>
+        <w:tc>
+          <w:tcPr>
+            <w:tcW w:type="dxa" w:w="4252"/>
+          </w:tcPr>
+          <w:p>
+            <w:pPr>
+              <w:spacing w:before="20" w:after="20"/>
+            </w:pPr>
+            <w:r>
+              <w:rPr>
+                <w:rFonts w:ascii="Aptos" w:hAnsi="Aptos"/>
+                <w:b w:val="0"/>
+                <w:i w:val="0"/>
+                <w:sz w:val="22"/>
+              </w:rPr>
+            </w:r>
+          </w:p>
+        </w:tc>
+      </w:tr>
+      <w:tr>
+        <w:tc>
+          <w:tcPr>
+            <w:tcW w:type="dxa" w:w="680"/>
+          </w:tcPr>
+          <w:p>
+            <w:pPr>
+              <w:spacing w:before="20" w:after="20"/>
+            </w:pPr>
+            <w:r>
+              <w:rPr>
+                <w:rFonts w:ascii="Aptos" w:hAnsi="Aptos"/>
+                <w:b w:val="0"/>
+                <w:i w:val="0"/>
+                <w:sz w:val="22"/>
+              </w:rPr>
+              <w:t>3.</w:t>
+            </w:r>
+          </w:p>
+        </w:tc>
+        <w:tc>
+          <w:tcPr>
+            <w:tcW w:type="dxa" w:w="4536"/>
+          </w:tcPr>
+          <w:p>
+            <w:pPr>
+              <w:spacing w:before="20" w:after="20"/>
+            </w:pPr>
+            <w:r>
+              <w:rPr>
+                <w:rFonts w:ascii="Aptos" w:hAnsi="Aptos"/>
+                <w:b w:val="0"/>
+                <w:i w:val="0"/>
+                <w:sz w:val="22"/>
+              </w:rPr>
+              <w:t>liczby naturalne,</w:t>
+            </w:r>
+          </w:p>
+        </w:tc>
+        <w:tc>
+          <w:tcPr>
+            <w:tcW w:type="dxa" w:w="4252"/>
+          </w:tcPr>
+          <w:p>
+            <w:pPr>
+              <w:spacing w:before="20" w:after="20"/>
+            </w:pPr>
+            <w:r>
+              <w:rPr>
+                <w:rFonts w:ascii="Aptos" w:hAnsi="Aptos"/>
+                <w:b w:val="0"/>
+                <w:i w:val="0"/>
+                <w:sz w:val="22"/>
+              </w:rPr>
+            </w:r>
+          </w:p>
+        </w:tc>
+      </w:tr>
+      <w:tr>
+        <w:tc>
+          <w:tcPr>
+            <w:tcW w:type="dxa" w:w="680"/>
+          </w:tcPr>
+          <w:p>
+            <w:pPr>
+              <w:spacing w:before="20" w:after="20"/>
+            </w:pPr>
+            <w:r>
+              <w:rPr>
+                <w:rFonts w:ascii="Aptos" w:hAnsi="Aptos"/>
+                <w:b w:val="0"/>
+                <w:i w:val="0"/>
+                <w:sz w:val="22"/>
+              </w:rPr>
+              <w:t>4.</w:t>
+            </w:r>
+          </w:p>
+        </w:tc>
+        <w:tc>
+          <w:tcPr>
+            <w:tcW w:type="dxa" w:w="4536"/>
+          </w:tcPr>
+          <w:p>
+            <w:pPr>
+              <w:spacing w:before="20" w:after="20"/>
+            </w:pPr>
+            <w:r>
+              <w:rPr>
+                <w:rFonts w:ascii="Aptos" w:hAnsi="Aptos"/>
+                <w:b w:val="0"/>
+                <w:i w:val="0"/>
+                <w:sz w:val="22"/>
+              </w:rPr>
+              <w:t>liczby rzeczywiste,</w:t>
+            </w:r>
+          </w:p>
+        </w:tc>
+        <w:tc>
+          <w:tcPr>
+            <w:tcW w:type="dxa" w:w="4252"/>
+          </w:tcPr>
+          <w:p>
+            <w:pPr>
+              <w:spacing w:before="20" w:after="20"/>
+            </w:pPr>
+            <w:r>
+              <w:rPr>
+                <w:rFonts w:ascii="Aptos" w:hAnsi="Aptos"/>
+                <w:b w:val="0"/>
+                <w:i w:val="0"/>
+                <w:sz w:val="22"/>
+              </w:rPr>
+            </w:r>
+          </w:p>
+        </w:tc>
+      </w:tr>
+      <w:tr>
+        <w:tc>
+          <w:tcPr>
+            <w:tcW w:type="dxa" w:w="680"/>
+          </w:tcPr>
+          <w:p>
+            <w:pPr>
+              <w:spacing w:before="20" w:after="20"/>
+            </w:pPr>
+            <w:r>
+              <w:rPr>
+                <w:rFonts w:ascii="Aptos" w:hAnsi="Aptos"/>
+                <w:b w:val="0"/>
+                <w:i w:val="0"/>
+                <w:sz w:val="22"/>
+              </w:rPr>
+              <w:t>5.</w:t>
+            </w:r>
+          </w:p>
+        </w:tc>
+        <w:tc>
+          <w:tcPr>
+            <w:tcW w:type="dxa" w:w="4536"/>
+          </w:tcPr>
+          <w:p>
+            <w:pPr>
+              <w:spacing w:before="20" w:after="20"/>
+            </w:pPr>
+            <w:r>
+              <w:rPr>
+                <w:rFonts w:ascii="Aptos" w:hAnsi="Aptos"/>
+                <w:b w:val="0"/>
+                <w:i w:val="0"/>
+                <w:sz w:val="22"/>
+              </w:rPr>
+              <w:t>liczby całkowite,</w:t>
+            </w:r>
+          </w:p>
+        </w:tc>
+        <w:tc>
+          <w:tcPr>
+            <w:tcW w:type="dxa" w:w="4252"/>
+          </w:tcPr>
+          <w:p>
+            <w:pPr>
+              <w:spacing w:before="20" w:after="20"/>
+            </w:pPr>
+            <w:r>
+              <w:rPr>
+                <w:rFonts w:ascii="Aptos" w:hAnsi="Aptos"/>
+                <w:b w:val="0"/>
+                <w:i w:val="0"/>
+                <w:sz w:val="22"/>
+              </w:rPr>
+            </w:r>
+          </w:p>
+        </w:tc>
+      </w:tr>
+      <w:tr>
+        <w:tc>
+          <w:tcPr>
+            <w:tcW w:type="dxa" w:w="680"/>
+          </w:tcPr>
+          <w:p>
+            <w:pPr>
+              <w:spacing w:before="20" w:after="20"/>
+            </w:pPr>
+            <w:r>
+              <w:rPr>
+                <w:rFonts w:ascii="Aptos" w:hAnsi="Aptos"/>
+                <w:b w:val="0"/>
+                <w:i w:val="0"/>
+                <w:sz w:val="22"/>
+              </w:rPr>
+              <w:t>6.</w:t>
+            </w:r>
+          </w:p>
+        </w:tc>
+        <w:tc>
+          <w:tcPr>
+            <w:tcW w:type="dxa" w:w="4536"/>
+          </w:tcPr>
+          <w:p>
+            <w:pPr>
+              <w:spacing w:before="20" w:after="20"/>
+            </w:pPr>
+            <w:r>
+              <w:rPr>
+                <w:rFonts w:ascii="Aptos" w:hAnsi="Aptos"/>
+                <w:b w:val="0"/>
+                <w:i w:val="0"/>
+                <w:sz w:val="22"/>
+              </w:rPr>
+              <w:t>liczby wymierne,</w:t>
+            </w:r>
+          </w:p>
+        </w:tc>
+        <w:tc>
+          <w:tcPr>
+            <w:tcW w:type="dxa" w:w="4252"/>
+          </w:tcPr>
+          <w:p>
+            <w:pPr>
+              <w:spacing w:before="20" w:after="20"/>
+            </w:pPr>
+            <w:r>
+              <w:rPr>
+                <w:rFonts w:ascii="Aptos" w:hAnsi="Aptos"/>
+                <w:b w:val="0"/>
+                <w:i w:val="0"/>
+                <w:sz w:val="22"/>
+              </w:rPr>
+            </w:r>
+          </w:p>
+        </w:tc>
+      </w:tr>
+      <w:tr>
+        <w:tc>
+          <w:tcPr>
+            <w:tcW w:type="dxa" w:w="680"/>
+          </w:tcPr>
+          <w:p>
+            <w:pPr>
+              <w:spacing w:before="20" w:after="20"/>
+            </w:pPr>
+            <w:r>
+              <w:rPr>
+                <w:rFonts w:ascii="Aptos" w:hAnsi="Aptos"/>
+                <w:b w:val="0"/>
+                <w:i w:val="0"/>
+                <w:sz w:val="22"/>
+              </w:rPr>
+              <w:t>7.</w:t>
+            </w:r>
+          </w:p>
+        </w:tc>
+        <w:tc>
+          <w:tcPr>
+            <w:tcW w:type="dxa" w:w="4536"/>
+          </w:tcPr>
+          <w:p>
+            <w:pPr>
+              <w:spacing w:before="20" w:after="20"/>
+            </w:pPr>
+            <w:r>
+              <w:rPr>
+                <w:rFonts w:ascii="Aptos" w:hAnsi="Aptos"/>
+                <w:b w:val="0"/>
+                <w:i w:val="0"/>
+                <w:sz w:val="22"/>
+              </w:rPr>
+              <w:t>działania wykonywane na liczbach,</w:t>
+            </w:r>
+          </w:p>
+        </w:tc>
+        <w:tc>
+          <w:tcPr>
+            <w:tcW w:type="dxa" w:w="4252"/>
+          </w:tcPr>
+          <w:p>
+            <w:pPr>
+              <w:spacing w:before="20" w:after="20"/>
+            </w:pPr>
+            <w:r>
+              <w:rPr>
+                <w:rFonts w:ascii="Aptos" w:hAnsi="Aptos"/>
+                <w:b w:val="0"/>
+                <w:i w:val="0"/>
+                <w:sz w:val="22"/>
+              </w:rPr>
+            </w:r>
+          </w:p>
+        </w:tc>
+      </w:tr>
+      <w:tr>
+        <w:tc>
+          <w:tcPr>
+            <w:tcW w:type="dxa" w:w="680"/>
+          </w:tcPr>
+          <w:p>
+            <w:pPr>
+              <w:spacing w:before="20" w:after="20"/>
+            </w:pPr>
+            <w:r>
+              <w:rPr>
+                <w:rFonts w:ascii="Aptos" w:hAnsi="Aptos"/>
+                <w:b w:val="0"/>
+                <w:i w:val="0"/>
+                <w:sz w:val="22"/>
+              </w:rPr>
+              <w:t>8.</w:t>
+            </w:r>
+          </w:p>
+        </w:tc>
+        <w:tc>
+          <w:tcPr>
+            <w:tcW w:type="dxa" w:w="4536"/>
+          </w:tcPr>
+          <w:p>
+            <w:pPr>
+              <w:spacing w:before="20" w:after="20"/>
+            </w:pPr>
+            <w:r>
+              <w:rPr>
+                <w:rFonts w:ascii="Aptos" w:hAnsi="Aptos"/>
+                <w:b w:val="0"/>
+                <w:i w:val="0"/>
+                <w:sz w:val="22"/>
+              </w:rPr>
+              <w:t>notacja pozycyjna,</w:t>
+            </w:r>
+          </w:p>
+        </w:tc>
+        <w:tc>
+          <w:tcPr>
+            <w:tcW w:type="dxa" w:w="4252"/>
+          </w:tcPr>
+          <w:p>
+            <w:pPr>
+              <w:spacing w:before="20" w:after="20"/>
+            </w:pPr>
+            <w:r>
+              <w:rPr>
+                <w:rFonts w:ascii="Aptos" w:hAnsi="Aptos"/>
+                <w:b w:val="0"/>
+                <w:i w:val="0"/>
+                <w:sz w:val="22"/>
+              </w:rPr>
+            </w:r>
+          </w:p>
+        </w:tc>
+      </w:tr>
+      <w:tr>
+        <w:tc>
+          <w:tcPr>
+            <w:tcW w:type="dxa" w:w="680"/>
+          </w:tcPr>
+          <w:p>
+            <w:pPr>
+              <w:spacing w:before="20" w:after="20"/>
+            </w:pPr>
+            <w:r>
+              <w:rPr>
+                <w:rFonts w:ascii="Aptos" w:hAnsi="Aptos"/>
+                <w:b w:val="0"/>
+                <w:i w:val="0"/>
+                <w:sz w:val="22"/>
+              </w:rPr>
+              <w:t>9.</w:t>
+            </w:r>
+          </w:p>
+        </w:tc>
+        <w:tc>
+          <w:tcPr>
+            <w:tcW w:type="dxa" w:w="4536"/>
+          </w:tcPr>
+          <w:p>
+            <w:pPr>
+              <w:spacing w:before="20" w:after="20"/>
+            </w:pPr>
+            <w:r>
+              <w:rPr>
+                <w:rFonts w:ascii="Aptos" w:hAnsi="Aptos"/>
+                <w:b w:val="0"/>
+                <w:i w:val="0"/>
+                <w:sz w:val="22"/>
+              </w:rPr>
+              <w:t>figury geometryczne,</w:t>
+            </w:r>
+          </w:p>
+        </w:tc>
+        <w:tc>
+          <w:tcPr>
+            <w:tcW w:type="dxa" w:w="4252"/>
+          </w:tcPr>
+          <w:p>
+            <w:pPr>
+              <w:spacing w:before="20" w:after="20"/>
+            </w:pPr>
+            <w:r>
+              <w:rPr>
+                <w:rFonts w:ascii="Aptos" w:hAnsi="Aptos"/>
+                <w:b w:val="0"/>
+                <w:i w:val="0"/>
+                <w:sz w:val="22"/>
+              </w:rPr>
+            </w:r>
+          </w:p>
+        </w:tc>
+      </w:tr>
+      <w:tr>
+        <w:tc>
+          <w:tcPr>
+            <w:tcW w:type="dxa" w:w="680"/>
+          </w:tcPr>
+          <w:p>
+            <w:pPr>
+              <w:spacing w:before="20" w:after="20"/>
+            </w:pPr>
+            <w:r>
+              <w:rPr>
+                <w:rFonts w:ascii="Aptos" w:hAnsi="Aptos"/>
+                <w:b w:val="0"/>
+                <w:i w:val="0"/>
+                <w:sz w:val="22"/>
+              </w:rPr>
+              <w:t>10.</w:t>
+            </w:r>
+          </w:p>
+        </w:tc>
+        <w:tc>
+          <w:tcPr>
+            <w:tcW w:type="dxa" w:w="4536"/>
+          </w:tcPr>
+          <w:p>
+            <w:pPr>
+              <w:spacing w:before="20" w:after="20"/>
+            </w:pPr>
+            <w:r>
+              <w:rPr>
+                <w:rFonts w:ascii="Aptos" w:hAnsi="Aptos"/>
+                <w:b w:val="0"/>
+                <w:i w:val="0"/>
+                <w:sz w:val="22"/>
+              </w:rPr>
+              <w:t>macierze,</w:t>
+            </w:r>
+          </w:p>
+        </w:tc>
+        <w:tc>
+          <w:tcPr>
+            <w:tcW w:type="dxa" w:w="4252"/>
+          </w:tcPr>
+          <w:p>
+            <w:pPr>
+              <w:spacing w:before="20" w:after="20"/>
+            </w:pPr>
+            <w:r>
+              <w:rPr>
+                <w:rFonts w:ascii="Aptos" w:hAnsi="Aptos"/>
+                <w:b w:val="0"/>
+                <w:i w:val="0"/>
+                <w:sz w:val="22"/>
+              </w:rPr>
+            </w:r>
+          </w:p>
+        </w:tc>
+      </w:tr>
+      <w:tr>
+        <w:tc>
+          <w:tcPr>
+            <w:tcW w:type="dxa" w:w="680"/>
+          </w:tcPr>
+          <w:p>
+            <w:pPr>
+              <w:spacing w:before="20" w:after="20"/>
+            </w:pPr>
+            <w:r>
+              <w:rPr>
+                <w:rFonts w:ascii="Aptos" w:hAnsi="Aptos"/>
+                <w:b w:val="0"/>
+                <w:i w:val="0"/>
+                <w:sz w:val="22"/>
+              </w:rPr>
+              <w:t>11.</w:t>
+            </w:r>
+          </w:p>
+        </w:tc>
+        <w:tc>
+          <w:tcPr>
+            <w:tcW w:type="dxa" w:w="4536"/>
+          </w:tcPr>
+          <w:p>
+            <w:pPr>
+              <w:spacing w:before="20" w:after="20"/>
+            </w:pPr>
+            <w:r>
+              <w:rPr>
+                <w:rFonts w:ascii="Aptos" w:hAnsi="Aptos"/>
+                <w:b w:val="0"/>
+                <w:i w:val="0"/>
+                <w:sz w:val="22"/>
+              </w:rPr>
+              <w:t>typy danych,</w:t>
+            </w:r>
+          </w:p>
+        </w:tc>
+        <w:tc>
+          <w:tcPr>
+            <w:tcW w:type="dxa" w:w="4252"/>
+          </w:tcPr>
+          <w:p>
+            <w:pPr>
+              <w:spacing w:before="20" w:after="20"/>
+            </w:pPr>
+            <w:r>
+              <w:rPr>
+                <w:rFonts w:ascii="Aptos" w:hAnsi="Aptos"/>
+                <w:b w:val="0"/>
+                <w:i w:val="0"/>
+                <w:sz w:val="22"/>
+              </w:rPr>
+            </w:r>
+          </w:p>
+        </w:tc>
+      </w:tr>
+      <w:tr>
+        <w:tc>
+          <w:tcPr>
+            <w:tcW w:type="dxa" w:w="680"/>
+          </w:tcPr>
+          <w:p>
+            <w:pPr>
+              <w:spacing w:before="20" w:after="20"/>
+            </w:pPr>
+            <w:r>
+              <w:rPr>
+                <w:rFonts w:ascii="Aptos" w:hAnsi="Aptos"/>
+                <w:b w:val="0"/>
+                <w:i w:val="0"/>
+                <w:sz w:val="22"/>
+              </w:rPr>
+              <w:t>12.</w:t>
+            </w:r>
+          </w:p>
+        </w:tc>
+        <w:tc>
+          <w:tcPr>
+            <w:tcW w:type="dxa" w:w="4536"/>
+          </w:tcPr>
+          <w:p>
+            <w:pPr>
+              <w:spacing w:before="20" w:after="20"/>
+            </w:pPr>
+            <w:r>
+              <w:rPr>
+                <w:rFonts w:ascii="Aptos" w:hAnsi="Aptos"/>
+                <w:b w:val="0"/>
+                <w:i w:val="0"/>
+                <w:sz w:val="22"/>
+              </w:rPr>
+              <w:t>tryb całkowitoliczbowy,</w:t>
+            </w:r>
+          </w:p>
+        </w:tc>
+        <w:tc>
+          <w:tcPr>
+            <w:tcW w:type="dxa" w:w="4252"/>
+          </w:tcPr>
+          <w:p>
+            <w:pPr>
+              <w:spacing w:before="20" w:after="20"/>
+            </w:pPr>
+            <w:r>
+              <w:rPr>
+                <w:rFonts w:ascii="Aptos" w:hAnsi="Aptos"/>
+                <w:b w:val="0"/>
+                <w:i w:val="0"/>
+                <w:sz w:val="22"/>
+              </w:rPr>
+            </w:r>
+          </w:p>
+        </w:tc>
+      </w:tr>
+      <w:tr>
+        <w:tc>
+          <w:tcPr>
+            <w:tcW w:type="dxa" w:w="680"/>
+          </w:tcPr>
+          <w:p>
+            <w:pPr>
+              <w:spacing w:before="20" w:after="20"/>
+            </w:pPr>
+            <w:r>
+              <w:rPr>
+                <w:rFonts w:ascii="Aptos" w:hAnsi="Aptos"/>
+                <w:b w:val="0"/>
+                <w:i w:val="0"/>
+                <w:sz w:val="22"/>
+              </w:rPr>
+              <w:t>13.</w:t>
+            </w:r>
+          </w:p>
+        </w:tc>
+        <w:tc>
+          <w:tcPr>
+            <w:tcW w:type="dxa" w:w="4536"/>
+          </w:tcPr>
+          <w:p>
+            <w:pPr>
+              <w:spacing w:before="20" w:after="20"/>
+            </w:pPr>
+            <w:r>
+              <w:rPr>
+                <w:rFonts w:ascii="Aptos" w:hAnsi="Aptos"/>
+                <w:b w:val="0"/>
+                <w:i w:val="0"/>
+                <w:sz w:val="22"/>
+              </w:rPr>
+              <w:t>tryb zmiennoprzecinkowy,</w:t>
+            </w:r>
+          </w:p>
+        </w:tc>
+        <w:tc>
+          <w:tcPr>
+            <w:tcW w:type="dxa" w:w="4252"/>
+          </w:tcPr>
+          <w:p>
+            <w:pPr>
+              <w:spacing w:before="20" w:after="20"/>
+            </w:pPr>
+            <w:r>
+              <w:rPr>
+                <w:rFonts w:ascii="Aptos" w:hAnsi="Aptos"/>
+                <w:b w:val="0"/>
+                <w:i w:val="0"/>
+                <w:sz w:val="22"/>
+              </w:rPr>
+            </w:r>
+          </w:p>
+        </w:tc>
+      </w:tr>
+      <w:tr>
+        <w:tc>
+          <w:tcPr>
+            <w:tcW w:type="dxa" w:w="680"/>
+          </w:tcPr>
+          <w:p>
+            <w:pPr>
+              <w:spacing w:before="20" w:after="20"/>
+            </w:pPr>
+            <w:r>
+              <w:rPr>
+                <w:rFonts w:ascii="Aptos" w:hAnsi="Aptos"/>
+                <w:b w:val="0"/>
+                <w:i w:val="0"/>
+                <w:sz w:val="22"/>
+              </w:rPr>
+              <w:t>14.</w:t>
+            </w:r>
+          </w:p>
+        </w:tc>
+        <w:tc>
+          <w:tcPr>
+            <w:tcW w:type="dxa" w:w="4536"/>
+          </w:tcPr>
+          <w:p>
+            <w:pPr>
+              <w:spacing w:before="20" w:after="20"/>
+            </w:pPr>
+            <w:r>
+              <w:rPr>
+                <w:rFonts w:ascii="Aptos" w:hAnsi="Aptos"/>
+                <w:b w:val="0"/>
+                <w:i w:val="0"/>
+                <w:sz w:val="22"/>
+              </w:rPr>
+              <w:t>tekstowe typy danych etc.</w:t>
+            </w:r>
+          </w:p>
+        </w:tc>
+        <w:tc>
+          <w:tcPr>
+            <w:tcW w:type="dxa" w:w="4252"/>
+          </w:tcPr>
+          <w:p>
+            <w:pPr>
+              <w:spacing w:before="20" w:after="20"/>
+            </w:pPr>
+            <w:r>
+              <w:rPr>
+                <w:rFonts w:ascii="Aptos" w:hAnsi="Aptos"/>
+                <w:b w:val="0"/>
+                <w:i w:val="0"/>
+                <w:sz w:val="22"/>
+              </w:rPr>
+            </w:r>
+          </w:p>
+        </w:tc>
+      </w:tr>
+      <w:tr>
+        <w:tc>
+          <w:tcPr>
+            <w:tcW w:type="dxa" w:w="680"/>
+          </w:tcPr>
+          <w:p>
+            <w:pPr>
+              <w:spacing w:before="20" w:after="20"/>
+            </w:pPr>
+            <w:r>
+              <w:rPr>
+                <w:rFonts w:ascii="Aptos" w:hAnsi="Aptos"/>
+                <w:b w:val="0"/>
+                <w:i w:val="0"/>
+                <w:sz w:val="22"/>
+              </w:rPr>
+              <w:t>15.</w:t>
+            </w:r>
+          </w:p>
+        </w:tc>
+        <w:tc>
+          <w:tcPr>
+            <w:tcW w:type="dxa" w:w="4536"/>
+          </w:tcPr>
+          <w:p>
+            <w:pPr>
+              <w:spacing w:before="20" w:after="20"/>
+            </w:pPr>
+            <w:r>
+              <w:rPr>
+                <w:rFonts w:ascii="Aptos" w:hAnsi="Aptos"/>
+                <w:b w:val="0"/>
+                <w:i w:val="0"/>
+                <w:sz w:val="22"/>
+              </w:rPr>
+              <w:t>2.Zagadnienia biznesowe (w zależności od poziomu zaawansowania grupy) np.</w:t>
+            </w:r>
+          </w:p>
+        </w:tc>
+        <w:tc>
+          <w:tcPr>
+            <w:tcW w:type="dxa" w:w="4252"/>
+          </w:tcPr>
+          <w:p>
+            <w:pPr>
+              <w:spacing w:before="20" w:after="20"/>
+            </w:pPr>
+            <w:r>
+              <w:rPr>
+                <w:rFonts w:ascii="Aptos" w:hAnsi="Aptos"/>
+                <w:b w:val="0"/>
+                <w:i w:val="0"/>
+                <w:sz w:val="22"/>
+              </w:rPr>
+            </w:r>
+          </w:p>
+        </w:tc>
+      </w:tr>
+      <w:tr>
+        <w:tc>
+          <w:tcPr>
+            <w:tcW w:type="dxa" w:w="680"/>
+          </w:tcPr>
+          <w:p>
+            <w:pPr>
+              <w:spacing w:before="20" w:after="20"/>
+            </w:pPr>
+            <w:r>
+              <w:rPr>
+                <w:rFonts w:ascii="Aptos" w:hAnsi="Aptos"/>
+                <w:b w:val="0"/>
+                <w:i w:val="0"/>
+                <w:sz w:val="22"/>
+              </w:rPr>
+              <w:t>16.</w:t>
+            </w:r>
+          </w:p>
+        </w:tc>
+        <w:tc>
+          <w:tcPr>
+            <w:tcW w:type="dxa" w:w="4536"/>
+          </w:tcPr>
+          <w:p>
+            <w:pPr>
+              <w:spacing w:before="20" w:after="20"/>
+            </w:pPr>
+            <w:r>
+              <w:rPr>
+                <w:rFonts w:ascii="Aptos" w:hAnsi="Aptos"/>
+                <w:b w:val="0"/>
+                <w:i w:val="0"/>
+                <w:sz w:val="22"/>
+              </w:rPr>
+              <w:t>debatowanie,</w:t>
+            </w:r>
+          </w:p>
+        </w:tc>
+        <w:tc>
+          <w:tcPr>
+            <w:tcW w:type="dxa" w:w="4252"/>
+          </w:tcPr>
+          <w:p>
+            <w:pPr>
+              <w:spacing w:before="20" w:after="20"/>
+            </w:pPr>
+            <w:r>
+              <w:rPr>
+                <w:rFonts w:ascii="Aptos" w:hAnsi="Aptos"/>
+                <w:b w:val="0"/>
+                <w:i w:val="0"/>
+                <w:sz w:val="22"/>
+              </w:rPr>
+            </w:r>
+          </w:p>
+        </w:tc>
+      </w:tr>
+      <w:tr>
+        <w:tc>
+          <w:tcPr>
+            <w:tcW w:type="dxa" w:w="680"/>
+          </w:tcPr>
+          <w:p>
+            <w:pPr>
+              <w:spacing w:before="20" w:after="20"/>
+            </w:pPr>
+            <w:r>
+              <w:rPr>
+                <w:rFonts w:ascii="Aptos" w:hAnsi="Aptos"/>
+                <w:b w:val="0"/>
+                <w:i w:val="0"/>
+                <w:sz w:val="22"/>
+              </w:rPr>
+              <w:t>17.</w:t>
+            </w:r>
+          </w:p>
+        </w:tc>
+        <w:tc>
+          <w:tcPr>
+            <w:tcW w:type="dxa" w:w="4536"/>
+          </w:tcPr>
+          <w:p>
+            <w:pPr>
+              <w:spacing w:before="20" w:after="20"/>
+            </w:pPr>
+            <w:r>
+              <w:rPr>
+                <w:rFonts w:ascii="Aptos" w:hAnsi="Aptos"/>
+                <w:b w:val="0"/>
+                <w:i w:val="0"/>
+                <w:sz w:val="22"/>
+              </w:rPr>
+              <w:t>wywieranie wpływu,</w:t>
+            </w:r>
+          </w:p>
+        </w:tc>
+        <w:tc>
+          <w:tcPr>
+            <w:tcW w:type="dxa" w:w="4252"/>
+          </w:tcPr>
+          <w:p>
+            <w:pPr>
+              <w:spacing w:before="20" w:after="20"/>
+            </w:pPr>
+            <w:r>
+              <w:rPr>
+                <w:rFonts w:ascii="Aptos" w:hAnsi="Aptos"/>
+                <w:b w:val="0"/>
+                <w:i w:val="0"/>
+                <w:sz w:val="22"/>
+              </w:rPr>
+            </w:r>
+          </w:p>
+        </w:tc>
+      </w:tr>
+      <w:tr>
+        <w:tc>
+          <w:tcPr>
+            <w:tcW w:type="dxa" w:w="680"/>
+          </w:tcPr>
+          <w:p>
+            <w:pPr>
+              <w:spacing w:before="20" w:after="20"/>
+            </w:pPr>
+            <w:r>
+              <w:rPr>
+                <w:rFonts w:ascii="Aptos" w:hAnsi="Aptos"/>
+                <w:b w:val="0"/>
+                <w:i w:val="0"/>
+                <w:sz w:val="22"/>
+              </w:rPr>
+              <w:t>18.</w:t>
+            </w:r>
+          </w:p>
+        </w:tc>
+        <w:tc>
+          <w:tcPr>
+            <w:tcW w:type="dxa" w:w="4536"/>
+          </w:tcPr>
+          <w:p>
+            <w:pPr>
+              <w:spacing w:before="20" w:after="20"/>
+            </w:pPr>
+            <w:r>
+              <w:rPr>
+                <w:rFonts w:ascii="Aptos" w:hAnsi="Aptos"/>
+                <w:b w:val="0"/>
+                <w:i w:val="0"/>
+                <w:sz w:val="22"/>
+              </w:rPr>
+              <w:t>podejmowanie decyzji,</w:t>
+            </w:r>
+          </w:p>
+        </w:tc>
+        <w:tc>
+          <w:tcPr>
+            <w:tcW w:type="dxa" w:w="4252"/>
+          </w:tcPr>
+          <w:p>
+            <w:pPr>
+              <w:spacing w:before="20" w:after="20"/>
+            </w:pPr>
+            <w:r>
+              <w:rPr>
+                <w:rFonts w:ascii="Aptos" w:hAnsi="Aptos"/>
+                <w:b w:val="0"/>
+                <w:i w:val="0"/>
+                <w:sz w:val="22"/>
+              </w:rPr>
+            </w:r>
+          </w:p>
+        </w:tc>
+      </w:tr>
+      <w:tr>
+        <w:tc>
+          <w:tcPr>
+            <w:tcW w:type="dxa" w:w="680"/>
+          </w:tcPr>
+          <w:p>
+            <w:pPr>
+              <w:spacing w:before="20" w:after="20"/>
+            </w:pPr>
+            <w:r>
+              <w:rPr>
+                <w:rFonts w:ascii="Aptos" w:hAnsi="Aptos"/>
+                <w:b w:val="0"/>
+                <w:i w:val="0"/>
+                <w:sz w:val="22"/>
+              </w:rPr>
+              <w:t>19.</w:t>
+            </w:r>
+          </w:p>
+        </w:tc>
+        <w:tc>
+          <w:tcPr>
+            <w:tcW w:type="dxa" w:w="4536"/>
+          </w:tcPr>
+          <w:p>
+            <w:pPr>
+              <w:spacing w:before="20" w:after="20"/>
+            </w:pPr>
+            <w:r>
+              <w:rPr>
+                <w:rFonts w:ascii="Aptos" w:hAnsi="Aptos"/>
+                <w:b w:val="0"/>
+                <w:i w:val="0"/>
+                <w:sz w:val="22"/>
+              </w:rPr>
+              <w:t>komunikacja w biznesie,</w:t>
+            </w:r>
+          </w:p>
+        </w:tc>
+        <w:tc>
+          <w:tcPr>
+            <w:tcW w:type="dxa" w:w="4252"/>
+          </w:tcPr>
+          <w:p>
+            <w:pPr>
+              <w:spacing w:before="20" w:after="20"/>
+            </w:pPr>
+            <w:r>
+              <w:rPr>
+                <w:rFonts w:ascii="Aptos" w:hAnsi="Aptos"/>
+                <w:b w:val="0"/>
+                <w:i w:val="0"/>
+                <w:sz w:val="22"/>
+              </w:rPr>
+            </w:r>
+          </w:p>
+        </w:tc>
+      </w:tr>
+      <w:tr>
+        <w:tc>
+          <w:tcPr>
+            <w:tcW w:type="dxa" w:w="680"/>
+          </w:tcPr>
+          <w:p>
+            <w:pPr>
+              <w:spacing w:before="20" w:after="20"/>
+            </w:pPr>
+            <w:r>
+              <w:rPr>
+                <w:rFonts w:ascii="Aptos" w:hAnsi="Aptos"/>
+                <w:b w:val="0"/>
+                <w:i w:val="0"/>
+                <w:sz w:val="22"/>
+              </w:rPr>
+              <w:t>20.</w:t>
+            </w:r>
+          </w:p>
+        </w:tc>
+        <w:tc>
+          <w:tcPr>
+            <w:tcW w:type="dxa" w:w="4536"/>
+          </w:tcPr>
+          <w:p>
+            <w:pPr>
+              <w:spacing w:before="20" w:after="20"/>
+            </w:pPr>
+            <w:r>
+              <w:rPr>
+                <w:rFonts w:ascii="Aptos" w:hAnsi="Aptos"/>
+                <w:b w:val="0"/>
+                <w:i w:val="0"/>
+                <w:sz w:val="22"/>
+              </w:rPr>
+              <w:t>marki,</w:t>
+            </w:r>
+          </w:p>
+        </w:tc>
+        <w:tc>
+          <w:tcPr>
+            <w:tcW w:type="dxa" w:w="4252"/>
+          </w:tcPr>
+          <w:p>
+            <w:pPr>
+              <w:spacing w:before="20" w:after="20"/>
+            </w:pPr>
+            <w:r>
+              <w:rPr>
+                <w:rFonts w:ascii="Aptos" w:hAnsi="Aptos"/>
+                <w:b w:val="0"/>
+                <w:i w:val="0"/>
+                <w:sz w:val="22"/>
+              </w:rPr>
+            </w:r>
+          </w:p>
+        </w:tc>
+      </w:tr>
+      <w:tr>
+        <w:tc>
+          <w:tcPr>
+            <w:tcW w:type="dxa" w:w="680"/>
+          </w:tcPr>
+          <w:p>
+            <w:pPr>
+              <w:spacing w:before="20" w:after="20"/>
+            </w:pPr>
+            <w:r>
+              <w:rPr>
+                <w:rFonts w:ascii="Aptos" w:hAnsi="Aptos"/>
+                <w:b w:val="0"/>
+                <w:i w:val="0"/>
+                <w:sz w:val="22"/>
+              </w:rPr>
+              <w:t>21.</w:t>
+            </w:r>
+          </w:p>
+        </w:tc>
+        <w:tc>
+          <w:tcPr>
+            <w:tcW w:type="dxa" w:w="4536"/>
+          </w:tcPr>
+          <w:p>
+            <w:pPr>
+              <w:spacing w:before="20" w:after="20"/>
+            </w:pPr>
+            <w:r>
+              <w:rPr>
+                <w:rFonts w:ascii="Aptos" w:hAnsi="Aptos"/>
+                <w:b w:val="0"/>
+                <w:i w:val="0"/>
+                <w:sz w:val="22"/>
+              </w:rPr>
+              <w:t>zatrudnienie,</w:t>
+            </w:r>
+          </w:p>
+        </w:tc>
+        <w:tc>
+          <w:tcPr>
+            <w:tcW w:type="dxa" w:w="4252"/>
+          </w:tcPr>
+          <w:p>
+            <w:pPr>
+              <w:spacing w:before="20" w:after="20"/>
+            </w:pPr>
+            <w:r>
+              <w:rPr>
+                <w:rFonts w:ascii="Aptos" w:hAnsi="Aptos"/>
+                <w:b w:val="0"/>
+                <w:i w:val="0"/>
+                <w:sz w:val="22"/>
+              </w:rPr>
+            </w:r>
+          </w:p>
+        </w:tc>
+      </w:tr>
+      <w:tr>
+        <w:tc>
+          <w:tcPr>
+            <w:tcW w:type="dxa" w:w="680"/>
+          </w:tcPr>
+          <w:p>
+            <w:pPr>
+              <w:spacing w:before="20" w:after="20"/>
+            </w:pPr>
+            <w:r>
+              <w:rPr>
+                <w:rFonts w:ascii="Aptos" w:hAnsi="Aptos"/>
+                <w:b w:val="0"/>
+                <w:i w:val="0"/>
+                <w:sz w:val="22"/>
+              </w:rPr>
+              <w:t>22.</w:t>
+            </w:r>
+          </w:p>
+        </w:tc>
+        <w:tc>
+          <w:tcPr>
+            <w:tcW w:type="dxa" w:w="4536"/>
+          </w:tcPr>
+          <w:p>
+            <w:pPr>
+              <w:spacing w:before="20" w:after="20"/>
+            </w:pPr>
+            <w:r>
+              <w:rPr>
+                <w:rFonts w:ascii="Aptos" w:hAnsi="Aptos"/>
+                <w:b w:val="0"/>
+                <w:i w:val="0"/>
+                <w:sz w:val="22"/>
+              </w:rPr>
+              <w:t>etyka zawodowa,</w:t>
+            </w:r>
+          </w:p>
+        </w:tc>
+        <w:tc>
+          <w:tcPr>
+            <w:tcW w:type="dxa" w:w="4252"/>
+          </w:tcPr>
+          <w:p>
+            <w:pPr>
+              <w:spacing w:before="20" w:after="20"/>
+            </w:pPr>
+            <w:r>
+              <w:rPr>
+                <w:rFonts w:ascii="Aptos" w:hAnsi="Aptos"/>
+                <w:b w:val="0"/>
+                <w:i w:val="0"/>
+                <w:sz w:val="22"/>
+              </w:rPr>
+            </w:r>
+          </w:p>
+        </w:tc>
+      </w:tr>
+      <w:tr>
+        <w:tc>
+          <w:tcPr>
+            <w:tcW w:type="dxa" w:w="680"/>
+          </w:tcPr>
+          <w:p>
+            <w:pPr>
+              <w:spacing w:before="20" w:after="20"/>
+            </w:pPr>
+            <w:r>
+              <w:rPr>
+                <w:rFonts w:ascii="Aptos" w:hAnsi="Aptos"/>
+                <w:b w:val="0"/>
+                <w:i w:val="0"/>
+                <w:sz w:val="22"/>
+              </w:rPr>
+              <w:t>23.</w:t>
+            </w:r>
+          </w:p>
+        </w:tc>
+        <w:tc>
+          <w:tcPr>
+            <w:tcW w:type="dxa" w:w="4536"/>
+          </w:tcPr>
+          <w:p>
+            <w:pPr>
+              <w:spacing w:before="20" w:after="20"/>
+            </w:pPr>
+            <w:r>
+              <w:rPr>
+                <w:rFonts w:ascii="Aptos" w:hAnsi="Aptos"/>
+                <w:b w:val="0"/>
+                <w:i w:val="0"/>
+                <w:sz w:val="22"/>
+              </w:rPr>
+              <w:t>team building,</w:t>
+            </w:r>
+          </w:p>
+        </w:tc>
+        <w:tc>
+          <w:tcPr>
+            <w:tcW w:type="dxa" w:w="4252"/>
+          </w:tcPr>
+          <w:p>
+            <w:pPr>
+              <w:spacing w:before="20" w:after="20"/>
+            </w:pPr>
+            <w:r>
+              <w:rPr>
+                <w:rFonts w:ascii="Aptos" w:hAnsi="Aptos"/>
+                <w:b w:val="0"/>
+                <w:i w:val="0"/>
+                <w:sz w:val="22"/>
+              </w:rPr>
+            </w:r>
+          </w:p>
+        </w:tc>
+      </w:tr>
+      <w:tr>
+        <w:tc>
+          <w:tcPr>
+            <w:tcW w:type="dxa" w:w="680"/>
+          </w:tcPr>
+          <w:p>
+            <w:pPr>
+              <w:spacing w:before="20" w:after="20"/>
+            </w:pPr>
+            <w:r>
+              <w:rPr>
+                <w:rFonts w:ascii="Aptos" w:hAnsi="Aptos"/>
+                <w:b w:val="0"/>
+                <w:i w:val="0"/>
+                <w:sz w:val="22"/>
+              </w:rPr>
+              <w:t>24.</w:t>
+            </w:r>
+          </w:p>
+        </w:tc>
+        <w:tc>
+          <w:tcPr>
+            <w:tcW w:type="dxa" w:w="4536"/>
+          </w:tcPr>
+          <w:p>
+            <w:pPr>
+              <w:spacing w:before="20" w:after="20"/>
+            </w:pPr>
+            <w:r>
+              <w:rPr>
+                <w:rFonts w:ascii="Aptos" w:hAnsi="Aptos"/>
+                <w:b w:val="0"/>
+                <w:i w:val="0"/>
+                <w:sz w:val="22"/>
+              </w:rPr>
+              <w:t>style zarządzania,  rynki międzynarodowe etc.</w:t>
+            </w:r>
+          </w:p>
+        </w:tc>
+        <w:tc>
+          <w:tcPr>
+            <w:tcW w:type="dxa" w:w="4252"/>
+          </w:tcPr>
+          <w:p>
+            <w:pPr>
+              <w:spacing w:before="20" w:after="20"/>
+            </w:pPr>
+            <w:r>
+              <w:rPr>
+                <w:rFonts w:ascii="Aptos" w:hAnsi="Aptos"/>
+                <w:b w:val="0"/>
+                <w:i w:val="0"/>
+                <w:sz w:val="22"/>
+              </w:rPr>
+            </w:r>
+          </w:p>
+        </w:tc>
+      </w:tr>
+      <w:tr>
+        <w:tc>
+          <w:tcPr>
+            <w:tcW w:type="dxa" w:w="680"/>
+          </w:tcPr>
+          <w:p>
+            <w:pPr>
+              <w:spacing w:before="20" w:after="20"/>
+            </w:pPr>
+            <w:r>
+              <w:rPr>
+                <w:rFonts w:ascii="Aptos" w:hAnsi="Aptos"/>
+                <w:b w:val="0"/>
+                <w:i w:val="0"/>
+                <w:sz w:val="22"/>
+              </w:rPr>
+              <w:t>25.</w:t>
+            </w:r>
+          </w:p>
+        </w:tc>
+        <w:tc>
+          <w:tcPr>
+            <w:tcW w:type="dxa" w:w="4536"/>
+          </w:tcPr>
+          <w:p>
+            <w:pPr>
+              <w:spacing w:before="20" w:after="20"/>
+            </w:pPr>
+            <w:r>
+              <w:rPr>
+                <w:rFonts w:ascii="Aptos" w:hAnsi="Aptos"/>
+                <w:b w:val="0"/>
+                <w:i w:val="0"/>
+                <w:sz w:val="22"/>
+              </w:rPr>
+              <w:t>3. Teksty specjalistyczne o tematyce związanej z informatyką, technologią.  Pogłębianie umiejętności czytania ze zrozumieniem tekstów bazujących na oryginalnych materiałach źródłowych.</w:t>
+            </w:r>
+          </w:p>
+        </w:tc>
+        <w:tc>
+          <w:tcPr>
+            <w:tcW w:type="dxa" w:w="4252"/>
+          </w:tcPr>
+          <w:p>
+            <w:pPr>
+              <w:spacing w:before="20" w:after="20"/>
+            </w:pPr>
+            <w:r>
+              <w:rPr>
+                <w:rFonts w:ascii="Aptos" w:hAnsi="Aptos"/>
+                <w:b w:val="0"/>
+                <w:i w:val="0"/>
+                <w:sz w:val="22"/>
+              </w:rPr>
+            </w:r>
+          </w:p>
+        </w:tc>
+      </w:tr>
+      <w:tr>
+        <w:tc>
+          <w:tcPr>
+            <w:tcW w:type="dxa" w:w="680"/>
+          </w:tcPr>
+          <w:p>
+            <w:pPr>
+              <w:spacing w:before="20" w:after="20"/>
+            </w:pPr>
+            <w:r>
+              <w:rPr>
+                <w:rFonts w:ascii="Aptos" w:hAnsi="Aptos"/>
+                <w:b w:val="0"/>
+                <w:i w:val="0"/>
+                <w:sz w:val="22"/>
+              </w:rPr>
+              <w:t>26.</w:t>
+            </w:r>
+          </w:p>
+        </w:tc>
+        <w:tc>
+          <w:tcPr>
+            <w:tcW w:type="dxa" w:w="4536"/>
+          </w:tcPr>
+          <w:p>
+            <w:pPr>
+              <w:spacing w:before="20" w:after="20"/>
+            </w:pPr>
+            <w:r>
+              <w:rPr>
+                <w:rFonts w:ascii="Aptos" w:hAnsi="Aptos"/>
+                <w:b w:val="0"/>
+                <w:i w:val="0"/>
+                <w:sz w:val="22"/>
+              </w:rPr>
+              <w:t>4. Zagadnienia z zakresu informatyki (w zależności od poziomu zaawansowania grupy np).</w:t>
+            </w:r>
+          </w:p>
+        </w:tc>
+        <w:tc>
+          <w:tcPr>
+            <w:tcW w:type="dxa" w:w="4252"/>
+          </w:tcPr>
+          <w:p>
+            <w:pPr>
+              <w:spacing w:before="20" w:after="20"/>
+            </w:pPr>
+            <w:r>
+              <w:rPr>
+                <w:rFonts w:ascii="Aptos" w:hAnsi="Aptos"/>
+                <w:b w:val="0"/>
+                <w:i w:val="0"/>
+                <w:sz w:val="22"/>
+              </w:rPr>
+            </w:r>
+          </w:p>
+        </w:tc>
+      </w:tr>
+      <w:tr>
+        <w:tc>
+          <w:tcPr>
+            <w:tcW w:type="dxa" w:w="680"/>
+          </w:tcPr>
+          <w:p>
+            <w:pPr>
+              <w:spacing w:before="20" w:after="20"/>
+            </w:pPr>
+            <w:r>
+              <w:rPr>
+                <w:rFonts w:ascii="Aptos" w:hAnsi="Aptos"/>
+                <w:b w:val="0"/>
+                <w:i w:val="0"/>
+                <w:sz w:val="22"/>
+              </w:rPr>
+              <w:t>27.</w:t>
+            </w:r>
+          </w:p>
+        </w:tc>
+        <w:tc>
+          <w:tcPr>
+            <w:tcW w:type="dxa" w:w="4536"/>
+          </w:tcPr>
+          <w:p>
+            <w:pPr>
+              <w:spacing w:before="20" w:after="20"/>
+            </w:pPr>
+            <w:r>
+              <w:rPr>
+                <w:rFonts w:ascii="Aptos" w:hAnsi="Aptos"/>
+                <w:b w:val="0"/>
+                <w:i w:val="0"/>
+                <w:sz w:val="22"/>
+              </w:rPr>
+              <w:t>zastosowanie komputerów w życiu codziennym,</w:t>
+            </w:r>
+          </w:p>
+        </w:tc>
+        <w:tc>
+          <w:tcPr>
+            <w:tcW w:type="dxa" w:w="4252"/>
+          </w:tcPr>
+          <w:p>
+            <w:pPr>
+              <w:spacing w:before="20" w:after="20"/>
+            </w:pPr>
+            <w:r>
+              <w:rPr>
+                <w:rFonts w:ascii="Aptos" w:hAnsi="Aptos"/>
+                <w:b w:val="0"/>
+                <w:i w:val="0"/>
+                <w:sz w:val="22"/>
+              </w:rPr>
+            </w:r>
+          </w:p>
+        </w:tc>
+      </w:tr>
+      <w:tr>
+        <w:tc>
+          <w:tcPr>
+            <w:tcW w:type="dxa" w:w="680"/>
+          </w:tcPr>
+          <w:p>
+            <w:pPr>
+              <w:spacing w:before="20" w:after="20"/>
+            </w:pPr>
+            <w:r>
+              <w:rPr>
+                <w:rFonts w:ascii="Aptos" w:hAnsi="Aptos"/>
+                <w:b w:val="0"/>
+                <w:i w:val="0"/>
+                <w:sz w:val="22"/>
+              </w:rPr>
+              <w:t>28.</w:t>
+            </w:r>
+          </w:p>
+        </w:tc>
+        <w:tc>
+          <w:tcPr>
+            <w:tcW w:type="dxa" w:w="4536"/>
+          </w:tcPr>
+          <w:p>
+            <w:pPr>
+              <w:spacing w:before="20" w:after="20"/>
+            </w:pPr>
+            <w:r>
+              <w:rPr>
+                <w:rFonts w:ascii="Aptos" w:hAnsi="Aptos"/>
+                <w:b w:val="0"/>
+                <w:i w:val="0"/>
+                <w:sz w:val="22"/>
+              </w:rPr>
+              <w:t>systemy operacyjne,</w:t>
+            </w:r>
+          </w:p>
+        </w:tc>
+        <w:tc>
+          <w:tcPr>
+            <w:tcW w:type="dxa" w:w="4252"/>
+          </w:tcPr>
+          <w:p>
+            <w:pPr>
+              <w:spacing w:before="20" w:after="20"/>
+            </w:pPr>
+            <w:r>
+              <w:rPr>
+                <w:rFonts w:ascii="Aptos" w:hAnsi="Aptos"/>
+                <w:b w:val="0"/>
+                <w:i w:val="0"/>
+                <w:sz w:val="22"/>
+              </w:rPr>
+            </w:r>
+          </w:p>
+        </w:tc>
+      </w:tr>
+      <w:tr>
+        <w:tc>
+          <w:tcPr>
+            <w:tcW w:type="dxa" w:w="680"/>
+          </w:tcPr>
+          <w:p>
+            <w:pPr>
+              <w:spacing w:before="20" w:after="20"/>
+            </w:pPr>
+            <w:r>
+              <w:rPr>
+                <w:rFonts w:ascii="Aptos" w:hAnsi="Aptos"/>
+                <w:b w:val="0"/>
+                <w:i w:val="0"/>
+                <w:sz w:val="22"/>
+              </w:rPr>
+              <w:t>29.</w:t>
+            </w:r>
+          </w:p>
+        </w:tc>
+        <w:tc>
+          <w:tcPr>
+            <w:tcW w:type="dxa" w:w="4536"/>
+          </w:tcPr>
+          <w:p>
+            <w:pPr>
+              <w:spacing w:before="20" w:after="20"/>
+            </w:pPr>
+            <w:r>
+              <w:rPr>
+                <w:rFonts w:ascii="Aptos" w:hAnsi="Aptos"/>
+                <w:b w:val="0"/>
+                <w:i w:val="0"/>
+                <w:sz w:val="22"/>
+              </w:rPr>
+              <w:t>mikroprocesory,</w:t>
+            </w:r>
+          </w:p>
+        </w:tc>
+        <w:tc>
+          <w:tcPr>
+            <w:tcW w:type="dxa" w:w="4252"/>
+          </w:tcPr>
+          <w:p>
+            <w:pPr>
+              <w:spacing w:before="20" w:after="20"/>
+            </w:pPr>
+            <w:r>
+              <w:rPr>
+                <w:rFonts w:ascii="Aptos" w:hAnsi="Aptos"/>
+                <w:b w:val="0"/>
+                <w:i w:val="0"/>
+                <w:sz w:val="22"/>
+              </w:rPr>
+            </w:r>
+          </w:p>
+        </w:tc>
+      </w:tr>
+      <w:tr>
+        <w:tc>
+          <w:tcPr>
+            <w:tcW w:type="dxa" w:w="680"/>
+          </w:tcPr>
+          <w:p>
+            <w:pPr>
+              <w:spacing w:before="20" w:after="20"/>
+            </w:pPr>
+            <w:r>
+              <w:rPr>
+                <w:rFonts w:ascii="Aptos" w:hAnsi="Aptos"/>
+                <w:b w:val="0"/>
+                <w:i w:val="0"/>
+                <w:sz w:val="22"/>
+              </w:rPr>
+              <w:t>30.</w:t>
+            </w:r>
+          </w:p>
+        </w:tc>
+        <w:tc>
+          <w:tcPr>
+            <w:tcW w:type="dxa" w:w="4536"/>
+          </w:tcPr>
+          <w:p>
+            <w:pPr>
+              <w:spacing w:before="20" w:after="20"/>
+            </w:pPr>
+            <w:r>
+              <w:rPr>
+                <w:rFonts w:ascii="Aptos" w:hAnsi="Aptos"/>
+                <w:b w:val="0"/>
+                <w:i w:val="0"/>
+                <w:sz w:val="22"/>
+              </w:rPr>
+              <w:t>bazy danych,</w:t>
+            </w:r>
+          </w:p>
+        </w:tc>
+        <w:tc>
+          <w:tcPr>
+            <w:tcW w:type="dxa" w:w="4252"/>
+          </w:tcPr>
+          <w:p>
+            <w:pPr>
+              <w:spacing w:before="20" w:after="20"/>
+            </w:pPr>
+            <w:r>
+              <w:rPr>
+                <w:rFonts w:ascii="Aptos" w:hAnsi="Aptos"/>
+                <w:b w:val="0"/>
+                <w:i w:val="0"/>
+                <w:sz w:val="22"/>
+              </w:rPr>
+            </w:r>
+          </w:p>
+        </w:tc>
+      </w:tr>
+      <w:tr>
+        <w:tc>
+          <w:tcPr>
+            <w:tcW w:type="dxa" w:w="680"/>
+          </w:tcPr>
+          <w:p>
+            <w:pPr>
+              <w:spacing w:before="20" w:after="20"/>
+            </w:pPr>
+            <w:r>
+              <w:rPr>
+                <w:rFonts w:ascii="Aptos" w:hAnsi="Aptos"/>
+                <w:b w:val="0"/>
+                <w:i w:val="0"/>
+                <w:sz w:val="22"/>
+              </w:rPr>
+              <w:t>31.</w:t>
+            </w:r>
+          </w:p>
+        </w:tc>
+        <w:tc>
+          <w:tcPr>
+            <w:tcW w:type="dxa" w:w="4536"/>
+          </w:tcPr>
+          <w:p>
+            <w:pPr>
+              <w:spacing w:before="20" w:after="20"/>
+            </w:pPr>
+            <w:r>
+              <w:rPr>
+                <w:rFonts w:ascii="Aptos" w:hAnsi="Aptos"/>
+                <w:b w:val="0"/>
+                <w:i w:val="0"/>
+                <w:sz w:val="22"/>
+              </w:rPr>
+              <w:t>Internet,</w:t>
+            </w:r>
+          </w:p>
+        </w:tc>
+        <w:tc>
+          <w:tcPr>
+            <w:tcW w:type="dxa" w:w="4252"/>
+          </w:tcPr>
+          <w:p>
+            <w:pPr>
+              <w:spacing w:before="20" w:after="20"/>
+            </w:pPr>
+            <w:r>
+              <w:rPr>
+                <w:rFonts w:ascii="Aptos" w:hAnsi="Aptos"/>
+                <w:b w:val="0"/>
+                <w:i w:val="0"/>
+                <w:sz w:val="22"/>
+              </w:rPr>
+            </w:r>
+          </w:p>
+        </w:tc>
+      </w:tr>
+      <w:tr>
+        <w:tc>
+          <w:tcPr>
+            <w:tcW w:type="dxa" w:w="680"/>
+          </w:tcPr>
+          <w:p>
+            <w:pPr>
+              <w:spacing w:before="20" w:after="20"/>
+            </w:pPr>
+            <w:r>
+              <w:rPr>
+                <w:rFonts w:ascii="Aptos" w:hAnsi="Aptos"/>
+                <w:b w:val="0"/>
+                <w:i w:val="0"/>
+                <w:sz w:val="22"/>
+              </w:rPr>
+              <w:t>32.</w:t>
+            </w:r>
+          </w:p>
+        </w:tc>
+        <w:tc>
+          <w:tcPr>
+            <w:tcW w:type="dxa" w:w="4536"/>
+          </w:tcPr>
+          <w:p>
+            <w:pPr>
+              <w:spacing w:before="20" w:after="20"/>
+            </w:pPr>
+            <w:r>
+              <w:rPr>
+                <w:rFonts w:ascii="Aptos" w:hAnsi="Aptos"/>
+                <w:b w:val="0"/>
+                <w:i w:val="0"/>
+                <w:sz w:val="22"/>
+              </w:rPr>
+              <w:t>wirusy komputerowe,</w:t>
+            </w:r>
+          </w:p>
+        </w:tc>
+        <w:tc>
+          <w:tcPr>
+            <w:tcW w:type="dxa" w:w="4252"/>
+          </w:tcPr>
+          <w:p>
+            <w:pPr>
+              <w:spacing w:before="20" w:after="20"/>
+            </w:pPr>
+            <w:r>
+              <w:rPr>
+                <w:rFonts w:ascii="Aptos" w:hAnsi="Aptos"/>
+                <w:b w:val="0"/>
+                <w:i w:val="0"/>
+                <w:sz w:val="22"/>
+              </w:rPr>
+            </w:r>
+          </w:p>
+        </w:tc>
+      </w:tr>
+      <w:tr>
+        <w:tc>
+          <w:tcPr>
+            <w:tcW w:type="dxa" w:w="680"/>
+          </w:tcPr>
+          <w:p>
+            <w:pPr>
+              <w:spacing w:before="20" w:after="20"/>
+            </w:pPr>
+            <w:r>
+              <w:rPr>
+                <w:rFonts w:ascii="Aptos" w:hAnsi="Aptos"/>
+                <w:b w:val="0"/>
+                <w:i w:val="0"/>
+                <w:sz w:val="22"/>
+              </w:rPr>
+              <w:t>33.</w:t>
+            </w:r>
+          </w:p>
+        </w:tc>
+        <w:tc>
+          <w:tcPr>
+            <w:tcW w:type="dxa" w:w="4536"/>
+          </w:tcPr>
+          <w:p>
+            <w:pPr>
+              <w:spacing w:before="20" w:after="20"/>
+            </w:pPr>
+            <w:r>
+              <w:rPr>
+                <w:rFonts w:ascii="Aptos" w:hAnsi="Aptos"/>
+                <w:b w:val="0"/>
+                <w:i w:val="0"/>
+                <w:sz w:val="22"/>
+              </w:rPr>
+              <w:t>gry komputerowe, sieci komputerowe,</w:t>
+            </w:r>
+          </w:p>
+        </w:tc>
+        <w:tc>
+          <w:tcPr>
+            <w:tcW w:type="dxa" w:w="4252"/>
+          </w:tcPr>
+          <w:p>
+            <w:pPr>
+              <w:spacing w:before="20" w:after="20"/>
+            </w:pPr>
+            <w:r>
+              <w:rPr>
+                <w:rFonts w:ascii="Aptos" w:hAnsi="Aptos"/>
+                <w:b w:val="0"/>
+                <w:i w:val="0"/>
+                <w:sz w:val="22"/>
+              </w:rPr>
+            </w:r>
+          </w:p>
+        </w:tc>
+      </w:tr>
+      <w:tr>
+        <w:tc>
+          <w:tcPr>
+            <w:tcW w:type="dxa" w:w="680"/>
+          </w:tcPr>
+          <w:p>
+            <w:pPr>
+              <w:spacing w:before="20" w:after="20"/>
+            </w:pPr>
+            <w:r>
+              <w:rPr>
+                <w:rFonts w:ascii="Aptos" w:hAnsi="Aptos"/>
+                <w:b w:val="0"/>
+                <w:i w:val="0"/>
+                <w:sz w:val="22"/>
+              </w:rPr>
+              <w:t>34.</w:t>
+            </w:r>
+          </w:p>
+        </w:tc>
+        <w:tc>
+          <w:tcPr>
+            <w:tcW w:type="dxa" w:w="4536"/>
+          </w:tcPr>
+          <w:p>
+            <w:pPr>
+              <w:spacing w:before="20" w:after="20"/>
+            </w:pPr>
+            <w:r>
+              <w:rPr>
+                <w:rFonts w:ascii="Aptos" w:hAnsi="Aptos"/>
+                <w:b w:val="0"/>
+                <w:i w:val="0"/>
+                <w:sz w:val="22"/>
+              </w:rPr>
+              <w:t>nowe technologie,</w:t>
+            </w:r>
+          </w:p>
+        </w:tc>
+        <w:tc>
+          <w:tcPr>
+            <w:tcW w:type="dxa" w:w="4252"/>
+          </w:tcPr>
+          <w:p>
+            <w:pPr>
+              <w:spacing w:before="20" w:after="20"/>
+            </w:pPr>
+            <w:r>
+              <w:rPr>
+                <w:rFonts w:ascii="Aptos" w:hAnsi="Aptos"/>
+                <w:b w:val="0"/>
+                <w:i w:val="0"/>
+                <w:sz w:val="22"/>
+              </w:rPr>
+            </w:r>
+          </w:p>
+        </w:tc>
+      </w:tr>
+      <w:tr>
+        <w:tc>
+          <w:tcPr>
+            <w:tcW w:type="dxa" w:w="680"/>
+          </w:tcPr>
+          <w:p>
+            <w:pPr>
+              <w:spacing w:before="20" w:after="20"/>
+            </w:pPr>
+            <w:r>
+              <w:rPr>
+                <w:rFonts w:ascii="Aptos" w:hAnsi="Aptos"/>
+                <w:b w:val="0"/>
+                <w:i w:val="0"/>
+                <w:sz w:val="22"/>
+              </w:rPr>
+              <w:t>35.</w:t>
+            </w:r>
+          </w:p>
+        </w:tc>
+        <w:tc>
+          <w:tcPr>
+            <w:tcW w:type="dxa" w:w="4536"/>
+          </w:tcPr>
+          <w:p>
+            <w:pPr>
+              <w:spacing w:before="20" w:after="20"/>
+            </w:pPr>
+            <w:r>
+              <w:rPr>
+                <w:rFonts w:ascii="Aptos" w:hAnsi="Aptos"/>
+                <w:b w:val="0"/>
+                <w:i w:val="0"/>
+                <w:sz w:val="22"/>
+              </w:rPr>
+              <w:t>języki programowania,</w:t>
+            </w:r>
+          </w:p>
+        </w:tc>
+        <w:tc>
+          <w:tcPr>
+            <w:tcW w:type="dxa" w:w="4252"/>
+          </w:tcPr>
+          <w:p>
+            <w:pPr>
+              <w:spacing w:before="20" w:after="20"/>
+            </w:pPr>
+            <w:r>
+              <w:rPr>
+                <w:rFonts w:ascii="Aptos" w:hAnsi="Aptos"/>
+                <w:b w:val="0"/>
+                <w:i w:val="0"/>
+                <w:sz w:val="22"/>
+              </w:rPr>
+            </w:r>
+          </w:p>
+        </w:tc>
+      </w:tr>
+      <w:tr>
+        <w:tc>
+          <w:tcPr>
+            <w:tcW w:type="dxa" w:w="680"/>
+          </w:tcPr>
+          <w:p>
+            <w:pPr>
+              <w:spacing w:before="20" w:after="20"/>
+            </w:pPr>
+            <w:r>
+              <w:rPr>
+                <w:rFonts w:ascii="Aptos" w:hAnsi="Aptos"/>
+                <w:b w:val="0"/>
+                <w:i w:val="0"/>
+                <w:sz w:val="22"/>
+              </w:rPr>
+              <w:t>36.</w:t>
+            </w:r>
+          </w:p>
+        </w:tc>
+        <w:tc>
+          <w:tcPr>
+            <w:tcW w:type="dxa" w:w="4536"/>
+          </w:tcPr>
+          <w:p>
+            <w:pPr>
+              <w:spacing w:before="20" w:after="20"/>
+            </w:pPr>
+            <w:r>
+              <w:rPr>
+                <w:rFonts w:ascii="Aptos" w:hAnsi="Aptos"/>
+                <w:b w:val="0"/>
+                <w:i w:val="0"/>
+                <w:sz w:val="22"/>
+              </w:rPr>
+              <w:t>oprogramowanie komputerowe etc.)</w:t>
+            </w:r>
+          </w:p>
+        </w:tc>
+        <w:tc>
+          <w:tcPr>
+            <w:tcW w:type="dxa" w:w="4252"/>
+          </w:tcPr>
+          <w:p>
+            <w:pPr>
+              <w:spacing w:before="20" w:after="20"/>
+            </w:pPr>
+            <w:r>
+              <w:rPr>
+                <w:rFonts w:ascii="Aptos" w:hAnsi="Aptos"/>
+                <w:b w:val="0"/>
+                <w:i w:val="0"/>
+                <w:sz w:val="22"/>
+              </w:rPr>
+            </w:r>
+          </w:p>
+        </w:tc>
+      </w:tr>
+      <w:tr>
+        <w:tc>
+          <w:tcPr>
+            <w:tcW w:type="dxa" w:w="680"/>
+          </w:tcPr>
+          <w:p>
+            <w:pPr>
+              <w:spacing w:before="20" w:after="20"/>
+            </w:pPr>
+            <w:r>
+              <w:rPr>
+                <w:rFonts w:ascii="Aptos" w:hAnsi="Aptos"/>
+                <w:b w:val="0"/>
+                <w:i w:val="0"/>
+                <w:sz w:val="22"/>
+              </w:rPr>
+              <w:t>37.</w:t>
+            </w:r>
+          </w:p>
+        </w:tc>
+        <w:tc>
+          <w:tcPr>
+            <w:tcW w:type="dxa" w:w="4536"/>
+          </w:tcPr>
+          <w:p>
+            <w:pPr>
+              <w:spacing w:before="20" w:after="20"/>
+            </w:pPr>
+            <w:r>
+              <w:rPr>
+                <w:rFonts w:ascii="Aptos" w:hAnsi="Aptos"/>
+                <w:b w:val="0"/>
+                <w:i w:val="0"/>
+                <w:sz w:val="22"/>
+              </w:rPr>
+              <w:t>5. Pogłębianie znajomości podstawowych oraz specjalistycznych wyrażeń i zwrotów z zakresu języka technicznego, akademickiego i świata pracy.</w:t>
+            </w:r>
+          </w:p>
+        </w:tc>
+        <w:tc>
+          <w:tcPr>
+            <w:tcW w:type="dxa" w:w="4252"/>
+          </w:tcPr>
+          <w:p>
+            <w:pPr>
+              <w:spacing w:before="20" w:after="20"/>
+            </w:pPr>
+            <w:r>
+              <w:rPr>
+                <w:rFonts w:ascii="Aptos" w:hAnsi="Aptos"/>
+                <w:b w:val="0"/>
+                <w:i w:val="0"/>
+                <w:sz w:val="22"/>
+              </w:rPr>
+            </w:r>
+          </w:p>
+        </w:tc>
+      </w:tr>
+      <w:tr>
+        <w:tc>
+          <w:tcPr>
+            <w:tcW w:type="dxa" w:w="680"/>
+          </w:tcPr>
+          <w:p>
+            <w:pPr>
+              <w:spacing w:before="20" w:after="20"/>
+            </w:pPr>
+            <w:r>
+              <w:rPr>
+                <w:rFonts w:ascii="Aptos" w:hAnsi="Aptos"/>
+                <w:b w:val="0"/>
+                <w:i w:val="0"/>
+                <w:sz w:val="22"/>
+              </w:rPr>
+              <w:t>38.</w:t>
+            </w:r>
+          </w:p>
+        </w:tc>
+        <w:tc>
+          <w:tcPr>
+            <w:tcW w:type="dxa" w:w="4536"/>
+          </w:tcPr>
+          <w:p>
+            <w:pPr>
+              <w:spacing w:before="20" w:after="20"/>
+            </w:pPr>
+            <w:r>
+              <w:rPr>
+                <w:rFonts w:ascii="Aptos" w:hAnsi="Aptos"/>
+                <w:b w:val="0"/>
+                <w:i w:val="0"/>
+                <w:sz w:val="22"/>
+              </w:rPr>
+              <w:t>6.Ćwiczenie złożonych struktur leksykalnych, omówienie właściwości fizycznych materii, kształtów, wprowadzenie terminologii matematycznej, interpretacja rysunków, diagramów, opis procesu. Wprowadzenie słownictwa specjalistycznego z dziedziny informatyki.</w:t>
+            </w:r>
+          </w:p>
+        </w:tc>
+        <w:tc>
+          <w:tcPr>
+            <w:tcW w:type="dxa" w:w="4252"/>
+          </w:tcPr>
+          <w:p>
+            <w:pPr>
+              <w:spacing w:before="20" w:after="20"/>
+            </w:pPr>
+            <w:r>
+              <w:rPr>
+                <w:rFonts w:ascii="Aptos" w:hAnsi="Aptos"/>
+                <w:b w:val="0"/>
+                <w:i w:val="0"/>
+                <w:sz w:val="22"/>
+              </w:rPr>
+            </w:r>
+          </w:p>
+        </w:tc>
+      </w:tr>
+      <w:tr>
+        <w:tc>
+          <w:tcPr>
+            <w:tcW w:type="dxa" w:w="680"/>
+          </w:tcPr>
+          <w:p>
+            <w:pPr>
+              <w:spacing w:before="20" w:after="20"/>
+            </w:pPr>
+            <w:r>
+              <w:rPr>
+                <w:rFonts w:ascii="Aptos" w:hAnsi="Aptos"/>
+                <w:b w:val="0"/>
+                <w:i w:val="0"/>
+                <w:sz w:val="22"/>
+              </w:rPr>
+              <w:t>39.</w:t>
+            </w:r>
+          </w:p>
+        </w:tc>
+        <w:tc>
+          <w:tcPr>
+            <w:tcW w:type="dxa" w:w="4536"/>
+          </w:tcPr>
+          <w:p>
+            <w:pPr>
+              <w:spacing w:before="20" w:after="20"/>
+            </w:pPr>
+            <w:r>
+              <w:rPr>
+                <w:rFonts w:ascii="Aptos" w:hAnsi="Aptos"/>
+                <w:b w:val="0"/>
+                <w:i w:val="0"/>
+                <w:sz w:val="22"/>
+              </w:rPr>
+              <w:t>7.Realizowanie gramatyki w zakresie wymaganym dla danego poziomu znajomości języka. Nauczanie struktur niezbędnych do komunikacji werbalnej i pisemnej w środowisku akademickim i świata pracy.</w:t>
+            </w:r>
+          </w:p>
+        </w:tc>
+        <w:tc>
+          <w:tcPr>
+            <w:tcW w:type="dxa" w:w="4252"/>
+          </w:tcPr>
+          <w:p>
+            <w:pPr>
+              <w:spacing w:before="20" w:after="20"/>
+            </w:pPr>
+            <w:r>
+              <w:rPr>
+                <w:rFonts w:ascii="Aptos" w:hAnsi="Aptos"/>
+                <w:b w:val="0"/>
+                <w:i w:val="0"/>
+                <w:sz w:val="22"/>
+              </w:rPr>
+            </w:r>
+          </w:p>
+        </w:tc>
+      </w:tr>
+      <w:tr>
+        <w:tc>
+          <w:tcPr>
+            <w:tcW w:type="dxa" w:w="680"/>
+          </w:tcPr>
+          <w:p>
+            <w:pPr>
+              <w:spacing w:before="20" w:after="20"/>
+            </w:pPr>
+            <w:r>
+              <w:rPr>
+                <w:rFonts w:ascii="Aptos" w:hAnsi="Aptos"/>
+                <w:b w:val="0"/>
+                <w:i w:val="0"/>
+                <w:sz w:val="22"/>
+              </w:rPr>
+              <w:t>40.</w:t>
+            </w:r>
+          </w:p>
+        </w:tc>
+        <w:tc>
+          <w:tcPr>
+            <w:tcW w:type="dxa" w:w="4536"/>
+          </w:tcPr>
+          <w:p>
+            <w:pPr>
+              <w:spacing w:before="20" w:after="20"/>
+            </w:pPr>
+            <w:r>
+              <w:rPr>
+                <w:rFonts w:ascii="Aptos" w:hAnsi="Aptos"/>
+                <w:b w:val="0"/>
+                <w:i w:val="0"/>
+                <w:sz w:val="22"/>
+              </w:rPr>
+              <w:t>8.Pisanie różnorodnych tekstów, niezbędnych w pracy i na uczelni, np.: raportu, życiorysu zawodowego, wiadomości email, streszczenia, notatki, abstraktu, instrukcji, objaśnienia procesu.</w:t>
+            </w:r>
+          </w:p>
+        </w:tc>
+        <w:tc>
+          <w:tcPr>
+            <w:tcW w:type="dxa" w:w="4252"/>
+          </w:tcPr>
+          <w:p>
+            <w:pPr>
+              <w:spacing w:before="20" w:after="20"/>
+            </w:pPr>
+            <w:r>
+              <w:rPr>
+                <w:rFonts w:ascii="Aptos" w:hAnsi="Aptos"/>
+                <w:b w:val="0"/>
+                <w:i w:val="0"/>
+                <w:sz w:val="22"/>
+              </w:rPr>
+            </w:r>
+          </w:p>
+        </w:tc>
+      </w:tr>
+      <w:tr>
+        <w:tc>
+          <w:tcPr>
+            <w:tcW w:type="dxa" w:w="680"/>
+          </w:tcPr>
+          <w:p>
+            <w:pPr>
+              <w:spacing w:before="20" w:after="20"/>
+            </w:pPr>
+            <w:r>
+              <w:rPr>
+                <w:rFonts w:ascii="Aptos" w:hAnsi="Aptos"/>
+                <w:b w:val="0"/>
+                <w:i w:val="0"/>
+                <w:sz w:val="22"/>
+              </w:rPr>
+              <w:t>41.</w:t>
+            </w:r>
+          </w:p>
+        </w:tc>
+        <w:tc>
+          <w:tcPr>
+            <w:tcW w:type="dxa" w:w="4536"/>
+          </w:tcPr>
+          <w:p>
+            <w:pPr>
+              <w:spacing w:before="20" w:after="20"/>
+            </w:pPr>
+            <w:r>
+              <w:rPr>
+                <w:rFonts w:ascii="Aptos" w:hAnsi="Aptos"/>
+                <w:b w:val="0"/>
+                <w:i w:val="0"/>
+                <w:sz w:val="22"/>
+              </w:rPr>
+              <w:t>9. Słuchanie w oparciu o materiały przedstawiające sytuacje związane ze</w:t>
+            </w:r>
+          </w:p>
+        </w:tc>
+        <w:tc>
+          <w:tcPr>
+            <w:tcW w:type="dxa" w:w="4252"/>
+          </w:tcPr>
+          <w:p>
+            <w:pPr>
+              <w:spacing w:before="20" w:after="20"/>
+            </w:pPr>
+            <w:r>
+              <w:rPr>
+                <w:rFonts w:ascii="Aptos" w:hAnsi="Aptos"/>
+                <w:b w:val="0"/>
+                <w:i w:val="0"/>
+                <w:sz w:val="22"/>
+              </w:rPr>
+            </w:r>
+          </w:p>
+        </w:tc>
+      </w:tr>
+      <w:tr>
+        <w:tc>
+          <w:tcPr>
+            <w:tcW w:type="dxa" w:w="680"/>
+          </w:tcPr>
+          <w:p>
+            <w:pPr>
+              <w:spacing w:before="20" w:after="20"/>
+            </w:pPr>
+            <w:r>
+              <w:rPr>
+                <w:rFonts w:ascii="Aptos" w:hAnsi="Aptos"/>
+                <w:b w:val="0"/>
+                <w:i w:val="0"/>
+                <w:sz w:val="22"/>
+              </w:rPr>
+              <w:t>42.</w:t>
+            </w:r>
+          </w:p>
+        </w:tc>
+        <w:tc>
+          <w:tcPr>
+            <w:tcW w:type="dxa" w:w="4536"/>
+          </w:tcPr>
+          <w:p>
+            <w:pPr>
+              <w:spacing w:before="20" w:after="20"/>
+            </w:pPr>
+            <w:r>
+              <w:rPr>
+                <w:rFonts w:ascii="Aptos" w:hAnsi="Aptos"/>
+                <w:b w:val="0"/>
+                <w:i w:val="0"/>
+                <w:sz w:val="22"/>
+              </w:rPr>
+              <w:t>środowiskiem pracy, akademickim i życiem codziennym, np.: rozmowy telefoniczne, wywiady, sytuacje związane z obsługą klienta, wykłady oraz prezentacje.</w:t>
+            </w:r>
+          </w:p>
+        </w:tc>
+        <w:tc>
+          <w:tcPr>
+            <w:tcW w:type="dxa" w:w="4252"/>
+          </w:tcPr>
+          <w:p>
+            <w:pPr>
+              <w:spacing w:before="20" w:after="20"/>
+            </w:pPr>
+            <w:r>
+              <w:rPr>
+                <w:rFonts w:ascii="Aptos" w:hAnsi="Aptos"/>
+                <w:b w:val="0"/>
+                <w:i w:val="0"/>
+                <w:sz w:val="22"/>
+              </w:rPr>
+            </w:r>
+          </w:p>
+        </w:tc>
+      </w:tr>
+      <w:tr>
+        <w:tc>
+          <w:tcPr>
+            <w:tcW w:type="dxa" w:w="680"/>
+          </w:tcPr>
+          <w:p>
+            <w:pPr>
+              <w:spacing w:before="20" w:after="20"/>
+            </w:pPr>
+            <w:r>
+              <w:rPr>
+                <w:rFonts w:ascii="Aptos" w:hAnsi="Aptos"/>
+                <w:b w:val="0"/>
+                <w:i w:val="0"/>
+                <w:sz w:val="22"/>
+              </w:rPr>
+              <w:t>43.</w:t>
+            </w:r>
+          </w:p>
+        </w:tc>
+        <w:tc>
+          <w:tcPr>
+            <w:tcW w:type="dxa" w:w="4536"/>
+          </w:tcPr>
+          <w:p>
+            <w:pPr>
+              <w:spacing w:before="20" w:after="20"/>
+            </w:pPr>
+            <w:r>
+              <w:rPr>
+                <w:rFonts w:ascii="Aptos" w:hAnsi="Aptos"/>
+                <w:b w:val="0"/>
+                <w:i w:val="0"/>
+                <w:sz w:val="22"/>
+              </w:rPr>
+              <w:t>10. Komunikacja w świecie pracy i społeczności akademickiej, np: prezentacje, rozmowa kwalifikacyjna, rozmowy formalne i nieformalne, negocjacje, przedstawianie argumentów, rozwiązywanie problemów, case studies, prowadzenie spotkań formalnych, itp. Ćwiczenie wymowy i prawidłowego akcentowania wyrazów.</w:t>
+            </w:r>
+          </w:p>
+        </w:tc>
+        <w:tc>
+          <w:tcPr>
+            <w:tcW w:type="dxa" w:w="4252"/>
+          </w:tcPr>
+          <w:p>
+            <w:pPr>
+              <w:spacing w:before="20" w:after="20"/>
+            </w:pPr>
+            <w:r>
+              <w:rPr>
+                <w:rFonts w:ascii="Aptos" w:hAnsi="Aptos"/>
+                <w:b w:val="0"/>
+                <w:i w:val="0"/>
+                <w:sz w:val="22"/>
+              </w:rPr>
+            </w:r>
+          </w:p>
+        </w:tc>
+      </w:tr>
+      <w:tr>
+        <w:tc>
+          <w:tcPr>
+            <w:tcW w:type="dxa" w:w="680"/>
+          </w:tcPr>
+          <w:p>
+            <w:pPr>
+              <w:spacing w:before="20" w:after="20"/>
+            </w:pPr>
+            <w:r>
+              <w:rPr>
+                <w:rFonts w:ascii="Aptos" w:hAnsi="Aptos"/>
+                <w:b w:val="0"/>
+                <w:i w:val="0"/>
+                <w:sz w:val="22"/>
+              </w:rPr>
+              <w:t>44.</w:t>
+            </w:r>
+          </w:p>
+        </w:tc>
+        <w:tc>
+          <w:tcPr>
+            <w:tcW w:type="dxa" w:w="4536"/>
+          </w:tcPr>
+          <w:p>
+            <w:pPr>
+              <w:spacing w:before="20" w:after="20"/>
+            </w:pPr>
+            <w:r>
+              <w:rPr>
+                <w:rFonts w:ascii="Aptos" w:hAnsi="Aptos"/>
+                <w:b w:val="0"/>
+                <w:i w:val="0"/>
+                <w:sz w:val="22"/>
+              </w:rPr>
+              <w:t>11. Analiza i rozumienie języka specjalistycznego oraz tłumaczenie krótkich tekstów technicznych. K_U01</w:t>
+            </w:r>
+          </w:p>
+        </w:tc>
+        <w:tc>
+          <w:tcPr>
+            <w:tcW w:type="dxa" w:w="4252"/>
+          </w:tcPr>
+          <w:p>
+            <w:pPr>
+              <w:spacing w:before="20" w:after="20"/>
+            </w:pPr>
+            <w:r>
+              <w:rPr>
+                <w:rFonts w:ascii="Aptos" w:hAnsi="Aptos"/>
+                <w:b w:val="0"/>
+                <w:i w:val="0"/>
+                <w:sz w:val="22"/>
+              </w:rPr>
+            </w:r>
+          </w:p>
+        </w:tc>
+      </w:tr>
+      <w:tr>
+        <w:tc>
+          <w:tcPr>
+            <w:tcW w:type="dxa" w:w="680"/>
+          </w:tcPr>
+          <w:p>
+            <w:pPr>
+              <w:spacing w:before="20" w:after="20"/>
+            </w:pPr>
+            <w:r>
+              <w:rPr>
+                <w:rFonts w:ascii="Aptos" w:hAnsi="Aptos"/>
+                <w:b w:val="0"/>
+                <w:i w:val="0"/>
+                <w:sz w:val="22"/>
+              </w:rPr>
+              <w:t>45.</w:t>
+            </w:r>
+          </w:p>
+        </w:tc>
+        <w:tc>
+          <w:tcPr>
+            <w:tcW w:type="dxa" w:w="4536"/>
+          </w:tcPr>
+          <w:p>
+            <w:pPr>
+              <w:spacing w:before="20" w:after="20"/>
+            </w:pPr>
+            <w:r>
+              <w:rPr>
+                <w:rFonts w:ascii="Aptos" w:hAnsi="Aptos"/>
+                <w:b w:val="0"/>
+                <w:i w:val="0"/>
+                <w:sz w:val="22"/>
+              </w:rPr>
+              <w:t>12. Nauka prezentowania w języku angielskim, w tym używania adekwatnych konstrukcji językowych i odpowiedniego słownictwa, analiza technik prezentowania, zapoznanie się z prawidłową strukturą prezentacji i odpowiednim włączaniem materiałów wizualnych, przygotowanie kilkuminutowej prezentacji o tematyce związanej z kierunkiem studiów, wybraną specjalizacją i zainteresowaniami.(</w:t>
+            </w:r>
+          </w:p>
+        </w:tc>
+        <w:tc>
+          <w:tcPr>
+            <w:tcW w:type="dxa" w:w="4252"/>
+          </w:tcPr>
+          <w:p>
+            <w:pPr>
+              <w:spacing w:before="20" w:after="20"/>
+            </w:pPr>
+            <w:r>
+              <w:rPr>
+                <w:rFonts w:ascii="Aptos" w:hAnsi="Aptos"/>
+                <w:b w:val="0"/>
+                <w:i w:val="0"/>
+                <w:sz w:val="22"/>
+              </w:rPr>
+            </w:r>
+          </w:p>
+        </w:tc>
+      </w:tr>
+      <w:tr>
+        <w:tc>
+          <w:tcPr>
+            <w:tcW w:type="dxa" w:w="680"/>
+          </w:tcPr>
+          <w:p>
+            <w:pPr>
+              <w:spacing w:before="20" w:after="20"/>
+            </w:pPr>
+            <w:r>
+              <w:rPr>
+                <w:rFonts w:ascii="Aptos" w:hAnsi="Aptos"/>
+                <w:b w:val="0"/>
+                <w:i w:val="0"/>
+                <w:sz w:val="22"/>
+              </w:rPr>
+              <w:t>46.</w:t>
+            </w:r>
+          </w:p>
+        </w:tc>
+        <w:tc>
+          <w:tcPr>
+            <w:tcW w:type="dxa" w:w="4536"/>
+          </w:tcPr>
+          <w:p>
+            <w:pPr>
+              <w:spacing w:before="20" w:after="20"/>
+            </w:pPr>
+            <w:r>
+              <w:rPr>
+                <w:rFonts w:ascii="Aptos" w:hAnsi="Aptos"/>
+                <w:b w:val="0"/>
+                <w:i w:val="0"/>
+                <w:sz w:val="22"/>
+              </w:rPr>
+              <w:t>13. Ćwiczenie umiejętności językowych (mówienie, słuchania, pisania i czytania oraz wzbogacanie słownictwa i gramatyki pod kątem przygotowania studentów do egzaminów międzynarodowych Cambridge ESOL (BEC, FCE, CAE, CPE, IELTS) oraz TOEIC Reading&amp;Listening.</w:t>
+            </w:r>
+          </w:p>
+        </w:tc>
+        <w:tc>
+          <w:tcPr>
+            <w:tcW w:type="dxa" w:w="4252"/>
+          </w:tcPr>
+          <w:p>
+            <w:pPr>
+              <w:spacing w:before="20" w:after="20"/>
+            </w:pPr>
+            <w:r>
+              <w:rPr>
+                <w:rFonts w:ascii="Aptos" w:hAnsi="Aptos"/>
+                <w:b w:val="0"/>
+                <w:i w:val="0"/>
+                <w:sz w:val="22"/>
+              </w:rPr>
+            </w:r>
+          </w:p>
+        </w:tc>
+      </w:tr>
+      <w:tr>
+        <w:tc>
+          <w:tcPr>
+            <w:tcW w:type="dxa" w:w="680"/>
+          </w:tcPr>
+          <w:p>
+            <w:pPr>
+              <w:spacing w:before="20" w:after="20"/>
+            </w:pPr>
+            <w:r>
+              <w:rPr>
+                <w:rFonts w:ascii="Aptos" w:hAnsi="Aptos"/>
+                <w:b w:val="0"/>
+                <w:i w:val="0"/>
+                <w:sz w:val="22"/>
+              </w:rPr>
+              <w:t>47.</w:t>
+            </w:r>
+          </w:p>
+        </w:tc>
+        <w:tc>
+          <w:tcPr>
+            <w:tcW w:type="dxa" w:w="4536"/>
+          </w:tcPr>
+          <w:p>
+            <w:pPr>
+              <w:spacing w:before="20" w:after="20"/>
+            </w:pPr>
+            <w:r>
+              <w:rPr>
+                <w:rFonts w:ascii="Aptos" w:hAnsi="Aptos"/>
+                <w:b w:val="0"/>
+                <w:i w:val="0"/>
+                <w:sz w:val="22"/>
+              </w:rPr>
+              <w:t>14. Wypowiedzi ustne studentów (prezentacje multimedialne, artykuły prasowe,  prezentacje projektów etc.)</w:t>
+            </w:r>
+          </w:p>
+        </w:tc>
+        <w:tc>
+          <w:tcPr>
+            <w:tcW w:type="dxa" w:w="4252"/>
+          </w:tcPr>
+          <w:p>
+            <w:pPr>
+              <w:spacing w:before="20" w:after="20"/>
+            </w:pPr>
+            <w:r>
+              <w:rPr>
+                <w:rFonts w:ascii="Aptos" w:hAnsi="Aptos"/>
+                <w:b w:val="0"/>
+                <w:i w:val="0"/>
+                <w:sz w:val="22"/>
+              </w:rPr>
+            </w:r>
+          </w:p>
+        </w:tc>
+      </w:tr>
+      <w:tr>
+        <w:tc>
+          <w:tcPr>
+            <w:tcW w:type="dxa" w:w="680"/>
+          </w:tcPr>
+          <w:p>
+            <w:pPr>
+              <w:spacing w:before="20" w:after="20"/>
+            </w:pPr>
+            <w:r>
+              <w:rPr>
+                <w:rFonts w:ascii="Aptos" w:hAnsi="Aptos"/>
+                <w:b w:val="0"/>
+                <w:i w:val="0"/>
+                <w:sz w:val="22"/>
+              </w:rPr>
+              <w:t>48.</w:t>
+            </w:r>
+          </w:p>
+        </w:tc>
+        <w:tc>
+          <w:tcPr>
+            <w:tcW w:type="dxa" w:w="4536"/>
+          </w:tcPr>
+          <w:p>
+            <w:pPr>
+              <w:spacing w:before="20" w:after="20"/>
+            </w:pPr>
+            <w:r>
+              <w:rPr>
+                <w:rFonts w:ascii="Aptos" w:hAnsi="Aptos"/>
+                <w:b w:val="0"/>
+                <w:i w:val="0"/>
+                <w:sz w:val="22"/>
+              </w:rPr>
+              <w:t>15. Colloquium / Podsumowanie semestru.</w:t>
+            </w:r>
+          </w:p>
+        </w:tc>
+        <w:tc>
+          <w:tcPr>
+            <w:tcW w:type="dxa" w:w="4252"/>
+          </w:tcPr>
+          <w:p>
+            <w:pPr>
+              <w:spacing w:before="20" w:after="20"/>
+            </w:pPr>
+            <w:r>
+              <w:rPr>
+                <w:rFonts w:ascii="Aptos" w:hAnsi="Aptos"/>
+                <w:b w:val="0"/>
+                <w:i w:val="0"/>
+                <w:sz w:val="22"/>
+              </w:rPr>
+            </w:r>
+          </w:p>
+        </w:tc>
+      </w:tr>
+    </w:tbl>
+    <w:tbl>
+      <w:tblPr>
+        <w:tblW w:type="auto" w:w="0"/>
+        <w:tblLook w:firstColumn="1" w:firstRow="1" w:lastColumn="0" w:lastRow="0" w:noHBand="0" w:noVBand="1" w:val="04A0"/>
+        <w:tblBorders>
+          <w:top w:val="single" w:sz="4" w:space="0" w:color="000000"/>
+          <w:left w:val="single" w:sz="4" w:space="0" w:color="000000"/>
+          <w:bottom w:val="single" w:sz="4" w:space="0" w:color="000000"/>
+          <w:right w:val="single" w:sz="4" w:space="0" w:color="000000"/>
+          <w:insideH w:val="single" w:sz="4" w:space="0" w:color="000000"/>
+          <w:insideV w:val="single" w:sz="4" w:space="0" w:color="000000"/>
+        </w:tblBorders>
+        <w:tblW w:w="5000" w:type="pct"/>
+      </w:tblPr>
+      <w:tblGrid>
+        <w:gridCol w:w="9972"/>
+      </w:tblGrid>
+      <w:tr>
+        <w:tc>
+          <w:tcPr>
+            <w:tcW w:type="dxa" w:w="9972"/>
+            <w:shd w:val="clear" w:color="auto" w:fill="D9D9D9"/>
+          </w:tcPr>
+          <w:p>
+            <w:pPr>
+              <w:spacing w:before="20" w:after="20"/>
+            </w:pPr>
+            <w:r>
+              <w:rPr>
+                <w:rFonts w:ascii="Aptos" w:hAnsi="Aptos"/>
+                <w:b/>
+                <w:i w:val="0"/>
+                <w:sz w:val="22"/>
+              </w:rPr>
+              <w:t>16.  Elektroniczne materiały dydaktyczne</w:t>
+            </w:r>
+          </w:p>
+        </w:tc>
+      </w:tr>
+      <w:tr>
+        <w:tc>
+          <w:tcPr>
+            <w:tcW w:type="dxa" w:w="9972"/>
+          </w:tcPr>
+          <w:p>
+            <w:pPr>
+              <w:spacing w:before="20" w:after="20"/>
+            </w:pPr>
+            <w:r>
+              <w:rPr>
+                <w:rFonts w:ascii="Aptos" w:hAnsi="Aptos"/>
+                <w:b w:val="0"/>
+                <w:i w:val="0"/>
+                <w:sz w:val="22"/>
+              </w:rPr>
+            </w:r>
+          </w:p>
+        </w:tc>
+      </w:tr>
+    </w:tbl>
+    <w:tbl>
+      <w:tblPr>
+        <w:tblW w:type="auto" w:w="0"/>
+        <w:tblLook w:firstColumn="1" w:firstRow="1" w:lastColumn="0" w:lastRow="0" w:noHBand="0" w:noVBand="1" w:val="04A0"/>
+        <w:tblBorders>
+          <w:top w:val="single" w:sz="4" w:space="0" w:color="000000"/>
+          <w:left w:val="single" w:sz="4" w:space="0" w:color="000000"/>
+          <w:bottom w:val="single" w:sz="4" w:space="0" w:color="000000"/>
+          <w:right w:val="single" w:sz="4" w:space="0" w:color="000000"/>
+          <w:insideH w:val="single" w:sz="4" w:space="0" w:color="000000"/>
+          <w:insideV w:val="single" w:sz="4" w:space="0" w:color="000000"/>
+        </w:tblBorders>
+        <w:tblW w:w="5000" w:type="pct"/>
+      </w:tblPr>
+      <w:tblGrid>
+        <w:gridCol w:w="9972"/>
+      </w:tblGrid>
+      <w:tr>
+        <w:tc>
+          <w:tcPr>
+            <w:tcW w:type="dxa" w:w="9972"/>
+            <w:shd w:val="clear" w:color="auto" w:fill="D9D9D9"/>
+          </w:tcPr>
+          <w:p>
+            <w:pPr>
+              <w:spacing w:before="20" w:after="20"/>
+            </w:pPr>
+            <w:r>
+              <w:rPr>
+                <w:rFonts w:ascii="Aptos" w:hAnsi="Aptos"/>
+                <w:b/>
+                <w:i w:val="0"/>
+                <w:sz w:val="22"/>
+              </w:rPr>
+              <w:t>17.  Wykaz literatury</w:t>
+            </w:r>
+          </w:p>
+        </w:tc>
+      </w:tr>
+      <w:tr>
+        <w:tc>
+          <w:tcPr>
+            <w:tcW w:type="dxa" w:w="9972"/>
+            <w:shd w:val="clear" w:color="auto" w:fill="D9D9D9"/>
+          </w:tcPr>
+          <w:p>
+            <w:pPr>
+              <w:spacing w:before="20" w:after="20"/>
+            </w:pPr>
+            <w:r>
+              <w:rPr>
+                <w:rFonts w:ascii="Aptos" w:hAnsi="Aptos"/>
+                <w:b w:val="0"/>
+                <w:i w:val="0"/>
+                <w:sz w:val="16"/>
+              </w:rPr>
+              <w:t>Literatura wymagana do ostatecznego zaliczenia zajęć, wykorzystywana podczas zajęć oraz studiowana samodzielnie przez studenta:</w:t>
+            </w:r>
+          </w:p>
+        </w:tc>
+      </w:tr>
+      <w:tr>
+        <w:tc>
+          <w:tcPr>
+            <w:tcW w:type="dxa" w:w="9972"/>
+          </w:tcPr>
+          <w:p>
+            <w:pPr>
+              <w:spacing w:before="20" w:after="20"/>
+            </w:pPr>
+            <w:r>
+              <w:rPr>
+                <w:rFonts w:ascii="Aptos" w:hAnsi="Aptos"/>
+                <w:sz w:val="22"/>
+              </w:rPr>
+              <w:t>1. 1.Margaret O’Keeffee, Iwonna Dubicka, Bob Dignem, Mike Hogan, Business Partner A2+-C1; Wydawnictwo PEARSON, 2018</w:t>
+            </w:r>
+          </w:p>
+          <w:p>
+            <w:pPr>
+              <w:spacing w:before="20" w:after="20"/>
+            </w:pPr>
+            <w:r>
+              <w:rPr>
+                <w:rFonts w:ascii="Aptos" w:hAnsi="Aptos"/>
+                <w:sz w:val="22"/>
+              </w:rPr>
+              <w:t>2. Cotton D, Falvey D, Kent S, Rogers J, Market Leader 3rd edition (pre-intermediate/ intermediate/ upper-intermediate / advanced), PEARSON 2015.</w:t>
+            </w:r>
+          </w:p>
+          <w:p>
+            <w:pPr>
+              <w:spacing w:before="20" w:after="20"/>
+            </w:pPr>
+            <w:r>
+              <w:rPr>
+                <w:rFonts w:ascii="Aptos" w:hAnsi="Aptos"/>
+                <w:sz w:val="22"/>
+              </w:rPr>
+              <w:t>3. 2. Maksymowicz Roman, Język angielski dla elektroników i informatyków. Wydawnictwo Oświatowe FOSZE.</w:t>
+            </w:r>
+          </w:p>
+          <w:p>
+            <w:pPr>
+              <w:spacing w:before="20" w:after="20"/>
+            </w:pPr>
+            <w:r>
+              <w:rPr>
+                <w:rFonts w:ascii="Aptos" w:hAnsi="Aptos"/>
+                <w:sz w:val="22"/>
+              </w:rPr>
+              <w:t>4. 3. Błaszczyk Beata, English 4 IT. Praktyczny kurs języka angielskiego dla specjalistów i nie tylko. Helion, 2017.</w:t>
+            </w:r>
+          </w:p>
+          <w:p>
+            <w:pPr>
+              <w:spacing w:before="20" w:after="20"/>
+            </w:pPr>
+            <w:r>
+              <w:rPr>
+                <w:rFonts w:ascii="Aptos" w:hAnsi="Aptos"/>
+                <w:sz w:val="22"/>
+              </w:rPr>
+              <w:t>5. 4. Maciejewska J, Kucharska-Raczunas A, Information Technology for students of technical studies. Wydawnictwo Politechniki Gdańskiej.</w:t>
+            </w:r>
+          </w:p>
+          <w:p>
+            <w:pPr>
+              <w:spacing w:before="20" w:after="20"/>
+            </w:pPr>
+            <w:r>
+              <w:rPr>
+                <w:rFonts w:ascii="Aptos" w:hAnsi="Aptos"/>
+                <w:sz w:val="22"/>
+              </w:rPr>
+              <w:t>6. 5. Esteras, S.R. i Fabre, E. M. Professional English in Use, ICT. Cambridge, 2007.</w:t>
+            </w:r>
+          </w:p>
+          <w:p>
+            <w:pPr>
+              <w:spacing w:before="20" w:after="20"/>
+            </w:pPr>
+            <w:r>
+              <w:rPr>
+                <w:rFonts w:ascii="Aptos" w:hAnsi="Aptos"/>
+                <w:sz w:val="22"/>
+              </w:rPr>
+              <w:t>7. 6. Esteras, S. R. Infotech,  English for computer users. Cambridge, 2008.</w:t>
+            </w:r>
+          </w:p>
+          <w:p>
+            <w:pPr>
+              <w:spacing w:before="20" w:after="20"/>
+            </w:pPr>
+            <w:r>
+              <w:rPr>
+                <w:rFonts w:ascii="Aptos" w:hAnsi="Aptos"/>
+                <w:sz w:val="22"/>
+              </w:rPr>
+              <w:t>8. 7. Maciejewska, J, Kucharska-Raczunas A, English for Information Technology, Wydawnictwo Politechniki Gdańskiej, 2012.</w:t>
+            </w:r>
+          </w:p>
+          <w:p>
+            <w:pPr>
+              <w:spacing w:before="20" w:after="20"/>
+            </w:pPr>
+            <w:r>
+              <w:rPr>
+                <w:rFonts w:ascii="Aptos" w:hAnsi="Aptos"/>
+                <w:sz w:val="22"/>
+              </w:rPr>
+              <w:t>9. 8. Mascull Bill, Business Vocabulary in Use, Cambridge University Press, 2004.</w:t>
+            </w:r>
+          </w:p>
+          <w:p>
+            <w:pPr>
+              <w:spacing w:before="20" w:after="20"/>
+            </w:pPr>
+            <w:r>
+              <w:rPr>
+                <w:rFonts w:ascii="Aptos" w:hAnsi="Aptos"/>
+                <w:sz w:val="22"/>
+              </w:rPr>
+              <w:t>10. 9. Glendinning Eric H, Oxford English for Information Technology 2nd ed, Oxford Univeristy Press, 2006.</w:t>
+            </w:r>
+          </w:p>
+        </w:tc>
+      </w:tr>
+      <w:tr>
+        <w:tc>
+          <w:tcPr>
+            <w:tcW w:type="dxa" w:w="9972"/>
+            <w:shd w:val="clear" w:color="auto" w:fill="D9D9D9"/>
+          </w:tcPr>
+          <w:p>
+            <w:pPr>
+              <w:spacing w:before="20" w:after="20"/>
+            </w:pPr>
+            <w:r>
+              <w:rPr>
+                <w:rFonts w:ascii="Aptos" w:hAnsi="Aptos"/>
+                <w:b w:val="0"/>
+                <w:i w:val="0"/>
+                <w:sz w:val="16"/>
+              </w:rPr>
+              <w:t>Literatura uzupełniająca:</w:t>
+            </w:r>
+          </w:p>
+        </w:tc>
+      </w:tr>
+      <w:tr>
+        <w:tc>
+          <w:tcPr>
+            <w:tcW w:type="dxa" w:w="9972"/>
+          </w:tcPr>
+          <w:p>
+            <w:pPr>
+              <w:spacing w:before="20" w:after="20"/>
+            </w:pPr>
+            <w:r>
+              <w:rPr>
+                <w:rFonts w:ascii="Aptos" w:hAnsi="Aptos"/>
+                <w:sz w:val="22"/>
+              </w:rPr>
+              <w:t>1. 1. R. Murphy, English Grammar in Use, Cambridge University Press, Cambridge 2011.</w:t>
+            </w:r>
+          </w:p>
+          <w:p>
+            <w:pPr>
+              <w:spacing w:before="20" w:after="20"/>
+            </w:pPr>
+            <w:r>
+              <w:rPr>
+                <w:rFonts w:ascii="Aptos" w:hAnsi="Aptos"/>
+                <w:sz w:val="22"/>
+              </w:rPr>
+              <w:t>2. 2. G. Gójska, Technical English Grammar, Wydawnictwo Politechniki Gdańskiej, Gdańsk 2000.</w:t>
+            </w:r>
+          </w:p>
+          <w:p>
+            <w:pPr>
+              <w:spacing w:before="20" w:after="20"/>
+            </w:pPr>
+            <w:r>
+              <w:rPr>
+                <w:rFonts w:ascii="Aptos" w:hAnsi="Aptos"/>
+                <w:sz w:val="22"/>
+              </w:rPr>
+              <w:t>3. 3. I. Mokwa - Tarnowska, Technical Writing in English, Wydawnictwo Politechniki Gdańskiej, Gdańsk 2006.</w:t>
+            </w:r>
+          </w:p>
+          <w:p>
+            <w:pPr>
+              <w:spacing w:before="20" w:after="20"/>
+            </w:pPr>
+            <w:r>
+              <w:rPr>
+                <w:rFonts w:ascii="Aptos" w:hAnsi="Aptos"/>
+                <w:sz w:val="22"/>
+              </w:rPr>
+              <w:t>4. 4. Badger, I. ed. English for Work, Everyday Technical English. Pearson Longman: Harlow, 2003.</w:t>
+            </w:r>
+          </w:p>
+          <w:p>
+            <w:pPr>
+              <w:spacing w:before="20" w:after="20"/>
+            </w:pPr>
+            <w:r>
+              <w:rPr>
+                <w:rFonts w:ascii="Aptos" w:hAnsi="Aptos"/>
+                <w:sz w:val="22"/>
+              </w:rPr>
+              <w:t>5. 5. Bonamy, D. Technical English. Pearson Longman: Harlow, 2011.</w:t>
+            </w:r>
+          </w:p>
+          <w:p>
+            <w:pPr>
+              <w:spacing w:before="20" w:after="20"/>
+            </w:pPr>
+            <w:r>
+              <w:rPr>
+                <w:rFonts w:ascii="Aptos" w:hAnsi="Aptos"/>
+                <w:sz w:val="22"/>
+              </w:rPr>
+              <w:t>6. 6. Brieger, N. i Pohl, A. Technical English Vocabulary and Grammar, Summertown Publishing: Oxford, 2007.</w:t>
+            </w:r>
+          </w:p>
+          <w:p>
+            <w:pPr>
+              <w:spacing w:before="20" w:after="20"/>
+            </w:pPr>
+            <w:r>
+              <w:rPr>
+                <w:rFonts w:ascii="Aptos" w:hAnsi="Aptos"/>
+                <w:sz w:val="22"/>
+              </w:rPr>
+              <w:t>7. 7.Fitzgerald P, McCullagh M, Tabor C, English for ICT Studies in Higher Education Studies, Garnet Education, 2011.</w:t>
+            </w:r>
+          </w:p>
+          <w:p>
+            <w:pPr>
+              <w:spacing w:before="20" w:after="20"/>
+            </w:pPr>
+            <w:r>
+              <w:rPr>
+                <w:rFonts w:ascii="Aptos" w:hAnsi="Aptos"/>
+                <w:sz w:val="22"/>
+              </w:rPr>
+              <w:t>8. 8. Comfort J, Effective Presentations, Oxford University Press - kurs video na poziomie średnim plus.</w:t>
+            </w:r>
+          </w:p>
+          <w:p>
+            <w:pPr>
+              <w:spacing w:before="20" w:after="20"/>
+            </w:pPr>
+            <w:r>
+              <w:rPr>
+                <w:rFonts w:ascii="Aptos" w:hAnsi="Aptos"/>
+                <w:sz w:val="22"/>
+              </w:rPr>
+              <w:t>9. 9. Skrypty, artykuły popularnonaukowe i naukowe</w:t>
+            </w:r>
+          </w:p>
+        </w:tc>
+      </w:tr>
+      <w:tr>
+        <w:tc>
+          <w:tcPr>
+            <w:tcW w:type="dxa" w:w="9972"/>
+            <w:shd w:val="clear" w:color="auto" w:fill="D9D9D9"/>
+          </w:tcPr>
+          <w:p>
+            <w:pPr>
+              <w:spacing w:before="20" w:after="20"/>
+            </w:pPr>
+            <w:r>
+              <w:rPr>
+                <w:rFonts w:ascii="Aptos" w:hAnsi="Aptos"/>
+                <w:b w:val="0"/>
+                <w:i w:val="0"/>
+                <w:sz w:val="16"/>
+              </w:rPr>
+              <w:t>Dokumentacja internetowa:</w:t>
+            </w:r>
+          </w:p>
+        </w:tc>
+      </w:tr>
+      <w:tr>
+        <w:tc>
+          <w:tcPr>
+            <w:tcW w:type="dxa" w:w="9972"/>
+          </w:tcPr>
+          <w:p>
+            <w:pPr>
+              <w:spacing w:before="20" w:after="20"/>
+            </w:pPr>
+            <w:r>
+              <w:rPr>
+                <w:rFonts w:ascii="Aptos" w:hAnsi="Aptos"/>
+                <w:sz w:val="22"/>
+              </w:rPr>
+              <w:t>• 10. http://shebang.pl/</w:t>
             </w:r>
           </w:p>
         </w:tc>
@@ -2477,7 +5226,7 @@
                 <w:i w:val="0"/>
                 <w:sz w:val="22"/>
               </w:rPr>
-              <w:t>15.  Treści programowe poszczególnych zajęć:</w:t>
+              <w:t>18.  Wiedza nabywana / dostarczana uczestnikom w trakcie realizacji przedmiotu</w:t>
             </w:r>
           </w:p>
         </w:tc>
@@ -2497,9 +5246,9 @@
                 <w:rFonts w:ascii="Aptos" w:hAnsi="Aptos"/>
                 <w:b/>
                 <w:i w:val="0"/>
-                <w:sz w:val="16"/>
-              </w:rPr>
-              <w:t>Nr zajęć</w:t>
+                <w:sz w:val="18"/>
+              </w:rPr>
+              <w:t>Kierunkowe efekty uczenia się (kody)</w:t>
             </w:r>
           </w:p>
         </w:tc>
@@ -2517,9 +5266,9 @@
                 <w:rFonts w:ascii="Aptos" w:hAnsi="Aptos"/>
                 <w:b/>
                 <w:i w:val="0"/>
-                <w:sz w:val="16"/>
-              </w:rPr>
-              <w:t>Wykład</w:t>
+                <w:sz w:val="18"/>
+              </w:rPr>
+              <w:t>Przedmiotowy efekt uczenia się</w:t>
             </w:r>
           </w:p>
         </w:tc>
@@ -2537,9 +5286,9 @@
                 <w:rFonts w:ascii="Aptos" w:hAnsi="Aptos"/>
                 <w:b/>
                 <w:i w:val="0"/>
-                <w:sz w:val="16"/>
-              </w:rPr>
-              <w:t>Ćwiczenia / Laboratorium / Pracownia</w:t>
+                <w:sz w:val="18"/>
+              </w:rPr>
+              <w:t>Metody weryfikacji osiągnięcia efektu uczenia się</w:t>
             </w:r>
           </w:p>
         </w:tc>
@@ -2560,7 +5309,6 @@
                 <w:i w:val="0"/>
                 <w:sz w:val="22"/>
               </w:rPr>
-              <w:t>1.</w:t>
             </w:r>
           </w:p>
         </w:tc>
@@ -2579,7 +5327,6 @@
                 <w:i w:val="0"/>
                 <w:sz w:val="22"/>
               </w:rPr>
-              <w:t>1. Zagadnienia z matematyki np.</w:t>
             </w:r>
           </w:p>
         </w:tc>
@@ -2598,6 +5345,7 @@
                 <w:i w:val="0"/>
                 <w:sz w:val="22"/>
               </w:rPr>
+              <w:t>kolokwium; egzamin ustny; ocena sporządzonego dokumentu</w:t>
             </w:r>
           </w:p>
         </w:tc>
@@ -2618,7 +5366,6 @@
                 <w:i w:val="0"/>
                 <w:sz w:val="22"/>
               </w:rPr>
-              <w:t>2.</w:t>
             </w:r>
           </w:p>
         </w:tc>
@@ -2637,7 +5384,6 @@
                 <w:i w:val="0"/>
                 <w:sz w:val="22"/>
               </w:rPr>
-              <w:t>algebra,</w:t>
             </w:r>
           </w:p>
         </w:tc>
@@ -2656,6 +5402,7 @@
                 <w:i w:val="0"/>
                 <w:sz w:val="22"/>
               </w:rPr>
+              <w:t>kolokwium; egzamin ustny; ocena sporządzonego dokumentu</w:t>
             </w:r>
           </w:p>
         </w:tc>
@@ -2676,7 +5423,6 @@
                 <w:i w:val="0"/>
                 <w:sz w:val="22"/>
               </w:rPr>
-              <w:t>3.</w:t>
             </w:r>
           </w:p>
         </w:tc>
@@ -2695,7 +5441,6 @@
                 <w:i w:val="0"/>
                 <w:sz w:val="22"/>
               </w:rPr>
-              <w:t>liczby naturalne,</w:t>
             </w:r>
           </w:p>
         </w:tc>
@@ -2714,3043 +5459,7 @@
                 <w:i w:val="0"/>
                 <w:sz w:val="22"/>
               </w:rPr>
-            </w:r>
-          </w:p>
-        </w:tc>
-      </w:tr>
-      <w:tr>
-        <w:tc>
-          <w:tcPr>
-            <w:tcW w:type="dxa" w:w="3324"/>
-          </w:tcPr>
-          <w:p>
-            <w:pPr>
-              <w:spacing w:before="20" w:after="20"/>
-            </w:pPr>
-            <w:r>
-              <w:rPr>
-                <w:rFonts w:ascii="Aptos" w:hAnsi="Aptos"/>
-                <w:b w:val="0"/>
-                <w:i w:val="0"/>
-                <w:sz w:val="22"/>
-              </w:rPr>
-              <w:t>4.</w:t>
-            </w:r>
-          </w:p>
-        </w:tc>
-        <w:tc>
-          <w:tcPr>
-            <w:tcW w:type="dxa" w:w="3324"/>
-          </w:tcPr>
-          <w:p>
-            <w:pPr>
-              <w:spacing w:before="20" w:after="20"/>
-            </w:pPr>
-            <w:r>
-              <w:rPr>
-                <w:rFonts w:ascii="Aptos" w:hAnsi="Aptos"/>
-                <w:b w:val="0"/>
-                <w:i w:val="0"/>
-                <w:sz w:val="22"/>
-              </w:rPr>
-              <w:t>liczby rzeczywiste,</w:t>
-            </w:r>
-          </w:p>
-        </w:tc>
-        <w:tc>
-          <w:tcPr>
-            <w:tcW w:type="dxa" w:w="3324"/>
-          </w:tcPr>
-          <w:p>
-            <w:pPr>
-              <w:spacing w:before="20" w:after="20"/>
-            </w:pPr>
-            <w:r>
-              <w:rPr>
-                <w:rFonts w:ascii="Aptos" w:hAnsi="Aptos"/>
-                <w:b w:val="0"/>
-                <w:i w:val="0"/>
-                <w:sz w:val="22"/>
-              </w:rPr>
-            </w:r>
-          </w:p>
-        </w:tc>
-      </w:tr>
-      <w:tr>
-        <w:tc>
-          <w:tcPr>
-            <w:tcW w:type="dxa" w:w="3324"/>
-          </w:tcPr>
-          <w:p>
-            <w:pPr>
-              <w:spacing w:before="20" w:after="20"/>
-            </w:pPr>
-            <w:r>
-              <w:rPr>
-                <w:rFonts w:ascii="Aptos" w:hAnsi="Aptos"/>
-                <w:b w:val="0"/>
-                <w:i w:val="0"/>
-                <w:sz w:val="22"/>
-              </w:rPr>
-              <w:t>5.</w:t>
-            </w:r>
-          </w:p>
-        </w:tc>
-        <w:tc>
-          <w:tcPr>
-            <w:tcW w:type="dxa" w:w="3324"/>
-          </w:tcPr>
-          <w:p>
-            <w:pPr>
-              <w:spacing w:before="20" w:after="20"/>
-            </w:pPr>
-            <w:r>
-              <w:rPr>
-                <w:rFonts w:ascii="Aptos" w:hAnsi="Aptos"/>
-                <w:b w:val="0"/>
-                <w:i w:val="0"/>
-                <w:sz w:val="22"/>
-              </w:rPr>
-              <w:t>liczby całkowite,</w:t>
-            </w:r>
-          </w:p>
-        </w:tc>
-        <w:tc>
-          <w:tcPr>
-            <w:tcW w:type="dxa" w:w="3324"/>
-          </w:tcPr>
-          <w:p>
-            <w:pPr>
-              <w:spacing w:before="20" w:after="20"/>
-            </w:pPr>
-            <w:r>
-              <w:rPr>
-                <w:rFonts w:ascii="Aptos" w:hAnsi="Aptos"/>
-                <w:b w:val="0"/>
-                <w:i w:val="0"/>
-                <w:sz w:val="22"/>
-              </w:rPr>
-            </w:r>
-          </w:p>
-        </w:tc>
-      </w:tr>
-      <w:tr>
-        <w:tc>
-          <w:tcPr>
-            <w:tcW w:type="dxa" w:w="3324"/>
-          </w:tcPr>
-          <w:p>
-            <w:pPr>
-              <w:spacing w:before="20" w:after="20"/>
-            </w:pPr>
-            <w:r>
-              <w:rPr>
-                <w:rFonts w:ascii="Aptos" w:hAnsi="Aptos"/>
-                <w:b w:val="0"/>
-                <w:i w:val="0"/>
-                <w:sz w:val="22"/>
-              </w:rPr>
-              <w:t>6.</w:t>
-            </w:r>
-          </w:p>
-        </w:tc>
-        <w:tc>
-          <w:tcPr>
-            <w:tcW w:type="dxa" w:w="3324"/>
-          </w:tcPr>
-          <w:p>
-            <w:pPr>
-              <w:spacing w:before="20" w:after="20"/>
-            </w:pPr>
-            <w:r>
-              <w:rPr>
-                <w:rFonts w:ascii="Aptos" w:hAnsi="Aptos"/>
-                <w:b w:val="0"/>
-                <w:i w:val="0"/>
-                <w:sz w:val="22"/>
-              </w:rPr>
-              <w:t>liczby wymierne,</w:t>
-            </w:r>
-          </w:p>
-        </w:tc>
-        <w:tc>
-          <w:tcPr>
-            <w:tcW w:type="dxa" w:w="3324"/>
-          </w:tcPr>
-          <w:p>
-            <w:pPr>
-              <w:spacing w:before="20" w:after="20"/>
-            </w:pPr>
-            <w:r>
-              <w:rPr>
-                <w:rFonts w:ascii="Aptos" w:hAnsi="Aptos"/>
-                <w:b w:val="0"/>
-                <w:i w:val="0"/>
-                <w:sz w:val="22"/>
-              </w:rPr>
-            </w:r>
-          </w:p>
-        </w:tc>
-      </w:tr>
-      <w:tr>
-        <w:tc>
-          <w:tcPr>
-            <w:tcW w:type="dxa" w:w="3324"/>
-          </w:tcPr>
-          <w:p>
-            <w:pPr>
-              <w:spacing w:before="20" w:after="20"/>
-            </w:pPr>
-            <w:r>
-              <w:rPr>
-                <w:rFonts w:ascii="Aptos" w:hAnsi="Aptos"/>
-                <w:b w:val="0"/>
-                <w:i w:val="0"/>
-                <w:sz w:val="22"/>
-              </w:rPr>
-              <w:t>7.</w:t>
-            </w:r>
-          </w:p>
-        </w:tc>
-        <w:tc>
-          <w:tcPr>
-            <w:tcW w:type="dxa" w:w="3324"/>
-          </w:tcPr>
-          <w:p>
-            <w:pPr>
-              <w:spacing w:before="20" w:after="20"/>
-            </w:pPr>
-            <w:r>
-              <w:rPr>
-                <w:rFonts w:ascii="Aptos" w:hAnsi="Aptos"/>
-                <w:b w:val="0"/>
-                <w:i w:val="0"/>
-                <w:sz w:val="22"/>
-              </w:rPr>
-              <w:t>działania wykonywane na liczbach,</w:t>
-            </w:r>
-          </w:p>
-        </w:tc>
-        <w:tc>
-          <w:tcPr>
-            <w:tcW w:type="dxa" w:w="3324"/>
-          </w:tcPr>
-          <w:p>
-            <w:pPr>
-              <w:spacing w:before="20" w:after="20"/>
-            </w:pPr>
-            <w:r>
-              <w:rPr>
-                <w:rFonts w:ascii="Aptos" w:hAnsi="Aptos"/>
-                <w:b w:val="0"/>
-                <w:i w:val="0"/>
-                <w:sz w:val="22"/>
-              </w:rPr>
-            </w:r>
-          </w:p>
-        </w:tc>
-      </w:tr>
-      <w:tr>
-        <w:tc>
-          <w:tcPr>
-            <w:tcW w:type="dxa" w:w="3324"/>
-          </w:tcPr>
-          <w:p>
-            <w:pPr>
-              <w:spacing w:before="20" w:after="20"/>
-            </w:pPr>
-            <w:r>
-              <w:rPr>
-                <w:rFonts w:ascii="Aptos" w:hAnsi="Aptos"/>
-                <w:b w:val="0"/>
-                <w:i w:val="0"/>
-                <w:sz w:val="22"/>
-              </w:rPr>
-              <w:t>8.</w:t>
-            </w:r>
-          </w:p>
-        </w:tc>
-        <w:tc>
-          <w:tcPr>
-            <w:tcW w:type="dxa" w:w="3324"/>
-          </w:tcPr>
-          <w:p>
-            <w:pPr>
-              <w:spacing w:before="20" w:after="20"/>
-            </w:pPr>
-            <w:r>
-              <w:rPr>
-                <w:rFonts w:ascii="Aptos" w:hAnsi="Aptos"/>
-                <w:b w:val="0"/>
-                <w:i w:val="0"/>
-                <w:sz w:val="22"/>
-              </w:rPr>
-              <w:t>notacja pozycyjna,</w:t>
-            </w:r>
-          </w:p>
-        </w:tc>
-        <w:tc>
-          <w:tcPr>
-            <w:tcW w:type="dxa" w:w="3324"/>
-          </w:tcPr>
-          <w:p>
-            <w:pPr>
-              <w:spacing w:before="20" w:after="20"/>
-            </w:pPr>
-            <w:r>
-              <w:rPr>
-                <w:rFonts w:ascii="Aptos" w:hAnsi="Aptos"/>
-                <w:b w:val="0"/>
-                <w:i w:val="0"/>
-                <w:sz w:val="22"/>
-              </w:rPr>
-            </w:r>
-          </w:p>
-        </w:tc>
-      </w:tr>
-      <w:tr>
-        <w:tc>
-          <w:tcPr>
-            <w:tcW w:type="dxa" w:w="3324"/>
-          </w:tcPr>
-          <w:p>
-            <w:pPr>
-              <w:spacing w:before="20" w:after="20"/>
-            </w:pPr>
-            <w:r>
-              <w:rPr>
-                <w:rFonts w:ascii="Aptos" w:hAnsi="Aptos"/>
-                <w:b w:val="0"/>
-                <w:i w:val="0"/>
-                <w:sz w:val="22"/>
-              </w:rPr>
-              <w:t>9.</w:t>
-            </w:r>
-          </w:p>
-        </w:tc>
-        <w:tc>
-          <w:tcPr>
-            <w:tcW w:type="dxa" w:w="3324"/>
-          </w:tcPr>
-          <w:p>
-            <w:pPr>
-              <w:spacing w:before="20" w:after="20"/>
-            </w:pPr>
-            <w:r>
-              <w:rPr>
-                <w:rFonts w:ascii="Aptos" w:hAnsi="Aptos"/>
-                <w:b w:val="0"/>
-                <w:i w:val="0"/>
-                <w:sz w:val="22"/>
-              </w:rPr>
-              <w:t>figury geometryczne,</w:t>
-            </w:r>
-          </w:p>
-        </w:tc>
-        <w:tc>
-          <w:tcPr>
-            <w:tcW w:type="dxa" w:w="3324"/>
-          </w:tcPr>
-          <w:p>
-            <w:pPr>
-              <w:spacing w:before="20" w:after="20"/>
-            </w:pPr>
-            <w:r>
-              <w:rPr>
-                <w:rFonts w:ascii="Aptos" w:hAnsi="Aptos"/>
-                <w:b w:val="0"/>
-                <w:i w:val="0"/>
-                <w:sz w:val="22"/>
-              </w:rPr>
-            </w:r>
-          </w:p>
-        </w:tc>
-      </w:tr>
-      <w:tr>
-        <w:tc>
-          <w:tcPr>
-            <w:tcW w:type="dxa" w:w="3324"/>
-          </w:tcPr>
-          <w:p>
-            <w:pPr>
-              <w:spacing w:before="20" w:after="20"/>
-            </w:pPr>
-            <w:r>
-              <w:rPr>
-                <w:rFonts w:ascii="Aptos" w:hAnsi="Aptos"/>
-                <w:b w:val="0"/>
-                <w:i w:val="0"/>
-                <w:sz w:val="22"/>
-              </w:rPr>
-              <w:t>10.</w:t>
-            </w:r>
-          </w:p>
-        </w:tc>
-        <w:tc>
-          <w:tcPr>
-            <w:tcW w:type="dxa" w:w="3324"/>
-          </w:tcPr>
-          <w:p>
-            <w:pPr>
-              <w:spacing w:before="20" w:after="20"/>
-            </w:pPr>
-            <w:r>
-              <w:rPr>
-                <w:rFonts w:ascii="Aptos" w:hAnsi="Aptos"/>
-                <w:b w:val="0"/>
-                <w:i w:val="0"/>
-                <w:sz w:val="22"/>
-              </w:rPr>
-              <w:t>macierze,</w:t>
-            </w:r>
-          </w:p>
-        </w:tc>
-        <w:tc>
-          <w:tcPr>
-            <w:tcW w:type="dxa" w:w="3324"/>
-          </w:tcPr>
-          <w:p>
-            <w:pPr>
-              <w:spacing w:before="20" w:after="20"/>
-            </w:pPr>
-            <w:r>
-              <w:rPr>
-                <w:rFonts w:ascii="Aptos" w:hAnsi="Aptos"/>
-                <w:b w:val="0"/>
-                <w:i w:val="0"/>
-                <w:sz w:val="22"/>
-              </w:rPr>
-            </w:r>
-          </w:p>
-        </w:tc>
-      </w:tr>
-      <w:tr>
-        <w:tc>
-          <w:tcPr>
-            <w:tcW w:type="dxa" w:w="3324"/>
-          </w:tcPr>
-          <w:p>
-            <w:pPr>
-              <w:spacing w:before="20" w:after="20"/>
-            </w:pPr>
-            <w:r>
-              <w:rPr>
-                <w:rFonts w:ascii="Aptos" w:hAnsi="Aptos"/>
-                <w:b w:val="0"/>
-                <w:i w:val="0"/>
-                <w:sz w:val="22"/>
-              </w:rPr>
-              <w:t>11.</w:t>
-            </w:r>
-          </w:p>
-        </w:tc>
-        <w:tc>
-          <w:tcPr>
-            <w:tcW w:type="dxa" w:w="3324"/>
-          </w:tcPr>
-          <w:p>
-            <w:pPr>
-              <w:spacing w:before="20" w:after="20"/>
-            </w:pPr>
-            <w:r>
-              <w:rPr>
-                <w:rFonts w:ascii="Aptos" w:hAnsi="Aptos"/>
-                <w:b w:val="0"/>
-                <w:i w:val="0"/>
-                <w:sz w:val="22"/>
-              </w:rPr>
-              <w:t>typy danych,</w:t>
-            </w:r>
-          </w:p>
-        </w:tc>
-        <w:tc>
-          <w:tcPr>
-            <w:tcW w:type="dxa" w:w="3324"/>
-          </w:tcPr>
-          <w:p>
-            <w:pPr>
-              <w:spacing w:before="20" w:after="20"/>
-            </w:pPr>
-            <w:r>
-              <w:rPr>
-                <w:rFonts w:ascii="Aptos" w:hAnsi="Aptos"/>
-                <w:b w:val="0"/>
-                <w:i w:val="0"/>
-                <w:sz w:val="22"/>
-              </w:rPr>
-            </w:r>
-          </w:p>
-        </w:tc>
-      </w:tr>
-      <w:tr>
-        <w:tc>
-          <w:tcPr>
-            <w:tcW w:type="dxa" w:w="3324"/>
-          </w:tcPr>
-          <w:p>
-            <w:pPr>
-              <w:spacing w:before="20" w:after="20"/>
-            </w:pPr>
-            <w:r>
-              <w:rPr>
-                <w:rFonts w:ascii="Aptos" w:hAnsi="Aptos"/>
-                <w:b w:val="0"/>
-                <w:i w:val="0"/>
-                <w:sz w:val="22"/>
-              </w:rPr>
-              <w:t>12.</w:t>
-            </w:r>
-          </w:p>
-        </w:tc>
-        <w:tc>
-          <w:tcPr>
-            <w:tcW w:type="dxa" w:w="3324"/>
-          </w:tcPr>
-          <w:p>
-            <w:pPr>
-              <w:spacing w:before="20" w:after="20"/>
-            </w:pPr>
-            <w:r>
-              <w:rPr>
-                <w:rFonts w:ascii="Aptos" w:hAnsi="Aptos"/>
-                <w:b w:val="0"/>
-                <w:i w:val="0"/>
-                <w:sz w:val="22"/>
-              </w:rPr>
-              <w:t>tryb całkowitoliczbowy,</w:t>
-            </w:r>
-          </w:p>
-        </w:tc>
-        <w:tc>
-          <w:tcPr>
-            <w:tcW w:type="dxa" w:w="3324"/>
-          </w:tcPr>
-          <w:p>
-            <w:pPr>
-              <w:spacing w:before="20" w:after="20"/>
-            </w:pPr>
-            <w:r>
-              <w:rPr>
-                <w:rFonts w:ascii="Aptos" w:hAnsi="Aptos"/>
-                <w:b w:val="0"/>
-                <w:i w:val="0"/>
-                <w:sz w:val="22"/>
-              </w:rPr>
-            </w:r>
-          </w:p>
-        </w:tc>
-      </w:tr>
-      <w:tr>
-        <w:tc>
-          <w:tcPr>
-            <w:tcW w:type="dxa" w:w="3324"/>
-          </w:tcPr>
-          <w:p>
-            <w:pPr>
-              <w:spacing w:before="20" w:after="20"/>
-            </w:pPr>
-            <w:r>
-              <w:rPr>
-                <w:rFonts w:ascii="Aptos" w:hAnsi="Aptos"/>
-                <w:b w:val="0"/>
-                <w:i w:val="0"/>
-                <w:sz w:val="22"/>
-              </w:rPr>
-              <w:t>13.</w:t>
-            </w:r>
-          </w:p>
-        </w:tc>
-        <w:tc>
-          <w:tcPr>
-            <w:tcW w:type="dxa" w:w="3324"/>
-          </w:tcPr>
-          <w:p>
-            <w:pPr>
-              <w:spacing w:before="20" w:after="20"/>
-            </w:pPr>
-            <w:r>
-              <w:rPr>
-                <w:rFonts w:ascii="Aptos" w:hAnsi="Aptos"/>
-                <w:b w:val="0"/>
-                <w:i w:val="0"/>
-                <w:sz w:val="22"/>
-              </w:rPr>
-              <w:t>tryb zmiennoprzecinkowy,</w:t>
-            </w:r>
-          </w:p>
-        </w:tc>
-        <w:tc>
-          <w:tcPr>
-            <w:tcW w:type="dxa" w:w="3324"/>
-          </w:tcPr>
-          <w:p>
-            <w:pPr>
-              <w:spacing w:before="20" w:after="20"/>
-            </w:pPr>
-            <w:r>
-              <w:rPr>
-                <w:rFonts w:ascii="Aptos" w:hAnsi="Aptos"/>
-                <w:b w:val="0"/>
-                <w:i w:val="0"/>
-                <w:sz w:val="22"/>
-              </w:rPr>
-            </w:r>
-          </w:p>
-        </w:tc>
-      </w:tr>
-      <w:tr>
-        <w:tc>
-          <w:tcPr>
-            <w:tcW w:type="dxa" w:w="3324"/>
-          </w:tcPr>
-          <w:p>
-            <w:pPr>
-              <w:spacing w:before="20" w:after="20"/>
-            </w:pPr>
-            <w:r>
-              <w:rPr>
-                <w:rFonts w:ascii="Aptos" w:hAnsi="Aptos"/>
-                <w:b w:val="0"/>
-                <w:i w:val="0"/>
-                <w:sz w:val="22"/>
-              </w:rPr>
-              <w:t>14.</w:t>
-            </w:r>
-          </w:p>
-        </w:tc>
-        <w:tc>
-          <w:tcPr>
-            <w:tcW w:type="dxa" w:w="3324"/>
-          </w:tcPr>
-          <w:p>
-            <w:pPr>
-              <w:spacing w:before="20" w:after="20"/>
-            </w:pPr>
-            <w:r>
-              <w:rPr>
-                <w:rFonts w:ascii="Aptos" w:hAnsi="Aptos"/>
-                <w:b w:val="0"/>
-                <w:i w:val="0"/>
-                <w:sz w:val="22"/>
-              </w:rPr>
-              <w:t>tekstowe typy danych etc.</w:t>
-            </w:r>
-          </w:p>
-        </w:tc>
-        <w:tc>
-          <w:tcPr>
-            <w:tcW w:type="dxa" w:w="3324"/>
-          </w:tcPr>
-          <w:p>
-            <w:pPr>
-              <w:spacing w:before="20" w:after="20"/>
-            </w:pPr>
-            <w:r>
-              <w:rPr>
-                <w:rFonts w:ascii="Aptos" w:hAnsi="Aptos"/>
-                <w:b w:val="0"/>
-                <w:i w:val="0"/>
-                <w:sz w:val="22"/>
-              </w:rPr>
-            </w:r>
-          </w:p>
-        </w:tc>
-      </w:tr>
-      <w:tr>
-        <w:tc>
-          <w:tcPr>
-            <w:tcW w:type="dxa" w:w="3324"/>
-          </w:tcPr>
-          <w:p>
-            <w:pPr>
-              <w:spacing w:before="20" w:after="20"/>
-            </w:pPr>
-            <w:r>
-              <w:rPr>
-                <w:rFonts w:ascii="Aptos" w:hAnsi="Aptos"/>
-                <w:b w:val="0"/>
-                <w:i w:val="0"/>
-                <w:sz w:val="22"/>
-              </w:rPr>
-              <w:t>15.</w:t>
-            </w:r>
-          </w:p>
-        </w:tc>
-        <w:tc>
-          <w:tcPr>
-            <w:tcW w:type="dxa" w:w="3324"/>
-          </w:tcPr>
-          <w:p>
-            <w:pPr>
-              <w:spacing w:before="20" w:after="20"/>
-            </w:pPr>
-            <w:r>
-              <w:rPr>
-                <w:rFonts w:ascii="Aptos" w:hAnsi="Aptos"/>
-                <w:b w:val="0"/>
-                <w:i w:val="0"/>
-                <w:sz w:val="22"/>
-              </w:rPr>
-              <w:t>2.Zagadnienia biznesowe (w zależności od poziomu zaawansowania grupy) np.</w:t>
-            </w:r>
-          </w:p>
-        </w:tc>
-        <w:tc>
-          <w:tcPr>
-            <w:tcW w:type="dxa" w:w="3324"/>
-          </w:tcPr>
-          <w:p>
-            <w:pPr>
-              <w:spacing w:before="20" w:after="20"/>
-            </w:pPr>
-            <w:r>
-              <w:rPr>
-                <w:rFonts w:ascii="Aptos" w:hAnsi="Aptos"/>
-                <w:b w:val="0"/>
-                <w:i w:val="0"/>
-                <w:sz w:val="22"/>
-              </w:rPr>
-            </w:r>
-          </w:p>
-        </w:tc>
-      </w:tr>
-      <w:tr>
-        <w:tc>
-          <w:tcPr>
-            <w:tcW w:type="dxa" w:w="3324"/>
-          </w:tcPr>
-          <w:p>
-            <w:pPr>
-              <w:spacing w:before="20" w:after="20"/>
-            </w:pPr>
-            <w:r>
-              <w:rPr>
-                <w:rFonts w:ascii="Aptos" w:hAnsi="Aptos"/>
-                <w:b w:val="0"/>
-                <w:i w:val="0"/>
-                <w:sz w:val="22"/>
-              </w:rPr>
-              <w:t>16.</w:t>
-            </w:r>
-          </w:p>
-        </w:tc>
-        <w:tc>
-          <w:tcPr>
-            <w:tcW w:type="dxa" w:w="3324"/>
-          </w:tcPr>
-          <w:p>
-            <w:pPr>
-              <w:spacing w:before="20" w:after="20"/>
-            </w:pPr>
-            <w:r>
-              <w:rPr>
-                <w:rFonts w:ascii="Aptos" w:hAnsi="Aptos"/>
-                <w:b w:val="0"/>
-                <w:i w:val="0"/>
-                <w:sz w:val="22"/>
-              </w:rPr>
-              <w:t>debatowanie,</w:t>
-            </w:r>
-          </w:p>
-        </w:tc>
-        <w:tc>
-          <w:tcPr>
-            <w:tcW w:type="dxa" w:w="3324"/>
-          </w:tcPr>
-          <w:p>
-            <w:pPr>
-              <w:spacing w:before="20" w:after="20"/>
-            </w:pPr>
-            <w:r>
-              <w:rPr>
-                <w:rFonts w:ascii="Aptos" w:hAnsi="Aptos"/>
-                <w:b w:val="0"/>
-                <w:i w:val="0"/>
-                <w:sz w:val="22"/>
-              </w:rPr>
-            </w:r>
-          </w:p>
-        </w:tc>
-      </w:tr>
-      <w:tr>
-        <w:tc>
-          <w:tcPr>
-            <w:tcW w:type="dxa" w:w="3324"/>
-          </w:tcPr>
-          <w:p>
-            <w:pPr>
-              <w:spacing w:before="20" w:after="20"/>
-            </w:pPr>
-            <w:r>
-              <w:rPr>
-                <w:rFonts w:ascii="Aptos" w:hAnsi="Aptos"/>
-                <w:b w:val="0"/>
-                <w:i w:val="0"/>
-                <w:sz w:val="22"/>
-              </w:rPr>
-              <w:t>17.</w:t>
-            </w:r>
-          </w:p>
-        </w:tc>
-        <w:tc>
-          <w:tcPr>
-            <w:tcW w:type="dxa" w:w="3324"/>
-          </w:tcPr>
-          <w:p>
-            <w:pPr>
-              <w:spacing w:before="20" w:after="20"/>
-            </w:pPr>
-            <w:r>
-              <w:rPr>
-                <w:rFonts w:ascii="Aptos" w:hAnsi="Aptos"/>
-                <w:b w:val="0"/>
-                <w:i w:val="0"/>
-                <w:sz w:val="22"/>
-              </w:rPr>
-              <w:t>wywieranie wpływu,</w:t>
-            </w:r>
-          </w:p>
-        </w:tc>
-        <w:tc>
-          <w:tcPr>
-            <w:tcW w:type="dxa" w:w="3324"/>
-          </w:tcPr>
-          <w:p>
-            <w:pPr>
-              <w:spacing w:before="20" w:after="20"/>
-            </w:pPr>
-            <w:r>
-              <w:rPr>
-                <w:rFonts w:ascii="Aptos" w:hAnsi="Aptos"/>
-                <w:b w:val="0"/>
-                <w:i w:val="0"/>
-                <w:sz w:val="22"/>
-              </w:rPr>
-            </w:r>
-          </w:p>
-        </w:tc>
-      </w:tr>
-      <w:tr>
-        <w:tc>
-          <w:tcPr>
-            <w:tcW w:type="dxa" w:w="3324"/>
-          </w:tcPr>
-          <w:p>
-            <w:pPr>
-              <w:spacing w:before="20" w:after="20"/>
-            </w:pPr>
-            <w:r>
-              <w:rPr>
-                <w:rFonts w:ascii="Aptos" w:hAnsi="Aptos"/>
-                <w:b w:val="0"/>
-                <w:i w:val="0"/>
-                <w:sz w:val="22"/>
-              </w:rPr>
-              <w:t>18.</w:t>
-            </w:r>
-          </w:p>
-        </w:tc>
-        <w:tc>
-          <w:tcPr>
-            <w:tcW w:type="dxa" w:w="3324"/>
-          </w:tcPr>
-          <w:p>
-            <w:pPr>
-              <w:spacing w:before="20" w:after="20"/>
-            </w:pPr>
-            <w:r>
-              <w:rPr>
-                <w:rFonts w:ascii="Aptos" w:hAnsi="Aptos"/>
-                <w:b w:val="0"/>
-                <w:i w:val="0"/>
-                <w:sz w:val="22"/>
-              </w:rPr>
-              <w:t>podejmowanie decyzji,</w:t>
-            </w:r>
-          </w:p>
-        </w:tc>
-        <w:tc>
-          <w:tcPr>
-            <w:tcW w:type="dxa" w:w="3324"/>
-          </w:tcPr>
-          <w:p>
-            <w:pPr>
-              <w:spacing w:before="20" w:after="20"/>
-            </w:pPr>
-            <w:r>
-              <w:rPr>
-                <w:rFonts w:ascii="Aptos" w:hAnsi="Aptos"/>
-                <w:b w:val="0"/>
-                <w:i w:val="0"/>
-                <w:sz w:val="22"/>
-              </w:rPr>
-            </w:r>
-          </w:p>
-        </w:tc>
-      </w:tr>
-      <w:tr>
-        <w:tc>
-          <w:tcPr>
-            <w:tcW w:type="dxa" w:w="3324"/>
-          </w:tcPr>
-          <w:p>
-            <w:pPr>
-              <w:spacing w:before="20" w:after="20"/>
-            </w:pPr>
-            <w:r>
-              <w:rPr>
-                <w:rFonts w:ascii="Aptos" w:hAnsi="Aptos"/>
-                <w:b w:val="0"/>
-                <w:i w:val="0"/>
-                <w:sz w:val="22"/>
-              </w:rPr>
-              <w:t>19.</w:t>
-            </w:r>
-          </w:p>
-        </w:tc>
-        <w:tc>
-          <w:tcPr>
-            <w:tcW w:type="dxa" w:w="3324"/>
-          </w:tcPr>
-          <w:p>
-            <w:pPr>
-              <w:spacing w:before="20" w:after="20"/>
-            </w:pPr>
-            <w:r>
-              <w:rPr>
-                <w:rFonts w:ascii="Aptos" w:hAnsi="Aptos"/>
-                <w:b w:val="0"/>
-                <w:i w:val="0"/>
-                <w:sz w:val="22"/>
-              </w:rPr>
-              <w:t>komunikacja w biznesie,</w:t>
-            </w:r>
-          </w:p>
-        </w:tc>
-        <w:tc>
-          <w:tcPr>
-            <w:tcW w:type="dxa" w:w="3324"/>
-          </w:tcPr>
-          <w:p>
-            <w:pPr>
-              <w:spacing w:before="20" w:after="20"/>
-            </w:pPr>
-            <w:r>
-              <w:rPr>
-                <w:rFonts w:ascii="Aptos" w:hAnsi="Aptos"/>
-                <w:b w:val="0"/>
-                <w:i w:val="0"/>
-                <w:sz w:val="22"/>
-              </w:rPr>
-            </w:r>
-          </w:p>
-        </w:tc>
-      </w:tr>
-      <w:tr>
-        <w:tc>
-          <w:tcPr>
-            <w:tcW w:type="dxa" w:w="3324"/>
-          </w:tcPr>
-          <w:p>
-            <w:pPr>
-              <w:spacing w:before="20" w:after="20"/>
-            </w:pPr>
-            <w:r>
-              <w:rPr>
-                <w:rFonts w:ascii="Aptos" w:hAnsi="Aptos"/>
-                <w:b w:val="0"/>
-                <w:i w:val="0"/>
-                <w:sz w:val="22"/>
-              </w:rPr>
-              <w:t>20.</w:t>
-            </w:r>
-          </w:p>
-        </w:tc>
-        <w:tc>
-          <w:tcPr>
-            <w:tcW w:type="dxa" w:w="3324"/>
-          </w:tcPr>
-          <w:p>
-            <w:pPr>
-              <w:spacing w:before="20" w:after="20"/>
-            </w:pPr>
-            <w:r>
-              <w:rPr>
-                <w:rFonts w:ascii="Aptos" w:hAnsi="Aptos"/>
-                <w:b w:val="0"/>
-                <w:i w:val="0"/>
-                <w:sz w:val="22"/>
-              </w:rPr>
-              <w:t>marki,</w:t>
-            </w:r>
-          </w:p>
-        </w:tc>
-        <w:tc>
-          <w:tcPr>
-            <w:tcW w:type="dxa" w:w="3324"/>
-          </w:tcPr>
-          <w:p>
-            <w:pPr>
-              <w:spacing w:before="20" w:after="20"/>
-            </w:pPr>
-            <w:r>
-              <w:rPr>
-                <w:rFonts w:ascii="Aptos" w:hAnsi="Aptos"/>
-                <w:b w:val="0"/>
-                <w:i w:val="0"/>
-                <w:sz w:val="22"/>
-              </w:rPr>
-            </w:r>
-          </w:p>
-        </w:tc>
-      </w:tr>
-      <w:tr>
-        <w:tc>
-          <w:tcPr>
-            <w:tcW w:type="dxa" w:w="3324"/>
-          </w:tcPr>
-          <w:p>
-            <w:pPr>
-              <w:spacing w:before="20" w:after="20"/>
-            </w:pPr>
-            <w:r>
-              <w:rPr>
-                <w:rFonts w:ascii="Aptos" w:hAnsi="Aptos"/>
-                <w:b w:val="0"/>
-                <w:i w:val="0"/>
-                <w:sz w:val="22"/>
-              </w:rPr>
-              <w:t>21.</w:t>
-            </w:r>
-          </w:p>
-        </w:tc>
-        <w:tc>
-          <w:tcPr>
-            <w:tcW w:type="dxa" w:w="3324"/>
-          </w:tcPr>
-          <w:p>
-            <w:pPr>
-              <w:spacing w:before="20" w:after="20"/>
-            </w:pPr>
-            <w:r>
-              <w:rPr>
-                <w:rFonts w:ascii="Aptos" w:hAnsi="Aptos"/>
-                <w:b w:val="0"/>
-                <w:i w:val="0"/>
-                <w:sz w:val="22"/>
-              </w:rPr>
-              <w:t>zatrudnienie,</w:t>
-            </w:r>
-          </w:p>
-        </w:tc>
-        <w:tc>
-          <w:tcPr>
-            <w:tcW w:type="dxa" w:w="3324"/>
-          </w:tcPr>
-          <w:p>
-            <w:pPr>
-              <w:spacing w:before="20" w:after="20"/>
-            </w:pPr>
-            <w:r>
-              <w:rPr>
-                <w:rFonts w:ascii="Aptos" w:hAnsi="Aptos"/>
-                <w:b w:val="0"/>
-                <w:i w:val="0"/>
-                <w:sz w:val="22"/>
-              </w:rPr>
-            </w:r>
-          </w:p>
-        </w:tc>
-      </w:tr>
-      <w:tr>
-        <w:tc>
-          <w:tcPr>
-            <w:tcW w:type="dxa" w:w="3324"/>
-          </w:tcPr>
-          <w:p>
-            <w:pPr>
-              <w:spacing w:before="20" w:after="20"/>
-            </w:pPr>
-            <w:r>
-              <w:rPr>
-                <w:rFonts w:ascii="Aptos" w:hAnsi="Aptos"/>
-                <w:b w:val="0"/>
-                <w:i w:val="0"/>
-                <w:sz w:val="22"/>
-              </w:rPr>
-              <w:t>22.</w:t>
-            </w:r>
-          </w:p>
-        </w:tc>
-        <w:tc>
-          <w:tcPr>
-            <w:tcW w:type="dxa" w:w="3324"/>
-          </w:tcPr>
-          <w:p>
-            <w:pPr>
-              <w:spacing w:before="20" w:after="20"/>
-            </w:pPr>
-            <w:r>
-              <w:rPr>
-                <w:rFonts w:ascii="Aptos" w:hAnsi="Aptos"/>
-                <w:b w:val="0"/>
-                <w:i w:val="0"/>
-                <w:sz w:val="22"/>
-              </w:rPr>
-              <w:t>etyka zawodowa,</w:t>
-            </w:r>
-          </w:p>
-        </w:tc>
-        <w:tc>
-          <w:tcPr>
-            <w:tcW w:type="dxa" w:w="3324"/>
-          </w:tcPr>
-          <w:p>
-            <w:pPr>
-              <w:spacing w:before="20" w:after="20"/>
-            </w:pPr>
-            <w:r>
-              <w:rPr>
-                <w:rFonts w:ascii="Aptos" w:hAnsi="Aptos"/>
-                <w:b w:val="0"/>
-                <w:i w:val="0"/>
-                <w:sz w:val="22"/>
-              </w:rPr>
-            </w:r>
-          </w:p>
-        </w:tc>
-      </w:tr>
-      <w:tr>
-        <w:tc>
-          <w:tcPr>
-            <w:tcW w:type="dxa" w:w="3324"/>
-          </w:tcPr>
-          <w:p>
-            <w:pPr>
-              <w:spacing w:before="20" w:after="20"/>
-            </w:pPr>
-            <w:r>
-              <w:rPr>
-                <w:rFonts w:ascii="Aptos" w:hAnsi="Aptos"/>
-                <w:b w:val="0"/>
-                <w:i w:val="0"/>
-                <w:sz w:val="22"/>
-              </w:rPr>
-              <w:t>23.</w:t>
-            </w:r>
-          </w:p>
-        </w:tc>
-        <w:tc>
-          <w:tcPr>
-            <w:tcW w:type="dxa" w:w="3324"/>
-          </w:tcPr>
-          <w:p>
-            <w:pPr>
-              <w:spacing w:before="20" w:after="20"/>
-            </w:pPr>
-            <w:r>
-              <w:rPr>
-                <w:rFonts w:ascii="Aptos" w:hAnsi="Aptos"/>
-                <w:b w:val="0"/>
-                <w:i w:val="0"/>
-                <w:sz w:val="22"/>
-              </w:rPr>
-              <w:t>team building,</w:t>
-            </w:r>
-          </w:p>
-        </w:tc>
-        <w:tc>
-          <w:tcPr>
-            <w:tcW w:type="dxa" w:w="3324"/>
-          </w:tcPr>
-          <w:p>
-            <w:pPr>
-              <w:spacing w:before="20" w:after="20"/>
-            </w:pPr>
-            <w:r>
-              <w:rPr>
-                <w:rFonts w:ascii="Aptos" w:hAnsi="Aptos"/>
-                <w:b w:val="0"/>
-                <w:i w:val="0"/>
-                <w:sz w:val="22"/>
-              </w:rPr>
-            </w:r>
-          </w:p>
-        </w:tc>
-      </w:tr>
-      <w:tr>
-        <w:tc>
-          <w:tcPr>
-            <w:tcW w:type="dxa" w:w="3324"/>
-          </w:tcPr>
-          <w:p>
-            <w:pPr>
-              <w:spacing w:before="20" w:after="20"/>
-            </w:pPr>
-            <w:r>
-              <w:rPr>
-                <w:rFonts w:ascii="Aptos" w:hAnsi="Aptos"/>
-                <w:b w:val="0"/>
-                <w:i w:val="0"/>
-                <w:sz w:val="22"/>
-              </w:rPr>
-              <w:t>24.</w:t>
-            </w:r>
-          </w:p>
-        </w:tc>
-        <w:tc>
-          <w:tcPr>
-            <w:tcW w:type="dxa" w:w="3324"/>
-          </w:tcPr>
-          <w:p>
-            <w:pPr>
-              <w:spacing w:before="20" w:after="20"/>
-            </w:pPr>
-            <w:r>
-              <w:rPr>
-                <w:rFonts w:ascii="Aptos" w:hAnsi="Aptos"/>
-                <w:b w:val="0"/>
-                <w:i w:val="0"/>
-                <w:sz w:val="22"/>
-              </w:rPr>
-              <w:t>style zarządzania,  rynki międzynarodowe etc.</w:t>
-            </w:r>
-          </w:p>
-        </w:tc>
-        <w:tc>
-          <w:tcPr>
-            <w:tcW w:type="dxa" w:w="3324"/>
-          </w:tcPr>
-          <w:p>
-            <w:pPr>
-              <w:spacing w:before="20" w:after="20"/>
-            </w:pPr>
-            <w:r>
-              <w:rPr>
-                <w:rFonts w:ascii="Aptos" w:hAnsi="Aptos"/>
-                <w:b w:val="0"/>
-                <w:i w:val="0"/>
-                <w:sz w:val="22"/>
-              </w:rPr>
-            </w:r>
-          </w:p>
-        </w:tc>
-      </w:tr>
-      <w:tr>
-        <w:tc>
-          <w:tcPr>
-            <w:tcW w:type="dxa" w:w="3324"/>
-          </w:tcPr>
-          <w:p>
-            <w:pPr>
-              <w:spacing w:before="20" w:after="20"/>
-            </w:pPr>
-            <w:r>
-              <w:rPr>
-                <w:rFonts w:ascii="Aptos" w:hAnsi="Aptos"/>
-                <w:b w:val="0"/>
-                <w:i w:val="0"/>
-                <w:sz w:val="22"/>
-              </w:rPr>
-              <w:t>25.</w:t>
-            </w:r>
-          </w:p>
-        </w:tc>
-        <w:tc>
-          <w:tcPr>
-            <w:tcW w:type="dxa" w:w="3324"/>
-          </w:tcPr>
-          <w:p>
-            <w:pPr>
-              <w:spacing w:before="20" w:after="20"/>
-            </w:pPr>
-            <w:r>
-              <w:rPr>
-                <w:rFonts w:ascii="Aptos" w:hAnsi="Aptos"/>
-                <w:b w:val="0"/>
-                <w:i w:val="0"/>
-                <w:sz w:val="22"/>
-              </w:rPr>
-              <w:t>3. Teksty specjalistyczne o tematyce związanej z informatyką, technologią.  Pogłębianie umiejętności czytania ze zrozumieniem tekstów bazujących na oryginalnych materiałach źródłowych.</w:t>
-            </w:r>
-          </w:p>
-        </w:tc>
-        <w:tc>
-          <w:tcPr>
-            <w:tcW w:type="dxa" w:w="3324"/>
-          </w:tcPr>
-          <w:p>
-            <w:pPr>
-              <w:spacing w:before="20" w:after="20"/>
-            </w:pPr>
-            <w:r>
-              <w:rPr>
-                <w:rFonts w:ascii="Aptos" w:hAnsi="Aptos"/>
-                <w:b w:val="0"/>
-                <w:i w:val="0"/>
-                <w:sz w:val="22"/>
-              </w:rPr>
-            </w:r>
-          </w:p>
-        </w:tc>
-      </w:tr>
-      <w:tr>
-        <w:tc>
-          <w:tcPr>
-            <w:tcW w:type="dxa" w:w="3324"/>
-          </w:tcPr>
-          <w:p>
-            <w:pPr>
-              <w:spacing w:before="20" w:after="20"/>
-            </w:pPr>
-            <w:r>
-              <w:rPr>
-                <w:rFonts w:ascii="Aptos" w:hAnsi="Aptos"/>
-                <w:b w:val="0"/>
-                <w:i w:val="0"/>
-                <w:sz w:val="22"/>
-              </w:rPr>
-              <w:t>26.</w:t>
-            </w:r>
-          </w:p>
-        </w:tc>
-        <w:tc>
-          <w:tcPr>
-            <w:tcW w:type="dxa" w:w="3324"/>
-          </w:tcPr>
-          <w:p>
-            <w:pPr>
-              <w:spacing w:before="20" w:after="20"/>
-            </w:pPr>
-            <w:r>
-              <w:rPr>
-                <w:rFonts w:ascii="Aptos" w:hAnsi="Aptos"/>
-                <w:b w:val="0"/>
-                <w:i w:val="0"/>
-                <w:sz w:val="22"/>
-              </w:rPr>
-              <w:t>4. Zagadnienia z zakresu informatyki (w zależności od poziomu zaawansowania grupy np).</w:t>
-            </w:r>
-          </w:p>
-        </w:tc>
-        <w:tc>
-          <w:tcPr>
-            <w:tcW w:type="dxa" w:w="3324"/>
-          </w:tcPr>
-          <w:p>
-            <w:pPr>
-              <w:spacing w:before="20" w:after="20"/>
-            </w:pPr>
-            <w:r>
-              <w:rPr>
-                <w:rFonts w:ascii="Aptos" w:hAnsi="Aptos"/>
-                <w:b w:val="0"/>
-                <w:i w:val="0"/>
-                <w:sz w:val="22"/>
-              </w:rPr>
-            </w:r>
-          </w:p>
-        </w:tc>
-      </w:tr>
-      <w:tr>
-        <w:tc>
-          <w:tcPr>
-            <w:tcW w:type="dxa" w:w="3324"/>
-          </w:tcPr>
-          <w:p>
-            <w:pPr>
-              <w:spacing w:before="20" w:after="20"/>
-            </w:pPr>
-            <w:r>
-              <w:rPr>
-                <w:rFonts w:ascii="Aptos" w:hAnsi="Aptos"/>
-                <w:b w:val="0"/>
-                <w:i w:val="0"/>
-                <w:sz w:val="22"/>
-              </w:rPr>
-              <w:t>27.</w:t>
-            </w:r>
-          </w:p>
-        </w:tc>
-        <w:tc>
-          <w:tcPr>
-            <w:tcW w:type="dxa" w:w="3324"/>
-          </w:tcPr>
-          <w:p>
-            <w:pPr>
-              <w:spacing w:before="20" w:after="20"/>
-            </w:pPr>
-            <w:r>
-              <w:rPr>
-                <w:rFonts w:ascii="Aptos" w:hAnsi="Aptos"/>
-                <w:b w:val="0"/>
-                <w:i w:val="0"/>
-                <w:sz w:val="22"/>
-              </w:rPr>
-              <w:t>zastosowanie komputerów w życiu codziennym,</w:t>
-            </w:r>
-          </w:p>
-        </w:tc>
-        <w:tc>
-          <w:tcPr>
-            <w:tcW w:type="dxa" w:w="3324"/>
-          </w:tcPr>
-          <w:p>
-            <w:pPr>
-              <w:spacing w:before="20" w:after="20"/>
-            </w:pPr>
-            <w:r>
-              <w:rPr>
-                <w:rFonts w:ascii="Aptos" w:hAnsi="Aptos"/>
-                <w:b w:val="0"/>
-                <w:i w:val="0"/>
-                <w:sz w:val="22"/>
-              </w:rPr>
-            </w:r>
-          </w:p>
-        </w:tc>
-      </w:tr>
-      <w:tr>
-        <w:tc>
-          <w:tcPr>
-            <w:tcW w:type="dxa" w:w="3324"/>
-          </w:tcPr>
-          <w:p>
-            <w:pPr>
-              <w:spacing w:before="20" w:after="20"/>
-            </w:pPr>
-            <w:r>
-              <w:rPr>
-                <w:rFonts w:ascii="Aptos" w:hAnsi="Aptos"/>
-                <w:b w:val="0"/>
-                <w:i w:val="0"/>
-                <w:sz w:val="22"/>
-              </w:rPr>
-              <w:t>28.</w:t>
-            </w:r>
-          </w:p>
-        </w:tc>
-        <w:tc>
-          <w:tcPr>
-            <w:tcW w:type="dxa" w:w="3324"/>
-          </w:tcPr>
-          <w:p>
-            <w:pPr>
-              <w:spacing w:before="20" w:after="20"/>
-            </w:pPr>
-            <w:r>
-              <w:rPr>
-                <w:rFonts w:ascii="Aptos" w:hAnsi="Aptos"/>
-                <w:b w:val="0"/>
-                <w:i w:val="0"/>
-                <w:sz w:val="22"/>
-              </w:rPr>
-              <w:t>systemy operacyjne,</w:t>
-            </w:r>
-          </w:p>
-        </w:tc>
-        <w:tc>
-          <w:tcPr>
-            <w:tcW w:type="dxa" w:w="3324"/>
-          </w:tcPr>
-          <w:p>
-            <w:pPr>
-              <w:spacing w:before="20" w:after="20"/>
-            </w:pPr>
-            <w:r>
-              <w:rPr>
-                <w:rFonts w:ascii="Aptos" w:hAnsi="Aptos"/>
-                <w:b w:val="0"/>
-                <w:i w:val="0"/>
-                <w:sz w:val="22"/>
-              </w:rPr>
-            </w:r>
-          </w:p>
-        </w:tc>
-      </w:tr>
-      <w:tr>
-        <w:tc>
-          <w:tcPr>
-            <w:tcW w:type="dxa" w:w="3324"/>
-          </w:tcPr>
-          <w:p>
-            <w:pPr>
-              <w:spacing w:before="20" w:after="20"/>
-            </w:pPr>
-            <w:r>
-              <w:rPr>
-                <w:rFonts w:ascii="Aptos" w:hAnsi="Aptos"/>
-                <w:b w:val="0"/>
-                <w:i w:val="0"/>
-                <w:sz w:val="22"/>
-              </w:rPr>
-              <w:t>29.</w:t>
-            </w:r>
-          </w:p>
-        </w:tc>
-        <w:tc>
-          <w:tcPr>
-            <w:tcW w:type="dxa" w:w="3324"/>
-          </w:tcPr>
-          <w:p>
-            <w:pPr>
-              <w:spacing w:before="20" w:after="20"/>
-            </w:pPr>
-            <w:r>
-              <w:rPr>
-                <w:rFonts w:ascii="Aptos" w:hAnsi="Aptos"/>
-                <w:b w:val="0"/>
-                <w:i w:val="0"/>
-                <w:sz w:val="22"/>
-              </w:rPr>
-              <w:t>mikroprocesory,</w:t>
-            </w:r>
-          </w:p>
-        </w:tc>
-        <w:tc>
-          <w:tcPr>
-            <w:tcW w:type="dxa" w:w="3324"/>
-          </w:tcPr>
-          <w:p>
-            <w:pPr>
-              <w:spacing w:before="20" w:after="20"/>
-            </w:pPr>
-            <w:r>
-              <w:rPr>
-                <w:rFonts w:ascii="Aptos" w:hAnsi="Aptos"/>
-                <w:b w:val="0"/>
-                <w:i w:val="0"/>
-                <w:sz w:val="22"/>
-              </w:rPr>
-            </w:r>
-          </w:p>
-        </w:tc>
-      </w:tr>
-      <w:tr>
-        <w:tc>
-          <w:tcPr>
-            <w:tcW w:type="dxa" w:w="3324"/>
-          </w:tcPr>
-          <w:p>
-            <w:pPr>
-              <w:spacing w:before="20" w:after="20"/>
-            </w:pPr>
-            <w:r>
-              <w:rPr>
-                <w:rFonts w:ascii="Aptos" w:hAnsi="Aptos"/>
-                <w:b w:val="0"/>
-                <w:i w:val="0"/>
-                <w:sz w:val="22"/>
-              </w:rPr>
-              <w:t>30.</w:t>
-            </w:r>
-          </w:p>
-        </w:tc>
-        <w:tc>
-          <w:tcPr>
-            <w:tcW w:type="dxa" w:w="3324"/>
-          </w:tcPr>
-          <w:p>
-            <w:pPr>
-              <w:spacing w:before="20" w:after="20"/>
-            </w:pPr>
-            <w:r>
-              <w:rPr>
-                <w:rFonts w:ascii="Aptos" w:hAnsi="Aptos"/>
-                <w:b w:val="0"/>
-                <w:i w:val="0"/>
-                <w:sz w:val="22"/>
-              </w:rPr>
-              <w:t>bazy danych,</w:t>
-            </w:r>
-          </w:p>
-        </w:tc>
-        <w:tc>
-          <w:tcPr>
-            <w:tcW w:type="dxa" w:w="3324"/>
-          </w:tcPr>
-          <w:p>
-            <w:pPr>
-              <w:spacing w:before="20" w:after="20"/>
-            </w:pPr>
-            <w:r>
-              <w:rPr>
-                <w:rFonts w:ascii="Aptos" w:hAnsi="Aptos"/>
-                <w:b w:val="0"/>
-                <w:i w:val="0"/>
-                <w:sz w:val="22"/>
-              </w:rPr>
-            </w:r>
-          </w:p>
-        </w:tc>
-      </w:tr>
-      <w:tr>
-        <w:tc>
-          <w:tcPr>
-            <w:tcW w:type="dxa" w:w="3324"/>
-          </w:tcPr>
-          <w:p>
-            <w:pPr>
-              <w:spacing w:before="20" w:after="20"/>
-            </w:pPr>
-            <w:r>
-              <w:rPr>
-                <w:rFonts w:ascii="Aptos" w:hAnsi="Aptos"/>
-                <w:b w:val="0"/>
-                <w:i w:val="0"/>
-                <w:sz w:val="22"/>
-              </w:rPr>
-              <w:t>31.</w:t>
-            </w:r>
-          </w:p>
-        </w:tc>
-        <w:tc>
-          <w:tcPr>
-            <w:tcW w:type="dxa" w:w="3324"/>
-          </w:tcPr>
-          <w:p>
-            <w:pPr>
-              <w:spacing w:before="20" w:after="20"/>
-            </w:pPr>
-            <w:r>
-              <w:rPr>
-                <w:rFonts w:ascii="Aptos" w:hAnsi="Aptos"/>
-                <w:b w:val="0"/>
-                <w:i w:val="0"/>
-                <w:sz w:val="22"/>
-              </w:rPr>
-              <w:t>Internet,</w:t>
-            </w:r>
-          </w:p>
-        </w:tc>
-        <w:tc>
-          <w:tcPr>
-            <w:tcW w:type="dxa" w:w="3324"/>
-          </w:tcPr>
-          <w:p>
-            <w:pPr>
-              <w:spacing w:before="20" w:after="20"/>
-            </w:pPr>
-            <w:r>
-              <w:rPr>
-                <w:rFonts w:ascii="Aptos" w:hAnsi="Aptos"/>
-                <w:b w:val="0"/>
-                <w:i w:val="0"/>
-                <w:sz w:val="22"/>
-              </w:rPr>
-            </w:r>
-          </w:p>
-        </w:tc>
-      </w:tr>
-      <w:tr>
-        <w:tc>
-          <w:tcPr>
-            <w:tcW w:type="dxa" w:w="3324"/>
-          </w:tcPr>
-          <w:p>
-            <w:pPr>
-              <w:spacing w:before="20" w:after="20"/>
-            </w:pPr>
-            <w:r>
-              <w:rPr>
-                <w:rFonts w:ascii="Aptos" w:hAnsi="Aptos"/>
-                <w:b w:val="0"/>
-                <w:i w:val="0"/>
-                <w:sz w:val="22"/>
-              </w:rPr>
-              <w:t>32.</w:t>
-            </w:r>
-          </w:p>
-        </w:tc>
-        <w:tc>
-          <w:tcPr>
-            <w:tcW w:type="dxa" w:w="3324"/>
-          </w:tcPr>
-          <w:p>
-            <w:pPr>
-              <w:spacing w:before="20" w:after="20"/>
-            </w:pPr>
-            <w:r>
-              <w:rPr>
-                <w:rFonts w:ascii="Aptos" w:hAnsi="Aptos"/>
-                <w:b w:val="0"/>
-                <w:i w:val="0"/>
-                <w:sz w:val="22"/>
-              </w:rPr>
-              <w:t>wirusy komputerowe,</w:t>
-            </w:r>
-          </w:p>
-        </w:tc>
-        <w:tc>
-          <w:tcPr>
-            <w:tcW w:type="dxa" w:w="3324"/>
-          </w:tcPr>
-          <w:p>
-            <w:pPr>
-              <w:spacing w:before="20" w:after="20"/>
-            </w:pPr>
-            <w:r>
-              <w:rPr>
-                <w:rFonts w:ascii="Aptos" w:hAnsi="Aptos"/>
-                <w:b w:val="0"/>
-                <w:i w:val="0"/>
-                <w:sz w:val="22"/>
-              </w:rPr>
-            </w:r>
-          </w:p>
-        </w:tc>
-      </w:tr>
-      <w:tr>
-        <w:tc>
-          <w:tcPr>
-            <w:tcW w:type="dxa" w:w="3324"/>
-          </w:tcPr>
-          <w:p>
-            <w:pPr>
-              <w:spacing w:before="20" w:after="20"/>
-            </w:pPr>
-            <w:r>
-              <w:rPr>
-                <w:rFonts w:ascii="Aptos" w:hAnsi="Aptos"/>
-                <w:b w:val="0"/>
-                <w:i w:val="0"/>
-                <w:sz w:val="22"/>
-              </w:rPr>
-              <w:t>33.</w:t>
-            </w:r>
-          </w:p>
-        </w:tc>
-        <w:tc>
-          <w:tcPr>
-            <w:tcW w:type="dxa" w:w="3324"/>
-          </w:tcPr>
-          <w:p>
-            <w:pPr>
-              <w:spacing w:before="20" w:after="20"/>
-            </w:pPr>
-            <w:r>
-              <w:rPr>
-                <w:rFonts w:ascii="Aptos" w:hAnsi="Aptos"/>
-                <w:b w:val="0"/>
-                <w:i w:val="0"/>
-                <w:sz w:val="22"/>
-              </w:rPr>
-              <w:t>gry komputerowe, sieci komputerowe,</w:t>
-            </w:r>
-          </w:p>
-        </w:tc>
-        <w:tc>
-          <w:tcPr>
-            <w:tcW w:type="dxa" w:w="3324"/>
-          </w:tcPr>
-          <w:p>
-            <w:pPr>
-              <w:spacing w:before="20" w:after="20"/>
-            </w:pPr>
-            <w:r>
-              <w:rPr>
-                <w:rFonts w:ascii="Aptos" w:hAnsi="Aptos"/>
-                <w:b w:val="0"/>
-                <w:i w:val="0"/>
-                <w:sz w:val="22"/>
-              </w:rPr>
-            </w:r>
-          </w:p>
-        </w:tc>
-      </w:tr>
-      <w:tr>
-        <w:tc>
-          <w:tcPr>
-            <w:tcW w:type="dxa" w:w="3324"/>
-          </w:tcPr>
-          <w:p>
-            <w:pPr>
-              <w:spacing w:before="20" w:after="20"/>
-            </w:pPr>
-            <w:r>
-              <w:rPr>
-                <w:rFonts w:ascii="Aptos" w:hAnsi="Aptos"/>
-                <w:b w:val="0"/>
-                <w:i w:val="0"/>
-                <w:sz w:val="22"/>
-              </w:rPr>
-              <w:t>34.</w:t>
-            </w:r>
-          </w:p>
-        </w:tc>
-        <w:tc>
-          <w:tcPr>
-            <w:tcW w:type="dxa" w:w="3324"/>
-          </w:tcPr>
-          <w:p>
-            <w:pPr>
-              <w:spacing w:before="20" w:after="20"/>
-            </w:pPr>
-            <w:r>
-              <w:rPr>
-                <w:rFonts w:ascii="Aptos" w:hAnsi="Aptos"/>
-                <w:b w:val="0"/>
-                <w:i w:val="0"/>
-                <w:sz w:val="22"/>
-              </w:rPr>
-              <w:t>nowe technologie,</w:t>
-            </w:r>
-          </w:p>
-        </w:tc>
-        <w:tc>
-          <w:tcPr>
-            <w:tcW w:type="dxa" w:w="3324"/>
-          </w:tcPr>
-          <w:p>
-            <w:pPr>
-              <w:spacing w:before="20" w:after="20"/>
-            </w:pPr>
-            <w:r>
-              <w:rPr>
-                <w:rFonts w:ascii="Aptos" w:hAnsi="Aptos"/>
-                <w:b w:val="0"/>
-                <w:i w:val="0"/>
-                <w:sz w:val="22"/>
-              </w:rPr>
-            </w:r>
-          </w:p>
-        </w:tc>
-      </w:tr>
-      <w:tr>
-        <w:tc>
-          <w:tcPr>
-            <w:tcW w:type="dxa" w:w="3324"/>
-          </w:tcPr>
-          <w:p>
-            <w:pPr>
-              <w:spacing w:before="20" w:after="20"/>
-            </w:pPr>
-            <w:r>
-              <w:rPr>
-                <w:rFonts w:ascii="Aptos" w:hAnsi="Aptos"/>
-                <w:b w:val="0"/>
-                <w:i w:val="0"/>
-                <w:sz w:val="22"/>
-              </w:rPr>
-              <w:t>35.</w:t>
-            </w:r>
-          </w:p>
-        </w:tc>
-        <w:tc>
-          <w:tcPr>
-            <w:tcW w:type="dxa" w:w="3324"/>
-          </w:tcPr>
-          <w:p>
-            <w:pPr>
-              <w:spacing w:before="20" w:after="20"/>
-            </w:pPr>
-            <w:r>
-              <w:rPr>
-                <w:rFonts w:ascii="Aptos" w:hAnsi="Aptos"/>
-                <w:b w:val="0"/>
-                <w:i w:val="0"/>
-                <w:sz w:val="22"/>
-              </w:rPr>
-              <w:t>języki programowania,</w:t>
-            </w:r>
-          </w:p>
-        </w:tc>
-        <w:tc>
-          <w:tcPr>
-            <w:tcW w:type="dxa" w:w="3324"/>
-          </w:tcPr>
-          <w:p>
-            <w:pPr>
-              <w:spacing w:before="20" w:after="20"/>
-            </w:pPr>
-            <w:r>
-              <w:rPr>
-                <w:rFonts w:ascii="Aptos" w:hAnsi="Aptos"/>
-                <w:b w:val="0"/>
-                <w:i w:val="0"/>
-                <w:sz w:val="22"/>
-              </w:rPr>
-            </w:r>
-          </w:p>
-        </w:tc>
-      </w:tr>
-      <w:tr>
-        <w:tc>
-          <w:tcPr>
-            <w:tcW w:type="dxa" w:w="3324"/>
-          </w:tcPr>
-          <w:p>
-            <w:pPr>
-              <w:spacing w:before="20" w:after="20"/>
-            </w:pPr>
-            <w:r>
-              <w:rPr>
-                <w:rFonts w:ascii="Aptos" w:hAnsi="Aptos"/>
-                <w:b w:val="0"/>
-                <w:i w:val="0"/>
-                <w:sz w:val="22"/>
-              </w:rPr>
-              <w:t>36.</w:t>
-            </w:r>
-          </w:p>
-        </w:tc>
-        <w:tc>
-          <w:tcPr>
-            <w:tcW w:type="dxa" w:w="3324"/>
-          </w:tcPr>
-          <w:p>
-            <w:pPr>
-              <w:spacing w:before="20" w:after="20"/>
-            </w:pPr>
-            <w:r>
-              <w:rPr>
-                <w:rFonts w:ascii="Aptos" w:hAnsi="Aptos"/>
-                <w:b w:val="0"/>
-                <w:i w:val="0"/>
-                <w:sz w:val="22"/>
-              </w:rPr>
-              <w:t>oprogramowanie komputerowe etc.)</w:t>
-            </w:r>
-          </w:p>
-        </w:tc>
-        <w:tc>
-          <w:tcPr>
-            <w:tcW w:type="dxa" w:w="3324"/>
-          </w:tcPr>
-          <w:p>
-            <w:pPr>
-              <w:spacing w:before="20" w:after="20"/>
-            </w:pPr>
-            <w:r>
-              <w:rPr>
-                <w:rFonts w:ascii="Aptos" w:hAnsi="Aptos"/>
-                <w:b w:val="0"/>
-                <w:i w:val="0"/>
-                <w:sz w:val="22"/>
-              </w:rPr>
-            </w:r>
-          </w:p>
-        </w:tc>
-      </w:tr>
-      <w:tr>
-        <w:tc>
-          <w:tcPr>
-            <w:tcW w:type="dxa" w:w="3324"/>
-          </w:tcPr>
-          <w:p>
-            <w:pPr>
-              <w:spacing w:before="20" w:after="20"/>
-            </w:pPr>
-            <w:r>
-              <w:rPr>
-                <w:rFonts w:ascii="Aptos" w:hAnsi="Aptos"/>
-                <w:b w:val="0"/>
-                <w:i w:val="0"/>
-                <w:sz w:val="22"/>
-              </w:rPr>
-              <w:t>37.</w:t>
-            </w:r>
-          </w:p>
-        </w:tc>
-        <w:tc>
-          <w:tcPr>
-            <w:tcW w:type="dxa" w:w="3324"/>
-          </w:tcPr>
-          <w:p>
-            <w:pPr>
-              <w:spacing w:before="20" w:after="20"/>
-            </w:pPr>
-            <w:r>
-              <w:rPr>
-                <w:rFonts w:ascii="Aptos" w:hAnsi="Aptos"/>
-                <w:b w:val="0"/>
-                <w:i w:val="0"/>
-                <w:sz w:val="22"/>
-              </w:rPr>
-              <w:t>5. Pogłębianie znajomości podstawowych oraz specjalistycznych wyrażeń i zwrotów z zakresu języka technicznego, akademickiego i świata pracy.</w:t>
-            </w:r>
-          </w:p>
-        </w:tc>
-        <w:tc>
-          <w:tcPr>
-            <w:tcW w:type="dxa" w:w="3324"/>
-          </w:tcPr>
-          <w:p>
-            <w:pPr>
-              <w:spacing w:before="20" w:after="20"/>
-            </w:pPr>
-            <w:r>
-              <w:rPr>
-                <w:rFonts w:ascii="Aptos" w:hAnsi="Aptos"/>
-                <w:b w:val="0"/>
-                <w:i w:val="0"/>
-                <w:sz w:val="22"/>
-              </w:rPr>
-            </w:r>
-          </w:p>
-        </w:tc>
-      </w:tr>
-      <w:tr>
-        <w:tc>
-          <w:tcPr>
-            <w:tcW w:type="dxa" w:w="3324"/>
-          </w:tcPr>
-          <w:p>
-            <w:pPr>
-              <w:spacing w:before="20" w:after="20"/>
-            </w:pPr>
-            <w:r>
-              <w:rPr>
-                <w:rFonts w:ascii="Aptos" w:hAnsi="Aptos"/>
-                <w:b w:val="0"/>
-                <w:i w:val="0"/>
-                <w:sz w:val="22"/>
-              </w:rPr>
-              <w:t>38.</w:t>
-            </w:r>
-          </w:p>
-        </w:tc>
-        <w:tc>
-          <w:tcPr>
-            <w:tcW w:type="dxa" w:w="3324"/>
-          </w:tcPr>
-          <w:p>
-            <w:pPr>
-              <w:spacing w:before="20" w:after="20"/>
-            </w:pPr>
-            <w:r>
-              <w:rPr>
-                <w:rFonts w:ascii="Aptos" w:hAnsi="Aptos"/>
-                <w:b w:val="0"/>
-                <w:i w:val="0"/>
-                <w:sz w:val="22"/>
-              </w:rPr>
-              <w:t>6.Ćwiczenie złożonych struktur leksykalnych, omówienie właściwości fizycznych materii, kształtów, wprowadzenie terminologii matematycznej, interpretacja rysunków, diagramów, opis procesu. Wprowadzenie słownictwa specjalistycznego z dziedziny informatyki.</w:t>
-            </w:r>
-          </w:p>
-        </w:tc>
-        <w:tc>
-          <w:tcPr>
-            <w:tcW w:type="dxa" w:w="3324"/>
-          </w:tcPr>
-          <w:p>
-            <w:pPr>
-              <w:spacing w:before="20" w:after="20"/>
-            </w:pPr>
-            <w:r>
-              <w:rPr>
-                <w:rFonts w:ascii="Aptos" w:hAnsi="Aptos"/>
-                <w:b w:val="0"/>
-                <w:i w:val="0"/>
-                <w:sz w:val="22"/>
-              </w:rPr>
-            </w:r>
-          </w:p>
-        </w:tc>
-      </w:tr>
-      <w:tr>
-        <w:tc>
-          <w:tcPr>
-            <w:tcW w:type="dxa" w:w="3324"/>
-          </w:tcPr>
-          <w:p>
-            <w:pPr>
-              <w:spacing w:before="20" w:after="20"/>
-            </w:pPr>
-            <w:r>
-              <w:rPr>
-                <w:rFonts w:ascii="Aptos" w:hAnsi="Aptos"/>
-                <w:b w:val="0"/>
-                <w:i w:val="0"/>
-                <w:sz w:val="22"/>
-              </w:rPr>
-              <w:t>39.</w:t>
-            </w:r>
-          </w:p>
-        </w:tc>
-        <w:tc>
-          <w:tcPr>
-            <w:tcW w:type="dxa" w:w="3324"/>
-          </w:tcPr>
-          <w:p>
-            <w:pPr>
-              <w:spacing w:before="20" w:after="20"/>
-            </w:pPr>
-            <w:r>
-              <w:rPr>
-                <w:rFonts w:ascii="Aptos" w:hAnsi="Aptos"/>
-                <w:b w:val="0"/>
-                <w:i w:val="0"/>
-                <w:sz w:val="22"/>
-              </w:rPr>
-              <w:t>7.Realizowanie gramatyki w zakresie wymaganym dla danego poziomu znajomości języka. Nauczanie struktur niezbędnych do komunikacji werbalnej i pisemnej w środowisku akademickim i świata pracy.</w:t>
-            </w:r>
-          </w:p>
-        </w:tc>
-        <w:tc>
-          <w:tcPr>
-            <w:tcW w:type="dxa" w:w="3324"/>
-          </w:tcPr>
-          <w:p>
-            <w:pPr>
-              <w:spacing w:before="20" w:after="20"/>
-            </w:pPr>
-            <w:r>
-              <w:rPr>
-                <w:rFonts w:ascii="Aptos" w:hAnsi="Aptos"/>
-                <w:b w:val="0"/>
-                <w:i w:val="0"/>
-                <w:sz w:val="22"/>
-              </w:rPr>
-            </w:r>
-          </w:p>
-        </w:tc>
-      </w:tr>
-      <w:tr>
-        <w:tc>
-          <w:tcPr>
-            <w:tcW w:type="dxa" w:w="3324"/>
-          </w:tcPr>
-          <w:p>
-            <w:pPr>
-              <w:spacing w:before="20" w:after="20"/>
-            </w:pPr>
-            <w:r>
-              <w:rPr>
-                <w:rFonts w:ascii="Aptos" w:hAnsi="Aptos"/>
-                <w:b w:val="0"/>
-                <w:i w:val="0"/>
-                <w:sz w:val="22"/>
-              </w:rPr>
-              <w:t>40.</w:t>
-            </w:r>
-          </w:p>
-        </w:tc>
-        <w:tc>
-          <w:tcPr>
-            <w:tcW w:type="dxa" w:w="3324"/>
-          </w:tcPr>
-          <w:p>
-            <w:pPr>
-              <w:spacing w:before="20" w:after="20"/>
-            </w:pPr>
-            <w:r>
-              <w:rPr>
-                <w:rFonts w:ascii="Aptos" w:hAnsi="Aptos"/>
-                <w:b w:val="0"/>
-                <w:i w:val="0"/>
-                <w:sz w:val="22"/>
-              </w:rPr>
-              <w:t>8.Pisanie różnorodnych tekstów, niezbędnych w pracy i na uczelni, np.: raportu, życiorysu zawodowego, wiadomości email, streszczenia, notatki, abstraktu, instrukcji, objaśnienia procesu.</w:t>
-            </w:r>
-          </w:p>
-        </w:tc>
-        <w:tc>
-          <w:tcPr>
-            <w:tcW w:type="dxa" w:w="3324"/>
-          </w:tcPr>
-          <w:p>
-            <w:pPr>
-              <w:spacing w:before="20" w:after="20"/>
-            </w:pPr>
-            <w:r>
-              <w:rPr>
-                <w:rFonts w:ascii="Aptos" w:hAnsi="Aptos"/>
-                <w:b w:val="0"/>
-                <w:i w:val="0"/>
-                <w:sz w:val="22"/>
-              </w:rPr>
-            </w:r>
-          </w:p>
-        </w:tc>
-      </w:tr>
-      <w:tr>
-        <w:tc>
-          <w:tcPr>
-            <w:tcW w:type="dxa" w:w="3324"/>
-          </w:tcPr>
-          <w:p>
-            <w:pPr>
-              <w:spacing w:before="20" w:after="20"/>
-            </w:pPr>
-            <w:r>
-              <w:rPr>
-                <w:rFonts w:ascii="Aptos" w:hAnsi="Aptos"/>
-                <w:b w:val="0"/>
-                <w:i w:val="0"/>
-                <w:sz w:val="22"/>
-              </w:rPr>
-              <w:t>41.</w:t>
-            </w:r>
-          </w:p>
-        </w:tc>
-        <w:tc>
-          <w:tcPr>
-            <w:tcW w:type="dxa" w:w="3324"/>
-          </w:tcPr>
-          <w:p>
-            <w:pPr>
-              <w:spacing w:before="20" w:after="20"/>
-            </w:pPr>
-            <w:r>
-              <w:rPr>
-                <w:rFonts w:ascii="Aptos" w:hAnsi="Aptos"/>
-                <w:b w:val="0"/>
-                <w:i w:val="0"/>
-                <w:sz w:val="22"/>
-              </w:rPr>
-              <w:t>9. Słuchanie w oparciu o materiały przedstawiające sytuacje związane ze</w:t>
-            </w:r>
-          </w:p>
-        </w:tc>
-        <w:tc>
-          <w:tcPr>
-            <w:tcW w:type="dxa" w:w="3324"/>
-          </w:tcPr>
-          <w:p>
-            <w:pPr>
-              <w:spacing w:before="20" w:after="20"/>
-            </w:pPr>
-            <w:r>
-              <w:rPr>
-                <w:rFonts w:ascii="Aptos" w:hAnsi="Aptos"/>
-                <w:b w:val="0"/>
-                <w:i w:val="0"/>
-                <w:sz w:val="22"/>
-              </w:rPr>
-            </w:r>
-          </w:p>
-        </w:tc>
-      </w:tr>
-      <w:tr>
-        <w:tc>
-          <w:tcPr>
-            <w:tcW w:type="dxa" w:w="3324"/>
-          </w:tcPr>
-          <w:p>
-            <w:pPr>
-              <w:spacing w:before="20" w:after="20"/>
-            </w:pPr>
-            <w:r>
-              <w:rPr>
-                <w:rFonts w:ascii="Aptos" w:hAnsi="Aptos"/>
-                <w:b w:val="0"/>
-                <w:i w:val="0"/>
-                <w:sz w:val="22"/>
-              </w:rPr>
-              <w:t>42.</w:t>
-            </w:r>
-          </w:p>
-        </w:tc>
-        <w:tc>
-          <w:tcPr>
-            <w:tcW w:type="dxa" w:w="3324"/>
-          </w:tcPr>
-          <w:p>
-            <w:pPr>
-              <w:spacing w:before="20" w:after="20"/>
-            </w:pPr>
-            <w:r>
-              <w:rPr>
-                <w:rFonts w:ascii="Aptos" w:hAnsi="Aptos"/>
-                <w:b w:val="0"/>
-                <w:i w:val="0"/>
-                <w:sz w:val="22"/>
-              </w:rPr>
-              <w:t>środowiskiem pracy, akademickim i życiem codziennym, np.: rozmowy telefoniczne, wywiady, sytuacje związane z obsługą klienta, wykłady oraz prezentacje.</w:t>
-            </w:r>
-          </w:p>
-        </w:tc>
-        <w:tc>
-          <w:tcPr>
-            <w:tcW w:type="dxa" w:w="3324"/>
-          </w:tcPr>
-          <w:p>
-            <w:pPr>
-              <w:spacing w:before="20" w:after="20"/>
-            </w:pPr>
-            <w:r>
-              <w:rPr>
-                <w:rFonts w:ascii="Aptos" w:hAnsi="Aptos"/>
-                <w:b w:val="0"/>
-                <w:i w:val="0"/>
-                <w:sz w:val="22"/>
-              </w:rPr>
-            </w:r>
-          </w:p>
-        </w:tc>
-      </w:tr>
-      <w:tr>
-        <w:tc>
-          <w:tcPr>
-            <w:tcW w:type="dxa" w:w="3324"/>
-          </w:tcPr>
-          <w:p>
-            <w:pPr>
-              <w:spacing w:before="20" w:after="20"/>
-            </w:pPr>
-            <w:r>
-              <w:rPr>
-                <w:rFonts w:ascii="Aptos" w:hAnsi="Aptos"/>
-                <w:b w:val="0"/>
-                <w:i w:val="0"/>
-                <w:sz w:val="22"/>
-              </w:rPr>
-              <w:t>43.</w:t>
-            </w:r>
-          </w:p>
-        </w:tc>
-        <w:tc>
-          <w:tcPr>
-            <w:tcW w:type="dxa" w:w="3324"/>
-          </w:tcPr>
-          <w:p>
-            <w:pPr>
-              <w:spacing w:before="20" w:after="20"/>
-            </w:pPr>
-            <w:r>
-              <w:rPr>
-                <w:rFonts w:ascii="Aptos" w:hAnsi="Aptos"/>
-                <w:b w:val="0"/>
-                <w:i w:val="0"/>
-                <w:sz w:val="22"/>
-              </w:rPr>
-              <w:t>10. Komunikacja w świecie pracy i społeczności akademickiej, np: prezentacje, rozmowa kwalifikacyjna, rozmowy formalne i nieformalne, negocjacje, przedstawianie argumentów, rozwiązywanie problemów, case studies, prowadzenie spotkań formalnych, itp. Ćwiczenie wymowy i prawidłowego akcentowania wyrazów.</w:t>
-            </w:r>
-          </w:p>
-        </w:tc>
-        <w:tc>
-          <w:tcPr>
-            <w:tcW w:type="dxa" w:w="3324"/>
-          </w:tcPr>
-          <w:p>
-            <w:pPr>
-              <w:spacing w:before="20" w:after="20"/>
-            </w:pPr>
-            <w:r>
-              <w:rPr>
-                <w:rFonts w:ascii="Aptos" w:hAnsi="Aptos"/>
-                <w:b w:val="0"/>
-                <w:i w:val="0"/>
-                <w:sz w:val="22"/>
-              </w:rPr>
-            </w:r>
-          </w:p>
-        </w:tc>
-      </w:tr>
-      <w:tr>
-        <w:tc>
-          <w:tcPr>
-            <w:tcW w:type="dxa" w:w="3324"/>
-          </w:tcPr>
-          <w:p>
-            <w:pPr>
-              <w:spacing w:before="20" w:after="20"/>
-            </w:pPr>
-            <w:r>
-              <w:rPr>
-                <w:rFonts w:ascii="Aptos" w:hAnsi="Aptos"/>
-                <w:b w:val="0"/>
-                <w:i w:val="0"/>
-                <w:sz w:val="22"/>
-              </w:rPr>
-              <w:t>44.</w:t>
-            </w:r>
-          </w:p>
-        </w:tc>
-        <w:tc>
-          <w:tcPr>
-            <w:tcW w:type="dxa" w:w="3324"/>
-          </w:tcPr>
-          <w:p>
-            <w:pPr>
-              <w:spacing w:before="20" w:after="20"/>
-            </w:pPr>
-            <w:r>
-              <w:rPr>
-                <w:rFonts w:ascii="Aptos" w:hAnsi="Aptos"/>
-                <w:b w:val="0"/>
-                <w:i w:val="0"/>
-                <w:sz w:val="22"/>
-              </w:rPr>
-              <w:t>11. Analiza i rozumienie języka specjalistycznego oraz tłumaczenie krótkich tekstów technicznych. K_U01</w:t>
-            </w:r>
-          </w:p>
-        </w:tc>
-        <w:tc>
-          <w:tcPr>
-            <w:tcW w:type="dxa" w:w="3324"/>
-          </w:tcPr>
-          <w:p>
-            <w:pPr>
-              <w:spacing w:before="20" w:after="20"/>
-            </w:pPr>
-            <w:r>
-              <w:rPr>
-                <w:rFonts w:ascii="Aptos" w:hAnsi="Aptos"/>
-                <w:b w:val="0"/>
-                <w:i w:val="0"/>
-                <w:sz w:val="22"/>
-              </w:rPr>
-            </w:r>
-          </w:p>
-        </w:tc>
-      </w:tr>
-      <w:tr>
-        <w:tc>
-          <w:tcPr>
-            <w:tcW w:type="dxa" w:w="3324"/>
-          </w:tcPr>
-          <w:p>
-            <w:pPr>
-              <w:spacing w:before="20" w:after="20"/>
-            </w:pPr>
-            <w:r>
-              <w:rPr>
-                <w:rFonts w:ascii="Aptos" w:hAnsi="Aptos"/>
-                <w:b w:val="0"/>
-                <w:i w:val="0"/>
-                <w:sz w:val="22"/>
-              </w:rPr>
-              <w:t>45.</w:t>
-            </w:r>
-          </w:p>
-        </w:tc>
-        <w:tc>
-          <w:tcPr>
-            <w:tcW w:type="dxa" w:w="3324"/>
-          </w:tcPr>
-          <w:p>
-            <w:pPr>
-              <w:spacing w:before="20" w:after="20"/>
-            </w:pPr>
-            <w:r>
-              <w:rPr>
-                <w:rFonts w:ascii="Aptos" w:hAnsi="Aptos"/>
-                <w:b w:val="0"/>
-                <w:i w:val="0"/>
-                <w:sz w:val="22"/>
-              </w:rPr>
-              <w:t>12. Nauka prezentowania w języku angielskim, w tym używania adekwatnych konstrukcji językowych i odpowiedniego słownictwa, analiza technik prezentowania, zapoznanie się z prawidłową strukturą prezentacji i odpowiednim włączaniem materiałów wizualnych, przygotowanie kilkuminutowej prezentacji o tematyce związanej z kierunkiem studiów, wybraną specjalizacją i zainteresowaniami.(</w:t>
-            </w:r>
-          </w:p>
-        </w:tc>
-        <w:tc>
-          <w:tcPr>
-            <w:tcW w:type="dxa" w:w="3324"/>
-          </w:tcPr>
-          <w:p>
-            <w:pPr>
-              <w:spacing w:before="20" w:after="20"/>
-            </w:pPr>
-            <w:r>
-              <w:rPr>
-                <w:rFonts w:ascii="Aptos" w:hAnsi="Aptos"/>
-                <w:b w:val="0"/>
-                <w:i w:val="0"/>
-                <w:sz w:val="22"/>
-              </w:rPr>
-            </w:r>
-          </w:p>
-        </w:tc>
-      </w:tr>
-      <w:tr>
-        <w:tc>
-          <w:tcPr>
-            <w:tcW w:type="dxa" w:w="3324"/>
-          </w:tcPr>
-          <w:p>
-            <w:pPr>
-              <w:spacing w:before="20" w:after="20"/>
-            </w:pPr>
-            <w:r>
-              <w:rPr>
-                <w:rFonts w:ascii="Aptos" w:hAnsi="Aptos"/>
-                <w:b w:val="0"/>
-                <w:i w:val="0"/>
-                <w:sz w:val="22"/>
-              </w:rPr>
-              <w:t>46.</w:t>
-            </w:r>
-          </w:p>
-        </w:tc>
-        <w:tc>
-          <w:tcPr>
-            <w:tcW w:type="dxa" w:w="3324"/>
-          </w:tcPr>
-          <w:p>
-            <w:pPr>
-              <w:spacing w:before="20" w:after="20"/>
-            </w:pPr>
-            <w:r>
-              <w:rPr>
-                <w:rFonts w:ascii="Aptos" w:hAnsi="Aptos"/>
-                <w:b w:val="0"/>
-                <w:i w:val="0"/>
-                <w:sz w:val="22"/>
-              </w:rPr>
-              <w:t>13. Ćwiczenie umiejętności językowych (mówienie, słuchania, pisania i czytania oraz wzbogacanie słownictwa i gramatyki pod kątem przygotowania studentów do egzaminów międzynarodowych Cambridge ESOL (BEC, FCE, CAE, CPE, IELTS) oraz TOEIC Reading&amp;Listening.</w:t>
-            </w:r>
-          </w:p>
-        </w:tc>
-        <w:tc>
-          <w:tcPr>
-            <w:tcW w:type="dxa" w:w="3324"/>
-          </w:tcPr>
-          <w:p>
-            <w:pPr>
-              <w:spacing w:before="20" w:after="20"/>
-            </w:pPr>
-            <w:r>
-              <w:rPr>
-                <w:rFonts w:ascii="Aptos" w:hAnsi="Aptos"/>
-                <w:b w:val="0"/>
-                <w:i w:val="0"/>
-                <w:sz w:val="22"/>
-              </w:rPr>
-            </w:r>
-          </w:p>
-        </w:tc>
-      </w:tr>
-      <w:tr>
-        <w:tc>
-          <w:tcPr>
-            <w:tcW w:type="dxa" w:w="3324"/>
-          </w:tcPr>
-          <w:p>
-            <w:pPr>
-              <w:spacing w:before="20" w:after="20"/>
-            </w:pPr>
-            <w:r>
-              <w:rPr>
-                <w:rFonts w:ascii="Aptos" w:hAnsi="Aptos"/>
-                <w:b w:val="0"/>
-                <w:i w:val="0"/>
-                <w:sz w:val="22"/>
-              </w:rPr>
-              <w:t>47.</w:t>
-            </w:r>
-          </w:p>
-        </w:tc>
-        <w:tc>
-          <w:tcPr>
-            <w:tcW w:type="dxa" w:w="3324"/>
-          </w:tcPr>
-          <w:p>
-            <w:pPr>
-              <w:spacing w:before="20" w:after="20"/>
-            </w:pPr>
-            <w:r>
-              <w:rPr>
-                <w:rFonts w:ascii="Aptos" w:hAnsi="Aptos"/>
-                <w:b w:val="0"/>
-                <w:i w:val="0"/>
-                <w:sz w:val="22"/>
-              </w:rPr>
-              <w:t>14. Wypowiedzi ustne studentów (prezentacje multimedialne, artykuły prasowe,  prezentacje projektów etc.)</w:t>
-            </w:r>
-          </w:p>
-        </w:tc>
-        <w:tc>
-          <w:tcPr>
-            <w:tcW w:type="dxa" w:w="3324"/>
-          </w:tcPr>
-          <w:p>
-            <w:pPr>
-              <w:spacing w:before="20" w:after="20"/>
-            </w:pPr>
-            <w:r>
-              <w:rPr>
-                <w:rFonts w:ascii="Aptos" w:hAnsi="Aptos"/>
-                <w:b w:val="0"/>
-                <w:i w:val="0"/>
-                <w:sz w:val="22"/>
-              </w:rPr>
-            </w:r>
-          </w:p>
-        </w:tc>
-      </w:tr>
-      <w:tr>
-        <w:tc>
-          <w:tcPr>
-            <w:tcW w:type="dxa" w:w="3324"/>
-          </w:tcPr>
-          <w:p>
-            <w:pPr>
-              <w:spacing w:before="20" w:after="20"/>
-            </w:pPr>
-            <w:r>
-              <w:rPr>
-                <w:rFonts w:ascii="Aptos" w:hAnsi="Aptos"/>
-                <w:b w:val="0"/>
-                <w:i w:val="0"/>
-                <w:sz w:val="22"/>
-              </w:rPr>
-              <w:t>48.</w:t>
-            </w:r>
-          </w:p>
-        </w:tc>
-        <w:tc>
-          <w:tcPr>
-            <w:tcW w:type="dxa" w:w="3324"/>
-          </w:tcPr>
-          <w:p>
-            <w:pPr>
-              <w:spacing w:before="20" w:after="20"/>
-            </w:pPr>
-            <w:r>
-              <w:rPr>
-                <w:rFonts w:ascii="Aptos" w:hAnsi="Aptos"/>
-                <w:b w:val="0"/>
-                <w:i w:val="0"/>
-                <w:sz w:val="22"/>
-              </w:rPr>
-              <w:t>15. Colloquium / Podsumowanie semestru.</w:t>
-            </w:r>
-          </w:p>
-        </w:tc>
-        <w:tc>
-          <w:tcPr>
-            <w:tcW w:type="dxa" w:w="3324"/>
-          </w:tcPr>
-          <w:p>
-            <w:pPr>
-              <w:spacing w:before="20" w:after="20"/>
-            </w:pPr>
-            <w:r>
-              <w:rPr>
-                <w:rFonts w:ascii="Aptos" w:hAnsi="Aptos"/>
-                <w:b w:val="0"/>
-                <w:i w:val="0"/>
-                <w:sz w:val="22"/>
-              </w:rPr>
-            </w:r>
-          </w:p>
-        </w:tc>
-      </w:tr>
-    </w:tbl>
-    <w:tbl>
-      <w:tblPr>
-        <w:tblW w:type="auto" w:w="0"/>
-        <w:tblLook w:firstColumn="1" w:firstRow="1" w:lastColumn="0" w:lastRow="0" w:noHBand="0" w:noVBand="1" w:val="04A0"/>
-        <w:tblBorders>
-          <w:top w:val="single" w:sz="4" w:space="0" w:color="000000"/>
-          <w:left w:val="single" w:sz="4" w:space="0" w:color="000000"/>
-          <w:bottom w:val="single" w:sz="4" w:space="0" w:color="000000"/>
-          <w:right w:val="single" w:sz="4" w:space="0" w:color="000000"/>
-          <w:insideH w:val="single" w:sz="4" w:space="0" w:color="000000"/>
-          <w:insideV w:val="single" w:sz="4" w:space="0" w:color="000000"/>
-        </w:tblBorders>
-        <w:tblW w:w="5000" w:type="pct"/>
-      </w:tblPr>
-      <w:tblGrid>
-        <w:gridCol w:w="9972"/>
-      </w:tblGrid>
-      <w:tr>
-        <w:tc>
-          <w:tcPr>
-            <w:tcW w:type="dxa" w:w="9972"/>
-            <w:shd w:val="clear" w:color="auto" w:fill="D9D9D9"/>
-          </w:tcPr>
-          <w:p>
-            <w:pPr>
-              <w:spacing w:before="20" w:after="20"/>
-            </w:pPr>
-            <w:r>
-              <w:rPr>
-                <w:rFonts w:ascii="Aptos" w:hAnsi="Aptos"/>
-                <w:b/>
-                <w:i w:val="0"/>
-                <w:sz w:val="22"/>
-              </w:rPr>
-              <w:t>16.  Elektroniczne materiały dydaktyczne</w:t>
-            </w:r>
-          </w:p>
-        </w:tc>
-      </w:tr>
-      <w:tr>
-        <w:tc>
-          <w:tcPr>
-            <w:tcW w:type="dxa" w:w="9972"/>
-          </w:tcPr>
-          <w:p>
-            <w:pPr>
-              <w:spacing w:before="20" w:after="20"/>
-            </w:pPr>
-            <w:r>
-              <w:rPr>
-                <w:rFonts w:ascii="Aptos" w:hAnsi="Aptos"/>
-                <w:b w:val="0"/>
-                <w:i w:val="0"/>
-                <w:sz w:val="22"/>
-              </w:rPr>
-            </w:r>
-          </w:p>
-        </w:tc>
-      </w:tr>
-    </w:tbl>
-    <w:tbl>
-      <w:tblPr>
-        <w:tblW w:type="auto" w:w="0"/>
-        <w:tblLook w:firstColumn="1" w:firstRow="1" w:lastColumn="0" w:lastRow="0" w:noHBand="0" w:noVBand="1" w:val="04A0"/>
-        <w:tblBorders>
-          <w:top w:val="single" w:sz="4" w:space="0" w:color="000000"/>
-          <w:left w:val="single" w:sz="4" w:space="0" w:color="000000"/>
-          <w:bottom w:val="single" w:sz="4" w:space="0" w:color="000000"/>
-          <w:right w:val="single" w:sz="4" w:space="0" w:color="000000"/>
-          <w:insideH w:val="single" w:sz="4" w:space="0" w:color="000000"/>
-          <w:insideV w:val="single" w:sz="4" w:space="0" w:color="000000"/>
-        </w:tblBorders>
-        <w:tblW w:w="5000" w:type="pct"/>
-      </w:tblPr>
-      <w:tblGrid>
-        <w:gridCol w:w="9972"/>
-      </w:tblGrid>
-      <w:tr>
-        <w:tc>
-          <w:tcPr>
-            <w:tcW w:type="dxa" w:w="9972"/>
-            <w:shd w:val="clear" w:color="auto" w:fill="D9D9D9"/>
-          </w:tcPr>
-          <w:p>
-            <w:pPr>
-              <w:spacing w:before="20" w:after="20"/>
-            </w:pPr>
-            <w:r>
-              <w:rPr>
-                <w:rFonts w:ascii="Aptos" w:hAnsi="Aptos"/>
-                <w:b/>
-                <w:i w:val="0"/>
-                <w:sz w:val="22"/>
-              </w:rPr>
-              <w:t>17.  Wykaz literatury</w:t>
-            </w:r>
-          </w:p>
-        </w:tc>
-      </w:tr>
-      <w:tr>
-        <w:tc>
-          <w:tcPr>
-            <w:tcW w:type="dxa" w:w="9972"/>
-            <w:shd w:val="clear" w:color="auto" w:fill="D9D9D9"/>
-          </w:tcPr>
-          <w:p>
-            <w:pPr>
-              <w:spacing w:before="20" w:after="20"/>
-            </w:pPr>
-            <w:r>
-              <w:rPr>
-                <w:rFonts w:ascii="Aptos" w:hAnsi="Aptos"/>
-                <w:b w:val="0"/>
-                <w:i w:val="0"/>
-                <w:sz w:val="16"/>
-              </w:rPr>
-              <w:t>Literatura wymagana do ostatecznego zaliczenia zajęć, wykorzystywana podczas zajęć oraz studiowana samodzielnie przez studenta:</w:t>
-            </w:r>
-          </w:p>
-        </w:tc>
-      </w:tr>
-      <w:tr>
-        <w:tc>
-          <w:tcPr>
-            <w:tcW w:type="dxa" w:w="9972"/>
-          </w:tcPr>
-          <w:p>
-            <w:pPr>
-              <w:spacing w:before="20" w:after="20"/>
-            </w:pPr>
-            <w:r>
-              <w:rPr>
-                <w:rFonts w:ascii="Aptos" w:hAnsi="Aptos"/>
-                <w:sz w:val="22"/>
-              </w:rPr>
-              <w:t>1. 1.Margaret O’Keeffee, Iwonna Dubicka, Bob Dignem, Mike Hogan, Business Partner A2+-C1; Wydawnictwo PEARSON, 2018</w:t>
-            </w:r>
-          </w:p>
-          <w:p>
-            <w:pPr>
-              <w:spacing w:before="20" w:after="20"/>
-            </w:pPr>
-            <w:r>
-              <w:rPr>
-                <w:rFonts w:ascii="Aptos" w:hAnsi="Aptos"/>
-                <w:sz w:val="22"/>
-              </w:rPr>
-              <w:t>2. Cotton D, Falvey D, Kent S, Rogers J, Market Leader 3rd edition (pre-intermediate/ intermediate/ upper-intermediate / advanced), PEARSON 2015.</w:t>
-            </w:r>
-          </w:p>
-          <w:p>
-            <w:pPr>
-              <w:spacing w:before="20" w:after="20"/>
-            </w:pPr>
-            <w:r>
-              <w:rPr>
-                <w:rFonts w:ascii="Aptos" w:hAnsi="Aptos"/>
-                <w:sz w:val="22"/>
-              </w:rPr>
-              <w:t>3. 2. Maksymowicz Roman, Język angielski dla elektroników i informatyków. Wydawnictwo Oświatowe FOSZE.</w:t>
-            </w:r>
-          </w:p>
-          <w:p>
-            <w:pPr>
-              <w:spacing w:before="20" w:after="20"/>
-            </w:pPr>
-            <w:r>
-              <w:rPr>
-                <w:rFonts w:ascii="Aptos" w:hAnsi="Aptos"/>
-                <w:sz w:val="22"/>
-              </w:rPr>
-              <w:t>4. 3. Błaszczyk Beata, English 4 IT. Praktyczny kurs języka angielskiego dla specjalistów i nie tylko. Helion, 2017.</w:t>
-            </w:r>
-          </w:p>
-          <w:p>
-            <w:pPr>
-              <w:spacing w:before="20" w:after="20"/>
-            </w:pPr>
-            <w:r>
-              <w:rPr>
-                <w:rFonts w:ascii="Aptos" w:hAnsi="Aptos"/>
-                <w:sz w:val="22"/>
-              </w:rPr>
-              <w:t>5. 4. Maciejewska J, Kucharska-Raczunas A, Information Technology for students of technical studies. Wydawnictwo Politechniki Gdańskiej.</w:t>
-            </w:r>
-          </w:p>
-          <w:p>
-            <w:pPr>
-              <w:spacing w:before="20" w:after="20"/>
-            </w:pPr>
-            <w:r>
-              <w:rPr>
-                <w:rFonts w:ascii="Aptos" w:hAnsi="Aptos"/>
-                <w:sz w:val="22"/>
-              </w:rPr>
-              <w:t>6. 5. Esteras, S.R. i Fabre, E. M. Professional English in Use, ICT. Cambridge, 2007.</w:t>
-            </w:r>
-          </w:p>
-          <w:p>
-            <w:pPr>
-              <w:spacing w:before="20" w:after="20"/>
-            </w:pPr>
-            <w:r>
-              <w:rPr>
-                <w:rFonts w:ascii="Aptos" w:hAnsi="Aptos"/>
-                <w:sz w:val="22"/>
-              </w:rPr>
-              <w:t>7. 6. Esteras, S. R. Infotech,  English for computer users. Cambridge, 2008.</w:t>
-            </w:r>
-          </w:p>
-          <w:p>
-            <w:pPr>
-              <w:spacing w:before="20" w:after="20"/>
-            </w:pPr>
-            <w:r>
-              <w:rPr>
-                <w:rFonts w:ascii="Aptos" w:hAnsi="Aptos"/>
-                <w:sz w:val="22"/>
-              </w:rPr>
-              <w:t>8. 7. Maciejewska, J, Kucharska-Raczunas A, English for Information Technology, Wydawnictwo Politechniki Gdańskiej, 2012.</w:t>
-            </w:r>
-          </w:p>
-          <w:p>
-            <w:pPr>
-              <w:spacing w:before="20" w:after="20"/>
-            </w:pPr>
-            <w:r>
-              <w:rPr>
-                <w:rFonts w:ascii="Aptos" w:hAnsi="Aptos"/>
-                <w:sz w:val="22"/>
-              </w:rPr>
-              <w:t>9. 8. Mascull Bill, Business Vocabulary in Use, Cambridge University Press, 2004.</w:t>
-            </w:r>
-          </w:p>
-          <w:p>
-            <w:pPr>
-              <w:spacing w:before="20" w:after="20"/>
-            </w:pPr>
-            <w:r>
-              <w:rPr>
-                <w:rFonts w:ascii="Aptos" w:hAnsi="Aptos"/>
-                <w:sz w:val="22"/>
-              </w:rPr>
-              <w:t>10. 9. Glendinning Eric H, Oxford English for Information Technology 2nd ed, Oxford Univeristy Press, 2006.</w:t>
-            </w:r>
-          </w:p>
-        </w:tc>
-      </w:tr>
-      <w:tr>
-        <w:tc>
-          <w:tcPr>
-            <w:tcW w:type="dxa" w:w="9972"/>
-            <w:shd w:val="clear" w:color="auto" w:fill="D9D9D9"/>
-          </w:tcPr>
-          <w:p>
-            <w:pPr>
-              <w:spacing w:before="20" w:after="20"/>
-            </w:pPr>
-            <w:r>
-              <w:rPr>
-                <w:rFonts w:ascii="Aptos" w:hAnsi="Aptos"/>
-                <w:b w:val="0"/>
-                <w:i w:val="0"/>
-                <w:sz w:val="16"/>
-              </w:rPr>
-              <w:t>Literatura uzupełniająca:</w:t>
-            </w:r>
-          </w:p>
-        </w:tc>
-      </w:tr>
-      <w:tr>
-        <w:tc>
-          <w:tcPr>
-            <w:tcW w:type="dxa" w:w="9972"/>
-          </w:tcPr>
-          <w:p>
-            <w:pPr>
-              <w:spacing w:before="20" w:after="20"/>
-            </w:pPr>
-            <w:r>
-              <w:rPr>
-                <w:rFonts w:ascii="Aptos" w:hAnsi="Aptos"/>
-                <w:sz w:val="22"/>
-              </w:rPr>
-              <w:t>1. 1. R. Murphy, English Grammar in Use, Cambridge University Press, Cambridge 2011.</w:t>
-            </w:r>
-          </w:p>
-          <w:p>
-            <w:pPr>
-              <w:spacing w:before="20" w:after="20"/>
-            </w:pPr>
-            <w:r>
-              <w:rPr>
-                <w:rFonts w:ascii="Aptos" w:hAnsi="Aptos"/>
-                <w:sz w:val="22"/>
-              </w:rPr>
-              <w:t>2. 2. G. Gójska, Technical English Grammar, Wydawnictwo Politechniki Gdańskiej, Gdańsk 2000.</w:t>
-            </w:r>
-          </w:p>
-          <w:p>
-            <w:pPr>
-              <w:spacing w:before="20" w:after="20"/>
-            </w:pPr>
-            <w:r>
-              <w:rPr>
-                <w:rFonts w:ascii="Aptos" w:hAnsi="Aptos"/>
-                <w:sz w:val="22"/>
-              </w:rPr>
-              <w:t>3. 3. I. Mokwa - Tarnowska, Technical Writing in English, Wydawnictwo Politechniki Gdańskiej, Gdańsk 2006.</w:t>
-            </w:r>
-          </w:p>
-          <w:p>
-            <w:pPr>
-              <w:spacing w:before="20" w:after="20"/>
-            </w:pPr>
-            <w:r>
-              <w:rPr>
-                <w:rFonts w:ascii="Aptos" w:hAnsi="Aptos"/>
-                <w:sz w:val="22"/>
-              </w:rPr>
-              <w:t>4. 4. Badger, I. ed. English for Work, Everyday Technical English. Pearson Longman: Harlow, 2003.</w:t>
-            </w:r>
-          </w:p>
-          <w:p>
-            <w:pPr>
-              <w:spacing w:before="20" w:after="20"/>
-            </w:pPr>
-            <w:r>
-              <w:rPr>
-                <w:rFonts w:ascii="Aptos" w:hAnsi="Aptos"/>
-                <w:sz w:val="22"/>
-              </w:rPr>
-              <w:t>5. 5. Bonamy, D. Technical English. Pearson Longman: Harlow, 2011.</w:t>
-            </w:r>
-          </w:p>
-          <w:p>
-            <w:pPr>
-              <w:spacing w:before="20" w:after="20"/>
-            </w:pPr>
-            <w:r>
-              <w:rPr>
-                <w:rFonts w:ascii="Aptos" w:hAnsi="Aptos"/>
-                <w:sz w:val="22"/>
-              </w:rPr>
-              <w:t>6. 6. Brieger, N. i Pohl, A. Technical English Vocabulary and Grammar, Summertown Publishing: Oxford, 2007.</w:t>
-            </w:r>
-          </w:p>
-          <w:p>
-            <w:pPr>
-              <w:spacing w:before="20" w:after="20"/>
-            </w:pPr>
-            <w:r>
-              <w:rPr>
-                <w:rFonts w:ascii="Aptos" w:hAnsi="Aptos"/>
-                <w:sz w:val="22"/>
-              </w:rPr>
-              <w:t>7. 7.Fitzgerald P, McCullagh M, Tabor C, English for ICT Studies in Higher Education Studies, Garnet Education, 2011.</w:t>
-            </w:r>
-          </w:p>
-          <w:p>
-            <w:pPr>
-              <w:spacing w:before="20" w:after="20"/>
-            </w:pPr>
-            <w:r>
-              <w:rPr>
-                <w:rFonts w:ascii="Aptos" w:hAnsi="Aptos"/>
-                <w:sz w:val="22"/>
-              </w:rPr>
-              <w:t>8. 8. Comfort J, Effective Presentations, Oxford University Press - kurs video na poziomie średnim plus.</w:t>
-            </w:r>
-          </w:p>
-          <w:p>
-            <w:pPr>
-              <w:spacing w:before="20" w:after="20"/>
-            </w:pPr>
-            <w:r>
-              <w:rPr>
-                <w:rFonts w:ascii="Aptos" w:hAnsi="Aptos"/>
-                <w:sz w:val="22"/>
-              </w:rPr>
-              <w:t>9. 9. Skrypty, artykuły popularnonaukowe i naukowe</w:t>
-            </w:r>
-          </w:p>
-        </w:tc>
-      </w:tr>
-      <w:tr>
-        <w:tc>
-          <w:tcPr>
-            <w:tcW w:type="dxa" w:w="9972"/>
-            <w:shd w:val="clear" w:color="auto" w:fill="D9D9D9"/>
-          </w:tcPr>
-          <w:p>
-            <w:pPr>
-              <w:spacing w:before="20" w:after="20"/>
-            </w:pPr>
-            <w:r>
-              <w:rPr>
-                <w:rFonts w:ascii="Aptos" w:hAnsi="Aptos"/>
-                <w:b w:val="0"/>
-                <w:i w:val="0"/>
-                <w:sz w:val="16"/>
-              </w:rPr>
-              <w:t>Dokumentacja internetowa:</w:t>
-            </w:r>
-          </w:p>
-        </w:tc>
-      </w:tr>
-      <w:tr>
-        <w:tc>
-          <w:tcPr>
-            <w:tcW w:type="dxa" w:w="9972"/>
-          </w:tcPr>
-          <w:p>
-            <w:pPr>
-              <w:spacing w:before="20" w:after="20"/>
-            </w:pPr>
-            <w:r>
-              <w:rPr>
-                <w:rFonts w:ascii="Aptos" w:hAnsi="Aptos"/>
-                <w:sz w:val="22"/>
-              </w:rPr>
-              <w:t>• 10. http://shebang.pl/</w:t>
+              <w:t>kolokwium; egzamin ustny; ocena sporządzonego dokumentu</w:t>
             </w:r>
           </w:p>
         </w:tc>
@@ -5793,7 +5502,7 @@
                 <w:i w:val="0"/>
                 <w:sz w:val="22"/>
               </w:rPr>
-              <w:t>18.  Wiedza nabywana / dostarczana uczestnikom w trakcie realizacji przedmiotu</w:t>
+              <w:t>19.  Umiejętności nabywane podczas realizacji przedmiotu</w:t>
             </w:r>
           </w:p>
         </w:tc>
@@ -5894,6 +5603,7 @@
                 <w:i w:val="0"/>
                 <w:sz w:val="22"/>
               </w:rPr>
+              <w:t>Student potrafi pozyskiwać informacje z różnych źródeł bez naruszania praw autorskich.</w:t>
             </w:r>
           </w:p>
         </w:tc>
@@ -5912,6 +5622,7 @@
                 <w:i w:val="0"/>
                 <w:sz w:val="22"/>
               </w:rPr>
+              <w:t>kolokwium; egzamin ustny; ocena sporządzonego dokumentu</w:t>
             </w:r>
           </w:p>
         </w:tc>
@@ -5950,6 +5661,7 @@
                 <w:i w:val="0"/>
                 <w:sz w:val="22"/>
               </w:rPr>
+              <w:t>Student potrafi zrozumieć, przeanalizować i tłumaczyć teksty techniczne w języku angielskim.</w:t>
             </w:r>
           </w:p>
         </w:tc>
@@ -5968,6 +5680,7 @@
                 <w:i w:val="0"/>
                 <w:sz w:val="22"/>
               </w:rPr>
+              <w:t>kolokwium; egzamin ustny; ocena sporządzonego dokumentu</w:t>
             </w:r>
           </w:p>
         </w:tc>
@@ -6006,6 +5719,7 @@
                 <w:i w:val="0"/>
                 <w:sz w:val="22"/>
               </w:rPr>
+              <w:t>Student potrafi posługiwać się językiem formalnym.</w:t>
             </w:r>
           </w:p>
         </w:tc>
@@ -6024,6 +5738,239 @@
                 <w:i w:val="0"/>
                 <w:sz w:val="22"/>
               </w:rPr>
+              <w:t>kolokwium; egzamin ustny; ocena sporządzonego dokumentu</w:t>
+            </w:r>
+          </w:p>
+        </w:tc>
+      </w:tr>
+      <w:tr>
+        <w:tc>
+          <w:tcPr>
+            <w:tcW w:type="dxa" w:w="3324"/>
+          </w:tcPr>
+          <w:p>
+            <w:pPr>
+              <w:spacing w:before="20" w:after="20"/>
+            </w:pPr>
+            <w:r>
+              <w:rPr>
+                <w:rFonts w:ascii="Aptos" w:hAnsi="Aptos"/>
+                <w:b w:val="0"/>
+                <w:i w:val="0"/>
+                <w:sz w:val="22"/>
+              </w:rPr>
+            </w:r>
+          </w:p>
+        </w:tc>
+        <w:tc>
+          <w:tcPr>
+            <w:tcW w:type="dxa" w:w="3324"/>
+          </w:tcPr>
+          <w:p>
+            <w:pPr>
+              <w:spacing w:before="20" w:after="20"/>
+            </w:pPr>
+            <w:r>
+              <w:rPr>
+                <w:rFonts w:ascii="Aptos" w:hAnsi="Aptos"/>
+                <w:b w:val="0"/>
+                <w:i w:val="0"/>
+                <w:sz w:val="22"/>
+              </w:rPr>
+              <w:t>Student potrafi poprawnie komunikować się w języku angielskim w środowisku akademickim i zawodowym używając fachowego słownictwa korzystając z narzędzi telekomunikacyjnych i prezentacji multimedialnych.</w:t>
+            </w:r>
+          </w:p>
+        </w:tc>
+        <w:tc>
+          <w:tcPr>
+            <w:tcW w:type="dxa" w:w="3324"/>
+          </w:tcPr>
+          <w:p>
+            <w:pPr>
+              <w:spacing w:before="20" w:after="20"/>
+            </w:pPr>
+            <w:r>
+              <w:rPr>
+                <w:rFonts w:ascii="Aptos" w:hAnsi="Aptos"/>
+                <w:b w:val="0"/>
+                <w:i w:val="0"/>
+                <w:sz w:val="22"/>
+              </w:rPr>
+              <w:t>kolokwium; egzamin ustny; ocena sporządzonego dokumentu</w:t>
+            </w:r>
+          </w:p>
+        </w:tc>
+      </w:tr>
+      <w:tr>
+        <w:tc>
+          <w:tcPr>
+            <w:tcW w:type="dxa" w:w="3324"/>
+          </w:tcPr>
+          <w:p>
+            <w:pPr>
+              <w:spacing w:before="20" w:after="20"/>
+            </w:pPr>
+            <w:r>
+              <w:rPr>
+                <w:rFonts w:ascii="Aptos" w:hAnsi="Aptos"/>
+                <w:b w:val="0"/>
+                <w:i w:val="0"/>
+                <w:sz w:val="22"/>
+              </w:rPr>
+            </w:r>
+          </w:p>
+        </w:tc>
+        <w:tc>
+          <w:tcPr>
+            <w:tcW w:type="dxa" w:w="3324"/>
+          </w:tcPr>
+          <w:p>
+            <w:pPr>
+              <w:spacing w:before="20" w:after="20"/>
+            </w:pPr>
+            <w:r>
+              <w:rPr>
+                <w:rFonts w:ascii="Aptos" w:hAnsi="Aptos"/>
+                <w:b w:val="0"/>
+                <w:i w:val="0"/>
+                <w:sz w:val="22"/>
+              </w:rPr>
+              <w:t>Student potrafi komunikować się w języku angielskim w życiu codziennym.</w:t>
+            </w:r>
+          </w:p>
+        </w:tc>
+        <w:tc>
+          <w:tcPr>
+            <w:tcW w:type="dxa" w:w="3324"/>
+          </w:tcPr>
+          <w:p>
+            <w:pPr>
+              <w:spacing w:before="20" w:after="20"/>
+            </w:pPr>
+            <w:r>
+              <w:rPr>
+                <w:rFonts w:ascii="Aptos" w:hAnsi="Aptos"/>
+                <w:b w:val="0"/>
+                <w:i w:val="0"/>
+                <w:sz w:val="22"/>
+              </w:rPr>
+              <w:t>kolokwium; egzamin ustny; ocena sporządzonego dokumentu</w:t>
+            </w:r>
+          </w:p>
+        </w:tc>
+      </w:tr>
+      <w:tr>
+        <w:tc>
+          <w:tcPr>
+            <w:tcW w:type="dxa" w:w="3324"/>
+          </w:tcPr>
+          <w:p>
+            <w:pPr>
+              <w:spacing w:before="20" w:after="20"/>
+            </w:pPr>
+            <w:r>
+              <w:rPr>
+                <w:rFonts w:ascii="Aptos" w:hAnsi="Aptos"/>
+                <w:b w:val="0"/>
+                <w:i w:val="0"/>
+                <w:sz w:val="22"/>
+              </w:rPr>
+            </w:r>
+          </w:p>
+        </w:tc>
+        <w:tc>
+          <w:tcPr>
+            <w:tcW w:type="dxa" w:w="3324"/>
+          </w:tcPr>
+          <w:p>
+            <w:pPr>
+              <w:spacing w:before="20" w:after="20"/>
+            </w:pPr>
+            <w:r>
+              <w:rPr>
+                <w:rFonts w:ascii="Aptos" w:hAnsi="Aptos"/>
+                <w:b w:val="0"/>
+                <w:i w:val="0"/>
+                <w:sz w:val="22"/>
+              </w:rPr>
+              <w:t>Student potrafi pisać abstrakt, streszczenie, pisać wykres, diagram, list motywacyjny i CV wykorzystując słownictwo i struktury gramatyczne w odpowiednim kontekście.</w:t>
+            </w:r>
+          </w:p>
+        </w:tc>
+        <w:tc>
+          <w:tcPr>
+            <w:tcW w:type="dxa" w:w="3324"/>
+          </w:tcPr>
+          <w:p>
+            <w:pPr>
+              <w:spacing w:before="20" w:after="20"/>
+            </w:pPr>
+            <w:r>
+              <w:rPr>
+                <w:rFonts w:ascii="Aptos" w:hAnsi="Aptos"/>
+                <w:b w:val="0"/>
+                <w:i w:val="0"/>
+                <w:sz w:val="22"/>
+              </w:rPr>
+              <w:t>kolokwium; egzamin ustny; ocena sporządzonego dokumentu</w:t>
+            </w:r>
+          </w:p>
+        </w:tc>
+      </w:tr>
+      <w:tr>
+        <w:tc>
+          <w:tcPr>
+            <w:tcW w:type="dxa" w:w="3324"/>
+          </w:tcPr>
+          <w:p>
+            <w:pPr>
+              <w:spacing w:before="20" w:after="20"/>
+            </w:pPr>
+            <w:r>
+              <w:rPr>
+                <w:rFonts w:ascii="Aptos" w:hAnsi="Aptos"/>
+                <w:b w:val="0"/>
+                <w:i w:val="0"/>
+                <w:sz w:val="22"/>
+              </w:rPr>
+            </w:r>
+          </w:p>
+        </w:tc>
+        <w:tc>
+          <w:tcPr>
+            <w:tcW w:type="dxa" w:w="3324"/>
+          </w:tcPr>
+          <w:p>
+            <w:pPr>
+              <w:spacing w:before="20" w:after="20"/>
+            </w:pPr>
+            <w:r>
+              <w:rPr>
+                <w:rFonts w:ascii="Aptos" w:hAnsi="Aptos"/>
+                <w:b w:val="0"/>
+                <w:i w:val="0"/>
+                <w:sz w:val="22"/>
+              </w:rPr>
+              <w:t>Student potrafi konstruować wypowiedź ustną i pisemną poprawną pod względem logicznym i merytorycznym wdrażając słownictwo specjalistyczne i biznesowe.</w:t>
+            </w:r>
+          </w:p>
+        </w:tc>
+        <w:tc>
+          <w:tcPr>
+            <w:tcW w:type="dxa" w:w="3324"/>
+          </w:tcPr>
+          <w:p>
+            <w:pPr>
+              <w:spacing w:before="20" w:after="20"/>
+            </w:pPr>
+            <w:r>
+              <w:rPr>
+                <w:rFonts w:ascii="Aptos" w:hAnsi="Aptos"/>
+                <w:b w:val="0"/>
+                <w:i w:val="0"/>
+                <w:sz w:val="22"/>
+              </w:rPr>
+              <w:t>kolokwium; egzamin ustny; ocena sporządzonego dokumentu</w:t>
             </w:r>
           </w:p>
         </w:tc>
@@ -6066,7 +6013,7 @@
                 <w:i w:val="0"/>
                 <w:sz w:val="22"/>
               </w:rPr>
-              <w:t>19.  Umiejętności nabywane podczas realizacji przedmiotu</w:t>
+              <w:t>20.  Kompetencje społeczne (postawy) kształtowane podczas realizacji przedmiotu</w:t>
             </w:r>
           </w:p>
         </w:tc>
@@ -6167,7 +6114,7 @@
                 <w:i w:val="0"/>
                 <w:sz w:val="22"/>
               </w:rPr>
-              <w:t>Student potrafi pozyskiwać informacje z różnych źródeł bez naruszania praw autorskich.</w:t>
+              <w:t>Student jest gotów do permanentnego doskonalenia kompetencji językowych w celach zawodowych.</w:t>
             </w:r>
           </w:p>
         </w:tc>
@@ -6186,6 +6133,7 @@
                 <w:i w:val="0"/>
                 <w:sz w:val="22"/>
               </w:rPr>
+              <w:t>kolokwium; egzamin ustny; ocena sporządzonego dokumentu</w:t>
             </w:r>
           </w:p>
         </w:tc>
@@ -6224,7 +6172,7 @@
                 <w:i w:val="0"/>
                 <w:sz w:val="22"/>
               </w:rPr>
-              <w:t>Student potrafi zrozumieć, przeanalizować i tłumaczyć teksty techniczne w języku angielskim.</w:t>
+              <w:t>Student jest gotów do ciągłego samokształcenia własnych kompetencji językowych oraz dostrzega potrzebę podejmowania inicjatyw w dziedzinach biznesowych.</w:t>
             </w:r>
           </w:p>
         </w:tc>
@@ -6243,291 +6191,7 @@
                 <w:i w:val="0"/>
                 <w:sz w:val="22"/>
               </w:rPr>
-            </w:r>
-          </w:p>
-        </w:tc>
-      </w:tr>
-      <w:tr>
-        <w:tc>
-          <w:tcPr>
-            <w:tcW w:type="dxa" w:w="3324"/>
-          </w:tcPr>
-          <w:p>
-            <w:pPr>
-              <w:spacing w:before="20" w:after="20"/>
-            </w:pPr>
-            <w:r>
-              <w:rPr>
-                <w:rFonts w:ascii="Aptos" w:hAnsi="Aptos"/>
-                <w:b w:val="0"/>
-                <w:i w:val="0"/>
-                <w:sz w:val="22"/>
-              </w:rPr>
-            </w:r>
-          </w:p>
-        </w:tc>
-        <w:tc>
-          <w:tcPr>
-            <w:tcW w:type="dxa" w:w="3324"/>
-          </w:tcPr>
-          <w:p>
-            <w:pPr>
-              <w:spacing w:before="20" w:after="20"/>
-            </w:pPr>
-            <w:r>
-              <w:rPr>
-                <w:rFonts w:ascii="Aptos" w:hAnsi="Aptos"/>
-                <w:b w:val="0"/>
-                <w:i w:val="0"/>
-                <w:sz w:val="22"/>
-              </w:rPr>
-              <w:t>Student potrafi posługiwać się językiem formalnym.</w:t>
-            </w:r>
-          </w:p>
-        </w:tc>
-        <w:tc>
-          <w:tcPr>
-            <w:tcW w:type="dxa" w:w="3324"/>
-          </w:tcPr>
-          <w:p>
-            <w:pPr>
-              <w:spacing w:before="20" w:after="20"/>
-            </w:pPr>
-            <w:r>
-              <w:rPr>
-                <w:rFonts w:ascii="Aptos" w:hAnsi="Aptos"/>
-                <w:b w:val="0"/>
-                <w:i w:val="0"/>
-                <w:sz w:val="22"/>
-              </w:rPr>
-            </w:r>
-          </w:p>
-        </w:tc>
-      </w:tr>
-      <w:tr>
-        <w:tc>
-          <w:tcPr>
-            <w:tcW w:type="dxa" w:w="3324"/>
-          </w:tcPr>
-          <w:p>
-            <w:pPr>
-              <w:spacing w:before="20" w:after="20"/>
-            </w:pPr>
-            <w:r>
-              <w:rPr>
-                <w:rFonts w:ascii="Aptos" w:hAnsi="Aptos"/>
-                <w:b w:val="0"/>
-                <w:i w:val="0"/>
-                <w:sz w:val="22"/>
-              </w:rPr>
-            </w:r>
-          </w:p>
-        </w:tc>
-        <w:tc>
-          <w:tcPr>
-            <w:tcW w:type="dxa" w:w="3324"/>
-          </w:tcPr>
-          <w:p>
-            <w:pPr>
-              <w:spacing w:before="20" w:after="20"/>
-            </w:pPr>
-            <w:r>
-              <w:rPr>
-                <w:rFonts w:ascii="Aptos" w:hAnsi="Aptos"/>
-                <w:b w:val="0"/>
-                <w:i w:val="0"/>
-                <w:sz w:val="22"/>
-              </w:rPr>
-              <w:t>Student potrafi poprawnie komunikować się w języku angielskim w środowisku akademickim i zawodowym używając fachowego słownictwa korzystając z narzędzi telekomunikacyjnych i prezentacji multimedialnych.</w:t>
-            </w:r>
-          </w:p>
-        </w:tc>
-        <w:tc>
-          <w:tcPr>
-            <w:tcW w:type="dxa" w:w="3324"/>
-          </w:tcPr>
-          <w:p>
-            <w:pPr>
-              <w:spacing w:before="20" w:after="20"/>
-            </w:pPr>
-            <w:r>
-              <w:rPr>
-                <w:rFonts w:ascii="Aptos" w:hAnsi="Aptos"/>
-                <w:b w:val="0"/>
-                <w:i w:val="0"/>
-                <w:sz w:val="22"/>
-              </w:rPr>
-            </w:r>
-          </w:p>
-        </w:tc>
-      </w:tr>
-      <w:tr>
-        <w:tc>
-          <w:tcPr>
-            <w:tcW w:type="dxa" w:w="3324"/>
-          </w:tcPr>
-          <w:p>
-            <w:pPr>
-              <w:spacing w:before="20" w:after="20"/>
-            </w:pPr>
-            <w:r>
-              <w:rPr>
-                <w:rFonts w:ascii="Aptos" w:hAnsi="Aptos"/>
-                <w:b w:val="0"/>
-                <w:i w:val="0"/>
-                <w:sz w:val="22"/>
-              </w:rPr>
-            </w:r>
-          </w:p>
-        </w:tc>
-        <w:tc>
-          <w:tcPr>
-            <w:tcW w:type="dxa" w:w="3324"/>
-          </w:tcPr>
-          <w:p>
-            <w:pPr>
-              <w:spacing w:before="20" w:after="20"/>
-            </w:pPr>
-            <w:r>
-              <w:rPr>
-                <w:rFonts w:ascii="Aptos" w:hAnsi="Aptos"/>
-                <w:b w:val="0"/>
-                <w:i w:val="0"/>
-                <w:sz w:val="22"/>
-              </w:rPr>
-              <w:t>Student potrafi komunikować się w języku angielskim w życiu codziennym.</w:t>
-            </w:r>
-          </w:p>
-        </w:tc>
-        <w:tc>
-          <w:tcPr>
-            <w:tcW w:type="dxa" w:w="3324"/>
-          </w:tcPr>
-          <w:p>
-            <w:pPr>
-              <w:spacing w:before="20" w:after="20"/>
-            </w:pPr>
-            <w:r>
-              <w:rPr>
-                <w:rFonts w:ascii="Aptos" w:hAnsi="Aptos"/>
-                <w:b w:val="0"/>
-                <w:i w:val="0"/>
-                <w:sz w:val="22"/>
-              </w:rPr>
-            </w:r>
-          </w:p>
-        </w:tc>
-      </w:tr>
-      <w:tr>
-        <w:tc>
-          <w:tcPr>
-            <w:tcW w:type="dxa" w:w="3324"/>
-          </w:tcPr>
-          <w:p>
-            <w:pPr>
-              <w:spacing w:before="20" w:after="20"/>
-            </w:pPr>
-            <w:r>
-              <w:rPr>
-                <w:rFonts w:ascii="Aptos" w:hAnsi="Aptos"/>
-                <w:b w:val="0"/>
-                <w:i w:val="0"/>
-                <w:sz w:val="22"/>
-              </w:rPr>
-            </w:r>
-          </w:p>
-        </w:tc>
-        <w:tc>
-          <w:tcPr>
-            <w:tcW w:type="dxa" w:w="3324"/>
-          </w:tcPr>
-          <w:p>
-            <w:pPr>
-              <w:spacing w:before="20" w:after="20"/>
-            </w:pPr>
-            <w:r>
-              <w:rPr>
-                <w:rFonts w:ascii="Aptos" w:hAnsi="Aptos"/>
-                <w:b w:val="0"/>
-                <w:i w:val="0"/>
-                <w:sz w:val="22"/>
-              </w:rPr>
-              <w:t>Student potrafi pisać abstrakt, streszczenie, pisać wykres, diagram, list motywacyjny i CV wykorzystując słownictwo i struktury gramatyczne w odpowiednim kontekście.</w:t>
-            </w:r>
-          </w:p>
-        </w:tc>
-        <w:tc>
-          <w:tcPr>
-            <w:tcW w:type="dxa" w:w="3324"/>
-          </w:tcPr>
-          <w:p>
-            <w:pPr>
-              <w:spacing w:before="20" w:after="20"/>
-            </w:pPr>
-            <w:r>
-              <w:rPr>
-                <w:rFonts w:ascii="Aptos" w:hAnsi="Aptos"/>
-                <w:b w:val="0"/>
-                <w:i w:val="0"/>
-                <w:sz w:val="22"/>
-              </w:rPr>
-            </w:r>
-          </w:p>
-        </w:tc>
-      </w:tr>
-      <w:tr>
-        <w:tc>
-          <w:tcPr>
-            <w:tcW w:type="dxa" w:w="3324"/>
-          </w:tcPr>
-          <w:p>
-            <w:pPr>
-              <w:spacing w:before="20" w:after="20"/>
-            </w:pPr>
-            <w:r>
-              <w:rPr>
-                <w:rFonts w:ascii="Aptos" w:hAnsi="Aptos"/>
-                <w:b w:val="0"/>
-                <w:i w:val="0"/>
-                <w:sz w:val="22"/>
-              </w:rPr>
-            </w:r>
-          </w:p>
-        </w:tc>
-        <w:tc>
-          <w:tcPr>
-            <w:tcW w:type="dxa" w:w="3324"/>
-          </w:tcPr>
-          <w:p>
-            <w:pPr>
-              <w:spacing w:before="20" w:after="20"/>
-            </w:pPr>
-            <w:r>
-              <w:rPr>
-                <w:rFonts w:ascii="Aptos" w:hAnsi="Aptos"/>
-                <w:b w:val="0"/>
-                <w:i w:val="0"/>
-                <w:sz w:val="22"/>
-              </w:rPr>
-              <w:t>Student potrafi konstruować wypowiedź ustną i pisemną poprawną pod względem logicznym i merytorycznym wdrażając słownictwo specjalistyczne i biznesowe.</w:t>
-            </w:r>
-          </w:p>
-        </w:tc>
-        <w:tc>
-          <w:tcPr>
-            <w:tcW w:type="dxa" w:w="3324"/>
-          </w:tcPr>
-          <w:p>
-            <w:pPr>
-              <w:spacing w:before="20" w:after="20"/>
-            </w:pPr>
-            <w:r>
-              <w:rPr>
-                <w:rFonts w:ascii="Aptos" w:hAnsi="Aptos"/>
-                <w:b w:val="0"/>
-                <w:i w:val="0"/>
-                <w:sz w:val="22"/>
-              </w:rPr>
+              <w:t>kolokwium; egzamin ustny; ocena sporządzonego dokumentu</w:t>
             </w:r>
           </w:p>
         </w:tc>
@@ -6570,7 +6234,7 @@
                 <w:i w:val="0"/>
                 <w:sz w:val="22"/>
               </w:rPr>
-              <w:t>20.  Kompetencje społeczne (postawy) kształtowane podczas realizacji przedmiotu</w:t>
+              <w:t>21.  Wymagania dotyczące laboratorium, w którym odbywają się zajęcia z niniejszego przedmiotu</w:t>
             </w:r>
           </w:p>
         </w:tc>
@@ -6590,9 +6254,9 @@
                 <w:rFonts w:ascii="Aptos" w:hAnsi="Aptos"/>
                 <w:b/>
                 <w:i w:val="0"/>
-                <w:sz w:val="18"/>
-              </w:rPr>
-              <w:t>Kierunkowe efekty uczenia się (kody)</w:t>
+                <w:sz w:val="16"/>
+              </w:rPr>
+              <w:t>Parametry dla stanowisk komputerowych</w:t>
             </w:r>
           </w:p>
         </w:tc>
@@ -6610,9 +6274,9 @@
                 <w:rFonts w:ascii="Aptos" w:hAnsi="Aptos"/>
                 <w:b/>
                 <w:i w:val="0"/>
-                <w:sz w:val="18"/>
-              </w:rPr>
-              <w:t>Przedmiotowy efekt uczenia się</w:t>
+                <w:sz w:val="16"/>
+              </w:rPr>
+              <w:t>Oprogramowanie konieczne do realizacji przedmiotu</w:t>
             </w:r>
           </w:p>
         </w:tc>
@@ -6630,284 +6294,9 @@
                 <w:rFonts w:ascii="Aptos" w:hAnsi="Aptos"/>
                 <w:b/>
                 <w:i w:val="0"/>
-                <w:sz w:val="18"/>
-              </w:rPr>
-              <w:t>Metody weryfikacji osiągnięcia efektu uczenia się</w:t>
-            </w:r>
-          </w:p>
-        </w:tc>
-      </w:tr>
-      <w:tr>
-        <w:tc>
-          <w:tcPr>
-            <w:tcW w:type="dxa" w:w="3324"/>
-          </w:tcPr>
-          <w:p>
-            <w:pPr>
-              <w:spacing w:before="20" w:after="20"/>
-            </w:pPr>
-            <w:r>
-              <w:rPr>
-                <w:rFonts w:ascii="Aptos" w:hAnsi="Aptos"/>
-                <w:b w:val="0"/>
-                <w:i w:val="0"/>
-                <w:sz w:val="22"/>
-              </w:rPr>
-            </w:r>
-          </w:p>
-        </w:tc>
-        <w:tc>
-          <w:tcPr>
-            <w:tcW w:type="dxa" w:w="3324"/>
-          </w:tcPr>
-          <w:p>
-            <w:pPr>
-              <w:spacing w:before="20" w:after="20"/>
-            </w:pPr>
-            <w:r>
-              <w:rPr>
-                <w:rFonts w:ascii="Aptos" w:hAnsi="Aptos"/>
-                <w:b w:val="0"/>
-                <w:i w:val="0"/>
-                <w:sz w:val="22"/>
-              </w:rPr>
-              <w:t>Student jest gotów do permanentnego doskonalenia kompetencji językowych w celach zawodowych.</w:t>
-            </w:r>
-          </w:p>
-        </w:tc>
-        <w:tc>
-          <w:tcPr>
-            <w:tcW w:type="dxa" w:w="3324"/>
-          </w:tcPr>
-          <w:p>
-            <w:pPr>
-              <w:spacing w:before="20" w:after="20"/>
-            </w:pPr>
-            <w:r>
-              <w:rPr>
-                <w:rFonts w:ascii="Aptos" w:hAnsi="Aptos"/>
-                <w:b w:val="0"/>
-                <w:i w:val="0"/>
-                <w:sz w:val="22"/>
-              </w:rPr>
-            </w:r>
-          </w:p>
-        </w:tc>
-      </w:tr>
-      <w:tr>
-        <w:tc>
-          <w:tcPr>
-            <w:tcW w:type="dxa" w:w="3324"/>
-          </w:tcPr>
-          <w:p>
-            <w:pPr>
-              <w:spacing w:before="20" w:after="20"/>
-            </w:pPr>
-            <w:r>
-              <w:rPr>
-                <w:rFonts w:ascii="Aptos" w:hAnsi="Aptos"/>
-                <w:b w:val="0"/>
-                <w:i w:val="0"/>
-                <w:sz w:val="22"/>
-              </w:rPr>
-            </w:r>
-          </w:p>
-        </w:tc>
-        <w:tc>
-          <w:tcPr>
-            <w:tcW w:type="dxa" w:w="3324"/>
-          </w:tcPr>
-          <w:p>
-            <w:pPr>
-              <w:spacing w:before="20" w:after="20"/>
-            </w:pPr>
-            <w:r>
-              <w:rPr>
-                <w:rFonts w:ascii="Aptos" w:hAnsi="Aptos"/>
-                <w:b w:val="0"/>
-                <w:i w:val="0"/>
-                <w:sz w:val="22"/>
-              </w:rPr>
-              <w:t>Student jest gotów do ciągłego samokształcenia własnych kompetencji językowych oraz dostrzega potrzebę podejmowania inicjatyw w dziedzinach biznesowych.</w:t>
-            </w:r>
-          </w:p>
-        </w:tc>
-        <w:tc>
-          <w:tcPr>
-            <w:tcW w:type="dxa" w:w="3324"/>
-          </w:tcPr>
-          <w:p>
-            <w:pPr>
-              <w:spacing w:before="20" w:after="20"/>
-            </w:pPr>
-            <w:r>
-              <w:rPr>
-                <w:rFonts w:ascii="Aptos" w:hAnsi="Aptos"/>
-                <w:b w:val="0"/>
-                <w:i w:val="0"/>
-                <w:sz w:val="22"/>
-              </w:rPr>
-            </w:r>
-          </w:p>
-        </w:tc>
-      </w:tr>
-    </w:tbl>
-    <w:tbl>
-      <w:tblPr>
-        <w:tblW w:type="auto" w:w="0"/>
-        <w:tblLook w:firstColumn="1" w:firstRow="1" w:lastColumn="0" w:lastRow="0" w:noHBand="0" w:noVBand="1" w:val="04A0"/>
-        <w:tblBorders>
-          <w:top w:val="single" w:sz="4" w:space="0" w:color="000000"/>
-          <w:left w:val="single" w:sz="4" w:space="0" w:color="000000"/>
-          <w:bottom w:val="single" w:sz="4" w:space="0" w:color="000000"/>
-          <w:right w:val="single" w:sz="4" w:space="0" w:color="000000"/>
-          <w:insideH w:val="single" w:sz="4" w:space="0" w:color="000000"/>
-          <w:insideV w:val="single" w:sz="4" w:space="0" w:color="000000"/>
-        </w:tblBorders>
-        <w:tblW w:w="5000" w:type="pct"/>
-      </w:tblPr>
-      <w:tblGrid>
-        <w:gridCol w:w="3324"/>
-        <w:gridCol w:w="3324"/>
-        <w:gridCol w:w="3324"/>
-      </w:tblGrid>
-      <w:tr>
-        <w:tc>
-          <w:tcPr>
-            <w:tcW w:type="dxa" w:w="9972"/>
-            <w:gridSpan w:val="3"/>
-            <w:shd w:val="clear" w:color="auto" w:fill="D9D9D9"/>
-          </w:tcPr>
-          <w:p>
-            <w:pPr>
-              <w:spacing w:before="20" w:after="20"/>
-            </w:pPr>
-            <w:r>
-              <w:rPr>
-                <w:rFonts w:ascii="Aptos" w:hAnsi="Aptos"/>
-                <w:b/>
-                <w:i w:val="0"/>
-                <w:sz w:val="22"/>
-              </w:rPr>
-              <w:t>21.  Wymagania dotyczące laboratorium, w którym odbywają się zajęcia z niniejszego przedmiotu</w:t>
-            </w:r>
-          </w:p>
-        </w:tc>
-      </w:tr>
-      <w:tr>
-        <w:tc>
-          <w:tcPr>
-            <w:tcW w:type="dxa" w:w="3324"/>
-            <w:shd w:val="clear" w:color="auto" w:fill="D9D9D9"/>
-          </w:tcPr>
-          <w:p>
-            <w:pPr>
-              <w:spacing w:before="20" w:after="20"/>
-            </w:pPr>
-            <w:r>
-              <w:rPr>
-                <w:rFonts w:ascii="Aptos" w:hAnsi="Aptos"/>
-                <w:b/>
-                <w:i w:val="0"/>
                 <w:sz w:val="16"/>
               </w:rPr>
-              <w:t>Parametry dla stanowisk komputerowych</w:t>
-            </w:r>
-          </w:p>
-        </w:tc>
-        <w:tc>
-          <w:tcPr>
-            <w:tcW w:type="dxa" w:w="3324"/>
-            <w:shd w:val="clear" w:color="auto" w:fill="D9D9D9"/>
-          </w:tcPr>
-          <w:p>
-            <w:pPr>
-              <w:spacing w:before="20" w:after="20"/>
-            </w:pPr>
-            <w:r>
-              <w:rPr>
-                <w:rFonts w:ascii="Aptos" w:hAnsi="Aptos"/>
-                <w:b/>
-                <w:i w:val="0"/>
-                <w:sz w:val="16"/>
-              </w:rPr>
-              <w:t>Oprogramowanie konieczne do realizacji przedmiotu</w:t>
-            </w:r>
-          </w:p>
-        </w:tc>
-        <w:tc>
-          <w:tcPr>
-            <w:tcW w:type="dxa" w:w="3324"/>
-            <w:shd w:val="clear" w:color="auto" w:fill="D9D9D9"/>
-          </w:tcPr>
-          <w:p>
-            <w:pPr>
-              <w:spacing w:before="20" w:after="20"/>
-            </w:pPr>
-            <w:r>
-              <w:rPr>
-                <w:rFonts w:ascii="Aptos" w:hAnsi="Aptos"/>
-                <w:b/>
-                <w:i w:val="0"/>
-                <w:sz w:val="16"/>
-              </w:rPr>
               <w:t>Wyposażenie specjalistyczne konieczne do realizacji przedmiotu</w:t>
-            </w:r>
-          </w:p>
-        </w:tc>
-      </w:tr>
-      <w:tr>
-        <w:tc>
-          <w:tcPr>
-            <w:tcW w:type="dxa" w:w="3324"/>
-          </w:tcPr>
-          <w:p>
-            <w:pPr>
-              <w:spacing w:before="20" w:after="20"/>
-            </w:pPr>
-            <w:r>
-              <w:rPr>
-                <w:rFonts w:ascii="Aptos" w:hAnsi="Aptos"/>
-                <w:b w:val="0"/>
-                <w:i w:val="0"/>
-                <w:sz w:val="22"/>
-              </w:rPr>
-            </w:r>
-          </w:p>
-        </w:tc>
-        <w:tc>
-          <w:tcPr>
-            <w:tcW w:type="dxa" w:w="3324"/>
-          </w:tcPr>
-          <w:p>
-            <w:pPr>
-              <w:spacing w:before="20" w:after="20"/>
-            </w:pPr>
-            <w:r>
-              <w:rPr>
-                <w:rFonts w:ascii="Aptos" w:hAnsi="Aptos"/>
-                <w:b w:val="0"/>
-                <w:i w:val="0"/>
-                <w:sz w:val="22"/>
-              </w:rPr>
-            </w:r>
-          </w:p>
-        </w:tc>
-        <w:tc>
-          <w:tcPr>
-            <w:tcW w:type="dxa" w:w="3324"/>
-          </w:tcPr>
-          <w:p>
-            <w:pPr>
-              <w:spacing w:before="20" w:after="20"/>
-            </w:pPr>
-            <w:r>
-              <w:rPr>
-                <w:rFonts w:ascii="Aptos" w:hAnsi="Aptos"/>
-                <w:b w:val="0"/>
-                <w:i w:val="0"/>
-                <w:sz w:val="22"/>
-              </w:rPr>
             </w:r>
           </w:p>
         </w:tc>

--- a/public/assets/files/stacjonarne/ANG1-3.docx
+++ b/public/assets/files/stacjonarne/ANG1-3.docx
@@ -314,7 +314,7 @@
                 <w:i w:val="0"/>
                 <w:sz w:val="22"/>
               </w:rPr>
-              <w:t>3</w:t>
+              <w:t>2</w:t>
             </w:r>
           </w:p>
         </w:tc>

--- a/public/assets/files/stacjonarne/ANG1-3.docx
+++ b/public/assets/files/stacjonarne/ANG1-3.docx
@@ -5345,121 +5345,6 @@
                 <w:i w:val="0"/>
                 <w:sz w:val="22"/>
               </w:rPr>
-              <w:t>kolokwium; egzamin ustny; ocena sporządzonego dokumentu</w:t>
-            </w:r>
-          </w:p>
-        </w:tc>
-      </w:tr>
-      <w:tr>
-        <w:tc>
-          <w:tcPr>
-            <w:tcW w:type="dxa" w:w="3324"/>
-          </w:tcPr>
-          <w:p>
-            <w:pPr>
-              <w:spacing w:before="20" w:after="20"/>
-            </w:pPr>
-            <w:r>
-              <w:rPr>
-                <w:rFonts w:ascii="Aptos" w:hAnsi="Aptos"/>
-                <w:b w:val="0"/>
-                <w:i w:val="0"/>
-                <w:sz w:val="22"/>
-              </w:rPr>
-            </w:r>
-          </w:p>
-        </w:tc>
-        <w:tc>
-          <w:tcPr>
-            <w:tcW w:type="dxa" w:w="3324"/>
-          </w:tcPr>
-          <w:p>
-            <w:pPr>
-              <w:spacing w:before="20" w:after="20"/>
-            </w:pPr>
-            <w:r>
-              <w:rPr>
-                <w:rFonts w:ascii="Aptos" w:hAnsi="Aptos"/>
-                <w:b w:val="0"/>
-                <w:i w:val="0"/>
-                <w:sz w:val="22"/>
-              </w:rPr>
-            </w:r>
-          </w:p>
-        </w:tc>
-        <w:tc>
-          <w:tcPr>
-            <w:tcW w:type="dxa" w:w="3324"/>
-          </w:tcPr>
-          <w:p>
-            <w:pPr>
-              <w:spacing w:before="20" w:after="20"/>
-            </w:pPr>
-            <w:r>
-              <w:rPr>
-                <w:rFonts w:ascii="Aptos" w:hAnsi="Aptos"/>
-                <w:b w:val="0"/>
-                <w:i w:val="0"/>
-                <w:sz w:val="22"/>
-              </w:rPr>
-              <w:t>kolokwium; egzamin ustny; ocena sporządzonego dokumentu</w:t>
-            </w:r>
-          </w:p>
-        </w:tc>
-      </w:tr>
-      <w:tr>
-        <w:tc>
-          <w:tcPr>
-            <w:tcW w:type="dxa" w:w="3324"/>
-          </w:tcPr>
-          <w:p>
-            <w:pPr>
-              <w:spacing w:before="20" w:after="20"/>
-            </w:pPr>
-            <w:r>
-              <w:rPr>
-                <w:rFonts w:ascii="Aptos" w:hAnsi="Aptos"/>
-                <w:b w:val="0"/>
-                <w:i w:val="0"/>
-                <w:sz w:val="22"/>
-              </w:rPr>
-            </w:r>
-          </w:p>
-        </w:tc>
-        <w:tc>
-          <w:tcPr>
-            <w:tcW w:type="dxa" w:w="3324"/>
-          </w:tcPr>
-          <w:p>
-            <w:pPr>
-              <w:spacing w:before="20" w:after="20"/>
-            </w:pPr>
-            <w:r>
-              <w:rPr>
-                <w:rFonts w:ascii="Aptos" w:hAnsi="Aptos"/>
-                <w:b w:val="0"/>
-                <w:i w:val="0"/>
-                <w:sz w:val="22"/>
-              </w:rPr>
-            </w:r>
-          </w:p>
-        </w:tc>
-        <w:tc>
-          <w:tcPr>
-            <w:tcW w:type="dxa" w:w="3324"/>
-          </w:tcPr>
-          <w:p>
-            <w:pPr>
-              <w:spacing w:before="20" w:after="20"/>
-            </w:pPr>
-            <w:r>
-              <w:rPr>
-                <w:rFonts w:ascii="Aptos" w:hAnsi="Aptos"/>
-                <w:b w:val="0"/>
-                <w:i w:val="0"/>
-                <w:sz w:val="22"/>
-              </w:rPr>
-              <w:t>kolokwium; egzamin ustny; ocena sporządzonego dokumentu</w:t>
             </w:r>
           </w:p>
         </w:tc>
@@ -5622,7 +5507,7 @@
                 <w:i w:val="0"/>
                 <w:sz w:val="22"/>
               </w:rPr>
-              <w:t>kolokwium; egzamin ustny; ocena sporządzonego dokumentu</w:t>
+              <w:t>kolokwium, egzamin ustny, ocena sporządzonego dokumentu</w:t>
             </w:r>
           </w:p>
         </w:tc>
@@ -5680,7 +5565,7 @@
                 <w:i w:val="0"/>
                 <w:sz w:val="22"/>
               </w:rPr>
-              <w:t>kolokwium; egzamin ustny; ocena sporządzonego dokumentu</w:t>
+              <w:t>kolokwium, egzamin ustny, ocena sporządzonego dokumentu</w:t>
             </w:r>
           </w:p>
         </w:tc>
@@ -5738,7 +5623,7 @@
                 <w:i w:val="0"/>
                 <w:sz w:val="22"/>
               </w:rPr>
-              <w:t>kolokwium; egzamin ustny; ocena sporządzonego dokumentu</w:t>
+              <w:t>kolokwium, egzamin ustny, ocena sporządzonego dokumentu</w:t>
             </w:r>
           </w:p>
         </w:tc>
@@ -5796,7 +5681,7 @@
                 <w:i w:val="0"/>
                 <w:sz w:val="22"/>
               </w:rPr>
-              <w:t>kolokwium; egzamin ustny; ocena sporządzonego dokumentu</w:t>
+              <w:t>kolokwium, egzamin ustny, ocena sporządzonego dokumentu</w:t>
             </w:r>
           </w:p>
         </w:tc>
@@ -5854,7 +5739,7 @@
                 <w:i w:val="0"/>
                 <w:sz w:val="22"/>
               </w:rPr>
-              <w:t>kolokwium; egzamin ustny; ocena sporządzonego dokumentu</w:t>
+              <w:t>kolokwium, egzamin ustny, ocena sporządzonego dokumentu</w:t>
             </w:r>
           </w:p>
         </w:tc>
@@ -5912,7 +5797,7 @@
                 <w:i w:val="0"/>
                 <w:sz w:val="22"/>
               </w:rPr>
-              <w:t>kolokwium; egzamin ustny; ocena sporządzonego dokumentu</w:t>
+              <w:t>kolokwium, egzamin ustny, ocena sporządzonego dokumentu</w:t>
             </w:r>
           </w:p>
         </w:tc>
@@ -5970,7 +5855,7 @@
                 <w:i w:val="0"/>
                 <w:sz w:val="22"/>
               </w:rPr>
-              <w:t>kolokwium; egzamin ustny; ocena sporządzonego dokumentu</w:t>
+              <w:t>kolokwium, egzamin ustny, ocena sporządzonego dokumentu</w:t>
             </w:r>
           </w:p>
         </w:tc>
@@ -6133,7 +6018,7 @@
                 <w:i w:val="0"/>
                 <w:sz w:val="22"/>
               </w:rPr>
-              <w:t>kolokwium; egzamin ustny; ocena sporządzonego dokumentu</w:t>
+              <w:t>kolokwium, egzamin ustny, ocena sporządzonego dokumentu</w:t>
             </w:r>
           </w:p>
         </w:tc>
@@ -6191,7 +6076,7 @@
                 <w:i w:val="0"/>
                 <w:sz w:val="22"/>
               </w:rPr>
-              <w:t>kolokwium; egzamin ustny; ocena sporządzonego dokumentu</w:t>
+              <w:t>kolokwium, egzamin ustny, ocena sporządzonego dokumentu</w:t>
             </w:r>
           </w:p>
         </w:tc>

--- a/public/assets/files/stacjonarne/ANG1-3.docx
+++ b/public/assets/files/stacjonarne/ANG1-3.docx
@@ -314,7 +314,7 @@
                 <w:i w:val="0"/>
                 <w:sz w:val="22"/>
               </w:rPr>
-              <w:t>2</w:t>
+              <w:t>2.5</w:t>
             </w:r>
           </w:p>
         </w:tc>
@@ -1091,6 +1091,7 @@
                 <w:i w:val="0"/>
                 <w:sz w:val="22"/>
               </w:rPr>
+              <w:t>10</w:t>
             </w:r>
           </w:p>
         </w:tc>
@@ -1110,6 +1111,7 @@
                 <w:i w:val="0"/>
                 <w:sz w:val="22"/>
               </w:rPr>
+              <w:t>0.4</w:t>
             </w:r>
           </w:p>
         </w:tc>

--- a/public/assets/files/stacjonarne/ANG1-3.docx
+++ b/public/assets/files/stacjonarne/ANG1-3.docx
@@ -1891,14 +1891,13 @@
       </w:tblPr>
       <w:tblGrid>
         <w:gridCol w:w="680"/>
-        <w:gridCol w:w="4536"/>
-        <w:gridCol w:w="4252"/>
+        <w:gridCol w:w="8788"/>
       </w:tblGrid>
       <w:tr>
         <w:tc>
           <w:tcPr>
             <w:tcW w:type="dxa" w:w="9468"/>
-            <w:gridSpan w:val="3"/>
+            <w:gridSpan w:val="2"/>
             <w:shd w:val="clear" w:color="auto" w:fill="D9D9D9"/>
           </w:tcPr>
           <w:p>
@@ -1940,7 +1939,7 @@
         </w:tc>
         <w:tc>
           <w:tcPr>
-            <w:tcW w:type="dxa" w:w="4536"/>
+            <w:tcW w:type="dxa" w:w="8788"/>
             <w:shd w:val="clear" w:color="auto" w:fill="D9D9D9"/>
           </w:tcPr>
           <w:p>
@@ -1954,27 +1953,7 @@
                 <w:i w:val="0"/>
                 <w:sz w:val="16"/>
               </w:rPr>
-              <w:t>Wykład</w:t>
-            </w:r>
-          </w:p>
-        </w:tc>
-        <w:tc>
-          <w:tcPr>
-            <w:tcW w:type="dxa" w:w="4252"/>
-            <w:shd w:val="clear" w:color="auto" w:fill="D9D9D9"/>
-          </w:tcPr>
-          <w:p>
-            <w:pPr>
-              <w:spacing w:before="20" w:after="20"/>
-            </w:pPr>
-            <w:r>
-              <w:rPr>
-                <w:rFonts w:ascii="Aptos" w:hAnsi="Aptos"/>
-                <w:b/>
-                <w:i w:val="0"/>
-                <w:sz w:val="16"/>
-              </w:rPr>
-              <w:t>Ćwiczenia / Laboratorium / Pracownia</w:t>
+              <w:t>Treści programowe</w:t>
             </w:r>
           </w:p>
         </w:tc>
@@ -2001,7 +1980,7 @@
         </w:tc>
         <w:tc>
           <w:tcPr>
-            <w:tcW w:type="dxa" w:w="4536"/>
+            <w:tcW w:type="dxa" w:w="8788"/>
           </w:tcPr>
           <w:p>
             <w:pPr>
@@ -2015,24 +1994,6 @@
                 <w:sz w:val="22"/>
               </w:rPr>
               <w:t>1. Zagadnienia z matematyki np.</w:t>
-            </w:r>
-          </w:p>
-        </w:tc>
-        <w:tc>
-          <w:tcPr>
-            <w:tcW w:type="dxa" w:w="4252"/>
-          </w:tcPr>
-          <w:p>
-            <w:pPr>
-              <w:spacing w:before="20" w:after="20"/>
-            </w:pPr>
-            <w:r>
-              <w:rPr>
-                <w:rFonts w:ascii="Aptos" w:hAnsi="Aptos"/>
-                <w:b w:val="0"/>
-                <w:i w:val="0"/>
-                <w:sz w:val="22"/>
-              </w:rPr>
             </w:r>
           </w:p>
         </w:tc>
@@ -2059,7 +2020,7 @@
         </w:tc>
         <w:tc>
           <w:tcPr>
-            <w:tcW w:type="dxa" w:w="4536"/>
+            <w:tcW w:type="dxa" w:w="8788"/>
           </w:tcPr>
           <w:p>
             <w:pPr>
@@ -2073,24 +2034,6 @@
                 <w:sz w:val="22"/>
               </w:rPr>
               <w:t>algebra,</w:t>
-            </w:r>
-          </w:p>
-        </w:tc>
-        <w:tc>
-          <w:tcPr>
-            <w:tcW w:type="dxa" w:w="4252"/>
-          </w:tcPr>
-          <w:p>
-            <w:pPr>
-              <w:spacing w:before="20" w:after="20"/>
-            </w:pPr>
-            <w:r>
-              <w:rPr>
-                <w:rFonts w:ascii="Aptos" w:hAnsi="Aptos"/>
-                <w:b w:val="0"/>
-                <w:i w:val="0"/>
-                <w:sz w:val="22"/>
-              </w:rPr>
             </w:r>
           </w:p>
         </w:tc>
@@ -2117,7 +2060,7 @@
         </w:tc>
         <w:tc>
           <w:tcPr>
-            <w:tcW w:type="dxa" w:w="4536"/>
+            <w:tcW w:type="dxa" w:w="8788"/>
           </w:tcPr>
           <w:p>
             <w:pPr>
@@ -2131,24 +2074,6 @@
                 <w:sz w:val="22"/>
               </w:rPr>
               <w:t>liczby naturalne,</w:t>
-            </w:r>
-          </w:p>
-        </w:tc>
-        <w:tc>
-          <w:tcPr>
-            <w:tcW w:type="dxa" w:w="4252"/>
-          </w:tcPr>
-          <w:p>
-            <w:pPr>
-              <w:spacing w:before="20" w:after="20"/>
-            </w:pPr>
-            <w:r>
-              <w:rPr>
-                <w:rFonts w:ascii="Aptos" w:hAnsi="Aptos"/>
-                <w:b w:val="0"/>
-                <w:i w:val="0"/>
-                <w:sz w:val="22"/>
-              </w:rPr>
             </w:r>
           </w:p>
         </w:tc>
@@ -2175,7 +2100,7 @@
         </w:tc>
         <w:tc>
           <w:tcPr>
-            <w:tcW w:type="dxa" w:w="4536"/>
+            <w:tcW w:type="dxa" w:w="8788"/>
           </w:tcPr>
           <w:p>
             <w:pPr>
@@ -2189,24 +2114,6 @@
                 <w:sz w:val="22"/>
               </w:rPr>
               <w:t>liczby rzeczywiste,</w:t>
-            </w:r>
-          </w:p>
-        </w:tc>
-        <w:tc>
-          <w:tcPr>
-            <w:tcW w:type="dxa" w:w="4252"/>
-          </w:tcPr>
-          <w:p>
-            <w:pPr>
-              <w:spacing w:before="20" w:after="20"/>
-            </w:pPr>
-            <w:r>
-              <w:rPr>
-                <w:rFonts w:ascii="Aptos" w:hAnsi="Aptos"/>
-                <w:b w:val="0"/>
-                <w:i w:val="0"/>
-                <w:sz w:val="22"/>
-              </w:rPr>
             </w:r>
           </w:p>
         </w:tc>
@@ -2233,7 +2140,7 @@
         </w:tc>
         <w:tc>
           <w:tcPr>
-            <w:tcW w:type="dxa" w:w="4536"/>
+            <w:tcW w:type="dxa" w:w="8788"/>
           </w:tcPr>
           <w:p>
             <w:pPr>
@@ -2247,24 +2154,6 @@
                 <w:sz w:val="22"/>
               </w:rPr>
               <w:t>liczby całkowite,</w:t>
-            </w:r>
-          </w:p>
-        </w:tc>
-        <w:tc>
-          <w:tcPr>
-            <w:tcW w:type="dxa" w:w="4252"/>
-          </w:tcPr>
-          <w:p>
-            <w:pPr>
-              <w:spacing w:before="20" w:after="20"/>
-            </w:pPr>
-            <w:r>
-              <w:rPr>
-                <w:rFonts w:ascii="Aptos" w:hAnsi="Aptos"/>
-                <w:b w:val="0"/>
-                <w:i w:val="0"/>
-                <w:sz w:val="22"/>
-              </w:rPr>
             </w:r>
           </w:p>
         </w:tc>
@@ -2291,7 +2180,7 @@
         </w:tc>
         <w:tc>
           <w:tcPr>
-            <w:tcW w:type="dxa" w:w="4536"/>
+            <w:tcW w:type="dxa" w:w="8788"/>
           </w:tcPr>
           <w:p>
             <w:pPr>
@@ -2305,24 +2194,6 @@
                 <w:sz w:val="22"/>
               </w:rPr>
               <w:t>liczby wymierne,</w:t>
-            </w:r>
-          </w:p>
-        </w:tc>
-        <w:tc>
-          <w:tcPr>
-            <w:tcW w:type="dxa" w:w="4252"/>
-          </w:tcPr>
-          <w:p>
-            <w:pPr>
-              <w:spacing w:before="20" w:after="20"/>
-            </w:pPr>
-            <w:r>
-              <w:rPr>
-                <w:rFonts w:ascii="Aptos" w:hAnsi="Aptos"/>
-                <w:b w:val="0"/>
-                <w:i w:val="0"/>
-                <w:sz w:val="22"/>
-              </w:rPr>
             </w:r>
           </w:p>
         </w:tc>
@@ -2349,7 +2220,7 @@
         </w:tc>
         <w:tc>
           <w:tcPr>
-            <w:tcW w:type="dxa" w:w="4536"/>
+            <w:tcW w:type="dxa" w:w="8788"/>
           </w:tcPr>
           <w:p>
             <w:pPr>
@@ -2363,24 +2234,6 @@
                 <w:sz w:val="22"/>
               </w:rPr>
               <w:t>działania wykonywane na liczbach,</w:t>
-            </w:r>
-          </w:p>
-        </w:tc>
-        <w:tc>
-          <w:tcPr>
-            <w:tcW w:type="dxa" w:w="4252"/>
-          </w:tcPr>
-          <w:p>
-            <w:pPr>
-              <w:spacing w:before="20" w:after="20"/>
-            </w:pPr>
-            <w:r>
-              <w:rPr>
-                <w:rFonts w:ascii="Aptos" w:hAnsi="Aptos"/>
-                <w:b w:val="0"/>
-                <w:i w:val="0"/>
-                <w:sz w:val="22"/>
-              </w:rPr>
             </w:r>
           </w:p>
         </w:tc>
@@ -2407,7 +2260,7 @@
         </w:tc>
         <w:tc>
           <w:tcPr>
-            <w:tcW w:type="dxa" w:w="4536"/>
+            <w:tcW w:type="dxa" w:w="8788"/>
           </w:tcPr>
           <w:p>
             <w:pPr>
@@ -2421,24 +2274,6 @@
                 <w:sz w:val="22"/>
               </w:rPr>
               <w:t>notacja pozycyjna,</w:t>
-            </w:r>
-          </w:p>
-        </w:tc>
-        <w:tc>
-          <w:tcPr>
-            <w:tcW w:type="dxa" w:w="4252"/>
-          </w:tcPr>
-          <w:p>
-            <w:pPr>
-              <w:spacing w:before="20" w:after="20"/>
-            </w:pPr>
-            <w:r>
-              <w:rPr>
-                <w:rFonts w:ascii="Aptos" w:hAnsi="Aptos"/>
-                <w:b w:val="0"/>
-                <w:i w:val="0"/>
-                <w:sz w:val="22"/>
-              </w:rPr>
             </w:r>
           </w:p>
         </w:tc>
@@ -2465,7 +2300,7 @@
         </w:tc>
         <w:tc>
           <w:tcPr>
-            <w:tcW w:type="dxa" w:w="4536"/>
+            <w:tcW w:type="dxa" w:w="8788"/>
           </w:tcPr>
           <w:p>
             <w:pPr>
@@ -2479,24 +2314,6 @@
                 <w:sz w:val="22"/>
               </w:rPr>
               <w:t>figury geometryczne,</w:t>
-            </w:r>
-          </w:p>
-        </w:tc>
-        <w:tc>
-          <w:tcPr>
-            <w:tcW w:type="dxa" w:w="4252"/>
-          </w:tcPr>
-          <w:p>
-            <w:pPr>
-              <w:spacing w:before="20" w:after="20"/>
-            </w:pPr>
-            <w:r>
-              <w:rPr>
-                <w:rFonts w:ascii="Aptos" w:hAnsi="Aptos"/>
-                <w:b w:val="0"/>
-                <w:i w:val="0"/>
-                <w:sz w:val="22"/>
-              </w:rPr>
             </w:r>
           </w:p>
         </w:tc>
@@ -2523,7 +2340,7 @@
         </w:tc>
         <w:tc>
           <w:tcPr>
-            <w:tcW w:type="dxa" w:w="4536"/>
+            <w:tcW w:type="dxa" w:w="8788"/>
           </w:tcPr>
           <w:p>
             <w:pPr>
@@ -2537,24 +2354,6 @@
                 <w:sz w:val="22"/>
               </w:rPr>
               <w:t>macierze,</w:t>
-            </w:r>
-          </w:p>
-        </w:tc>
-        <w:tc>
-          <w:tcPr>
-            <w:tcW w:type="dxa" w:w="4252"/>
-          </w:tcPr>
-          <w:p>
-            <w:pPr>
-              <w:spacing w:before="20" w:after="20"/>
-            </w:pPr>
-            <w:r>
-              <w:rPr>
-                <w:rFonts w:ascii="Aptos" w:hAnsi="Aptos"/>
-                <w:b w:val="0"/>
-                <w:i w:val="0"/>
-                <w:sz w:val="22"/>
-              </w:rPr>
             </w:r>
           </w:p>
         </w:tc>
@@ -2581,7 +2380,7 @@
         </w:tc>
         <w:tc>
           <w:tcPr>
-            <w:tcW w:type="dxa" w:w="4536"/>
+            <w:tcW w:type="dxa" w:w="8788"/>
           </w:tcPr>
           <w:p>
             <w:pPr>
@@ -2595,24 +2394,6 @@
                 <w:sz w:val="22"/>
               </w:rPr>
               <w:t>typy danych,</w:t>
-            </w:r>
-          </w:p>
-        </w:tc>
-        <w:tc>
-          <w:tcPr>
-            <w:tcW w:type="dxa" w:w="4252"/>
-          </w:tcPr>
-          <w:p>
-            <w:pPr>
-              <w:spacing w:before="20" w:after="20"/>
-            </w:pPr>
-            <w:r>
-              <w:rPr>
-                <w:rFonts w:ascii="Aptos" w:hAnsi="Aptos"/>
-                <w:b w:val="0"/>
-                <w:i w:val="0"/>
-                <w:sz w:val="22"/>
-              </w:rPr>
             </w:r>
           </w:p>
         </w:tc>
@@ -2639,7 +2420,7 @@
         </w:tc>
         <w:tc>
           <w:tcPr>
-            <w:tcW w:type="dxa" w:w="4536"/>
+            <w:tcW w:type="dxa" w:w="8788"/>
           </w:tcPr>
           <w:p>
             <w:pPr>
@@ -2653,24 +2434,6 @@
                 <w:sz w:val="22"/>
               </w:rPr>
               <w:t>tryb całkowitoliczbowy,</w:t>
-            </w:r>
-          </w:p>
-        </w:tc>
-        <w:tc>
-          <w:tcPr>
-            <w:tcW w:type="dxa" w:w="4252"/>
-          </w:tcPr>
-          <w:p>
-            <w:pPr>
-              <w:spacing w:before="20" w:after="20"/>
-            </w:pPr>
-            <w:r>
-              <w:rPr>
-                <w:rFonts w:ascii="Aptos" w:hAnsi="Aptos"/>
-                <w:b w:val="0"/>
-                <w:i w:val="0"/>
-                <w:sz w:val="22"/>
-              </w:rPr>
             </w:r>
           </w:p>
         </w:tc>
@@ -2697,7 +2460,7 @@
         </w:tc>
         <w:tc>
           <w:tcPr>
-            <w:tcW w:type="dxa" w:w="4536"/>
+            <w:tcW w:type="dxa" w:w="8788"/>
           </w:tcPr>
           <w:p>
             <w:pPr>
@@ -2711,24 +2474,6 @@
                 <w:sz w:val="22"/>
               </w:rPr>
               <w:t>tryb zmiennoprzecinkowy,</w:t>
-            </w:r>
-          </w:p>
-        </w:tc>
-        <w:tc>
-          <w:tcPr>
-            <w:tcW w:type="dxa" w:w="4252"/>
-          </w:tcPr>
-          <w:p>
-            <w:pPr>
-              <w:spacing w:before="20" w:after="20"/>
-            </w:pPr>
-            <w:r>
-              <w:rPr>
-                <w:rFonts w:ascii="Aptos" w:hAnsi="Aptos"/>
-                <w:b w:val="0"/>
-                <w:i w:val="0"/>
-                <w:sz w:val="22"/>
-              </w:rPr>
             </w:r>
           </w:p>
         </w:tc>
@@ -2755,7 +2500,7 @@
         </w:tc>
         <w:tc>
           <w:tcPr>
-            <w:tcW w:type="dxa" w:w="4536"/>
+            <w:tcW w:type="dxa" w:w="8788"/>
           </w:tcPr>
           <w:p>
             <w:pPr>
@@ -2769,24 +2514,6 @@
                 <w:sz w:val="22"/>
               </w:rPr>
               <w:t>tekstowe typy danych etc.</w:t>
-            </w:r>
-          </w:p>
-        </w:tc>
-        <w:tc>
-          <w:tcPr>
-            <w:tcW w:type="dxa" w:w="4252"/>
-          </w:tcPr>
-          <w:p>
-            <w:pPr>
-              <w:spacing w:before="20" w:after="20"/>
-            </w:pPr>
-            <w:r>
-              <w:rPr>
-                <w:rFonts w:ascii="Aptos" w:hAnsi="Aptos"/>
-                <w:b w:val="0"/>
-                <w:i w:val="0"/>
-                <w:sz w:val="22"/>
-              </w:rPr>
             </w:r>
           </w:p>
         </w:tc>
@@ -2813,7 +2540,7 @@
         </w:tc>
         <w:tc>
           <w:tcPr>
-            <w:tcW w:type="dxa" w:w="4536"/>
+            <w:tcW w:type="dxa" w:w="8788"/>
           </w:tcPr>
           <w:p>
             <w:pPr>
@@ -2827,24 +2554,6 @@
                 <w:sz w:val="22"/>
               </w:rPr>
               <w:t>2.Zagadnienia biznesowe (w zależności od poziomu zaawansowania grupy) np.</w:t>
-            </w:r>
-          </w:p>
-        </w:tc>
-        <w:tc>
-          <w:tcPr>
-            <w:tcW w:type="dxa" w:w="4252"/>
-          </w:tcPr>
-          <w:p>
-            <w:pPr>
-              <w:spacing w:before="20" w:after="20"/>
-            </w:pPr>
-            <w:r>
-              <w:rPr>
-                <w:rFonts w:ascii="Aptos" w:hAnsi="Aptos"/>
-                <w:b w:val="0"/>
-                <w:i w:val="0"/>
-                <w:sz w:val="22"/>
-              </w:rPr>
             </w:r>
           </w:p>
         </w:tc>
@@ -2871,7 +2580,7 @@
         </w:tc>
         <w:tc>
           <w:tcPr>
-            <w:tcW w:type="dxa" w:w="4536"/>
+            <w:tcW w:type="dxa" w:w="8788"/>
           </w:tcPr>
           <w:p>
             <w:pPr>
@@ -2885,24 +2594,6 @@
                 <w:sz w:val="22"/>
               </w:rPr>
               <w:t>debatowanie,</w:t>
-            </w:r>
-          </w:p>
-        </w:tc>
-        <w:tc>
-          <w:tcPr>
-            <w:tcW w:type="dxa" w:w="4252"/>
-          </w:tcPr>
-          <w:p>
-            <w:pPr>
-              <w:spacing w:before="20" w:after="20"/>
-            </w:pPr>
-            <w:r>
-              <w:rPr>
-                <w:rFonts w:ascii="Aptos" w:hAnsi="Aptos"/>
-                <w:b w:val="0"/>
-                <w:i w:val="0"/>
-                <w:sz w:val="22"/>
-              </w:rPr>
             </w:r>
           </w:p>
         </w:tc>
@@ -2929,7 +2620,7 @@
         </w:tc>
         <w:tc>
           <w:tcPr>
-            <w:tcW w:type="dxa" w:w="4536"/>
+            <w:tcW w:type="dxa" w:w="8788"/>
           </w:tcPr>
           <w:p>
             <w:pPr>
@@ -2943,24 +2634,6 @@
                 <w:sz w:val="22"/>
               </w:rPr>
               <w:t>wywieranie wpływu,</w:t>
-            </w:r>
-          </w:p>
-        </w:tc>
-        <w:tc>
-          <w:tcPr>
-            <w:tcW w:type="dxa" w:w="4252"/>
-          </w:tcPr>
-          <w:p>
-            <w:pPr>
-              <w:spacing w:before="20" w:after="20"/>
-            </w:pPr>
-            <w:r>
-              <w:rPr>
-                <w:rFonts w:ascii="Aptos" w:hAnsi="Aptos"/>
-                <w:b w:val="0"/>
-                <w:i w:val="0"/>
-                <w:sz w:val="22"/>
-              </w:rPr>
             </w:r>
           </w:p>
         </w:tc>
@@ -2987,7 +2660,7 @@
         </w:tc>
         <w:tc>
           <w:tcPr>
-            <w:tcW w:type="dxa" w:w="4536"/>
+            <w:tcW w:type="dxa" w:w="8788"/>
           </w:tcPr>
           <w:p>
             <w:pPr>
@@ -3001,24 +2674,6 @@
                 <w:sz w:val="22"/>
               </w:rPr>
               <w:t>podejmowanie decyzji,</w:t>
-            </w:r>
-          </w:p>
-        </w:tc>
-        <w:tc>
-          <w:tcPr>
-            <w:tcW w:type="dxa" w:w="4252"/>
-          </w:tcPr>
-          <w:p>
-            <w:pPr>
-              <w:spacing w:before="20" w:after="20"/>
-            </w:pPr>
-            <w:r>
-              <w:rPr>
-                <w:rFonts w:ascii="Aptos" w:hAnsi="Aptos"/>
-                <w:b w:val="0"/>
-                <w:i w:val="0"/>
-                <w:sz w:val="22"/>
-              </w:rPr>
             </w:r>
           </w:p>
         </w:tc>
@@ -3045,7 +2700,7 @@
         </w:tc>
         <w:tc>
           <w:tcPr>
-            <w:tcW w:type="dxa" w:w="4536"/>
+            <w:tcW w:type="dxa" w:w="8788"/>
           </w:tcPr>
           <w:p>
             <w:pPr>
@@ -3059,24 +2714,6 @@
                 <w:sz w:val="22"/>
               </w:rPr>
               <w:t>komunikacja w biznesie,</w:t>
-            </w:r>
-          </w:p>
-        </w:tc>
-        <w:tc>
-          <w:tcPr>
-            <w:tcW w:type="dxa" w:w="4252"/>
-          </w:tcPr>
-          <w:p>
-            <w:pPr>
-              <w:spacing w:before="20" w:after="20"/>
-            </w:pPr>
-            <w:r>
-              <w:rPr>
-                <w:rFonts w:ascii="Aptos" w:hAnsi="Aptos"/>
-                <w:b w:val="0"/>
-                <w:i w:val="0"/>
-                <w:sz w:val="22"/>
-              </w:rPr>
             </w:r>
           </w:p>
         </w:tc>
@@ -3103,7 +2740,7 @@
         </w:tc>
         <w:tc>
           <w:tcPr>
-            <w:tcW w:type="dxa" w:w="4536"/>
+            <w:tcW w:type="dxa" w:w="8788"/>
           </w:tcPr>
           <w:p>
             <w:pPr>
@@ -3117,24 +2754,6 @@
                 <w:sz w:val="22"/>
               </w:rPr>
               <w:t>marki,</w:t>
-            </w:r>
-          </w:p>
-        </w:tc>
-        <w:tc>
-          <w:tcPr>
-            <w:tcW w:type="dxa" w:w="4252"/>
-          </w:tcPr>
-          <w:p>
-            <w:pPr>
-              <w:spacing w:before="20" w:after="20"/>
-            </w:pPr>
-            <w:r>
-              <w:rPr>
-                <w:rFonts w:ascii="Aptos" w:hAnsi="Aptos"/>
-                <w:b w:val="0"/>
-                <w:i w:val="0"/>
-                <w:sz w:val="22"/>
-              </w:rPr>
             </w:r>
           </w:p>
         </w:tc>
@@ -3161,7 +2780,7 @@
         </w:tc>
         <w:tc>
           <w:tcPr>
-            <w:tcW w:type="dxa" w:w="4536"/>
+            <w:tcW w:type="dxa" w:w="8788"/>
           </w:tcPr>
           <w:p>
             <w:pPr>
@@ -3175,24 +2794,6 @@
                 <w:sz w:val="22"/>
               </w:rPr>
               <w:t>zatrudnienie,</w:t>
-            </w:r>
-          </w:p>
-        </w:tc>
-        <w:tc>
-          <w:tcPr>
-            <w:tcW w:type="dxa" w:w="4252"/>
-          </w:tcPr>
-          <w:p>
-            <w:pPr>
-              <w:spacing w:before="20" w:after="20"/>
-            </w:pPr>
-            <w:r>
-              <w:rPr>
-                <w:rFonts w:ascii="Aptos" w:hAnsi="Aptos"/>
-                <w:b w:val="0"/>
-                <w:i w:val="0"/>
-                <w:sz w:val="22"/>
-              </w:rPr>
             </w:r>
           </w:p>
         </w:tc>
@@ -3219,7 +2820,7 @@
         </w:tc>
         <w:tc>
           <w:tcPr>
-            <w:tcW w:type="dxa" w:w="4536"/>
+            <w:tcW w:type="dxa" w:w="8788"/>
           </w:tcPr>
           <w:p>
             <w:pPr>
@@ -3233,24 +2834,6 @@
                 <w:sz w:val="22"/>
               </w:rPr>
               <w:t>etyka zawodowa,</w:t>
-            </w:r>
-          </w:p>
-        </w:tc>
-        <w:tc>
-          <w:tcPr>
-            <w:tcW w:type="dxa" w:w="4252"/>
-          </w:tcPr>
-          <w:p>
-            <w:pPr>
-              <w:spacing w:before="20" w:after="20"/>
-            </w:pPr>
-            <w:r>
-              <w:rPr>
-                <w:rFonts w:ascii="Aptos" w:hAnsi="Aptos"/>
-                <w:b w:val="0"/>
-                <w:i w:val="0"/>
-                <w:sz w:val="22"/>
-              </w:rPr>
             </w:r>
           </w:p>
         </w:tc>
@@ -3277,7 +2860,7 @@
         </w:tc>
         <w:tc>
           <w:tcPr>
-            <w:tcW w:type="dxa" w:w="4536"/>
+            <w:tcW w:type="dxa" w:w="8788"/>
           </w:tcPr>
           <w:p>
             <w:pPr>
@@ -3291,24 +2874,6 @@
                 <w:sz w:val="22"/>
               </w:rPr>
               <w:t>team building,</w:t>
-            </w:r>
-          </w:p>
-        </w:tc>
-        <w:tc>
-          <w:tcPr>
-            <w:tcW w:type="dxa" w:w="4252"/>
-          </w:tcPr>
-          <w:p>
-            <w:pPr>
-              <w:spacing w:before="20" w:after="20"/>
-            </w:pPr>
-            <w:r>
-              <w:rPr>
-                <w:rFonts w:ascii="Aptos" w:hAnsi="Aptos"/>
-                <w:b w:val="0"/>
-                <w:i w:val="0"/>
-                <w:sz w:val="22"/>
-              </w:rPr>
             </w:r>
           </w:p>
         </w:tc>
@@ -3335,7 +2900,7 @@
         </w:tc>
         <w:tc>
           <w:tcPr>
-            <w:tcW w:type="dxa" w:w="4536"/>
+            <w:tcW w:type="dxa" w:w="8788"/>
           </w:tcPr>
           <w:p>
             <w:pPr>
@@ -3349,24 +2914,6 @@
                 <w:sz w:val="22"/>
               </w:rPr>
               <w:t>style zarządzania,  rynki międzynarodowe etc.</w:t>
-            </w:r>
-          </w:p>
-        </w:tc>
-        <w:tc>
-          <w:tcPr>
-            <w:tcW w:type="dxa" w:w="4252"/>
-          </w:tcPr>
-          <w:p>
-            <w:pPr>
-              <w:spacing w:before="20" w:after="20"/>
-            </w:pPr>
-            <w:r>
-              <w:rPr>
-                <w:rFonts w:ascii="Aptos" w:hAnsi="Aptos"/>
-                <w:b w:val="0"/>
-                <w:i w:val="0"/>
-                <w:sz w:val="22"/>
-              </w:rPr>
             </w:r>
           </w:p>
         </w:tc>
@@ -3393,7 +2940,7 @@
         </w:tc>
         <w:tc>
           <w:tcPr>
-            <w:tcW w:type="dxa" w:w="4536"/>
+            <w:tcW w:type="dxa" w:w="8788"/>
           </w:tcPr>
           <w:p>
             <w:pPr>
@@ -3407,24 +2954,6 @@
                 <w:sz w:val="22"/>
               </w:rPr>
               <w:t>3. Teksty specjalistyczne o tematyce związanej z informatyką, technologią.  Pogłębianie umiejętności czytania ze zrozumieniem tekstów bazujących na oryginalnych materiałach źródłowych.</w:t>
-            </w:r>
-          </w:p>
-        </w:tc>
-        <w:tc>
-          <w:tcPr>
-            <w:tcW w:type="dxa" w:w="4252"/>
-          </w:tcPr>
-          <w:p>
-            <w:pPr>
-              <w:spacing w:before="20" w:after="20"/>
-            </w:pPr>
-            <w:r>
-              <w:rPr>
-                <w:rFonts w:ascii="Aptos" w:hAnsi="Aptos"/>
-                <w:b w:val="0"/>
-                <w:i w:val="0"/>
-                <w:sz w:val="22"/>
-              </w:rPr>
             </w:r>
           </w:p>
         </w:tc>
@@ -3451,7 +2980,7 @@
         </w:tc>
         <w:tc>
           <w:tcPr>
-            <w:tcW w:type="dxa" w:w="4536"/>
+            <w:tcW w:type="dxa" w:w="8788"/>
           </w:tcPr>
           <w:p>
             <w:pPr>
@@ -3465,24 +2994,6 @@
                 <w:sz w:val="22"/>
               </w:rPr>
               <w:t>4. Zagadnienia z zakresu informatyki (w zależności od poziomu zaawansowania grupy np).</w:t>
-            </w:r>
-          </w:p>
-        </w:tc>
-        <w:tc>
-          <w:tcPr>
-            <w:tcW w:type="dxa" w:w="4252"/>
-          </w:tcPr>
-          <w:p>
-            <w:pPr>
-              <w:spacing w:before="20" w:after="20"/>
-            </w:pPr>
-            <w:r>
-              <w:rPr>
-                <w:rFonts w:ascii="Aptos" w:hAnsi="Aptos"/>
-                <w:b w:val="0"/>
-                <w:i w:val="0"/>
-                <w:sz w:val="22"/>
-              </w:rPr>
             </w:r>
           </w:p>
         </w:tc>
@@ -3509,7 +3020,7 @@
         </w:tc>
         <w:tc>
           <w:tcPr>
-            <w:tcW w:type="dxa" w:w="4536"/>
+            <w:tcW w:type="dxa" w:w="8788"/>
           </w:tcPr>
           <w:p>
             <w:pPr>
@@ -3523,24 +3034,6 @@
                 <w:sz w:val="22"/>
               </w:rPr>
               <w:t>zastosowanie komputerów w życiu codziennym,</w:t>
-            </w:r>
-          </w:p>
-        </w:tc>
-        <w:tc>
-          <w:tcPr>
-            <w:tcW w:type="dxa" w:w="4252"/>
-          </w:tcPr>
-          <w:p>
-            <w:pPr>
-              <w:spacing w:before="20" w:after="20"/>
-            </w:pPr>
-            <w:r>
-              <w:rPr>
-                <w:rFonts w:ascii="Aptos" w:hAnsi="Aptos"/>
-                <w:b w:val="0"/>
-                <w:i w:val="0"/>
-                <w:sz w:val="22"/>
-              </w:rPr>
             </w:r>
           </w:p>
         </w:tc>
@@ -3567,7 +3060,7 @@
         </w:tc>
         <w:tc>
           <w:tcPr>
-            <w:tcW w:type="dxa" w:w="4536"/>
+            <w:tcW w:type="dxa" w:w="8788"/>
           </w:tcPr>
           <w:p>
             <w:pPr>
@@ -3581,24 +3074,6 @@
                 <w:sz w:val="22"/>
               </w:rPr>
               <w:t>systemy operacyjne,</w:t>
-            </w:r>
-          </w:p>
-        </w:tc>
-        <w:tc>
-          <w:tcPr>
-            <w:tcW w:type="dxa" w:w="4252"/>
-          </w:tcPr>
-          <w:p>
-            <w:pPr>
-              <w:spacing w:before="20" w:after="20"/>
-            </w:pPr>
-            <w:r>
-              <w:rPr>
-                <w:rFonts w:ascii="Aptos" w:hAnsi="Aptos"/>
-                <w:b w:val="0"/>
-                <w:i w:val="0"/>
-                <w:sz w:val="22"/>
-              </w:rPr>
             </w:r>
           </w:p>
         </w:tc>
@@ -3625,7 +3100,7 @@
         </w:tc>
         <w:tc>
           <w:tcPr>
-            <w:tcW w:type="dxa" w:w="4536"/>
+            <w:tcW w:type="dxa" w:w="8788"/>
           </w:tcPr>
           <w:p>
             <w:pPr>
@@ -3639,24 +3114,6 @@
                 <w:sz w:val="22"/>
               </w:rPr>
               <w:t>mikroprocesory,</w:t>
-            </w:r>
-          </w:p>
-        </w:tc>
-        <w:tc>
-          <w:tcPr>
-            <w:tcW w:type="dxa" w:w="4252"/>
-          </w:tcPr>
-          <w:p>
-            <w:pPr>
-              <w:spacing w:before="20" w:after="20"/>
-            </w:pPr>
-            <w:r>
-              <w:rPr>
-                <w:rFonts w:ascii="Aptos" w:hAnsi="Aptos"/>
-                <w:b w:val="0"/>
-                <w:i w:val="0"/>
-                <w:sz w:val="22"/>
-              </w:rPr>
             </w:r>
           </w:p>
         </w:tc>
@@ -3683,7 +3140,7 @@
         </w:tc>
         <w:tc>
           <w:tcPr>
-            <w:tcW w:type="dxa" w:w="4536"/>
+            <w:tcW w:type="dxa" w:w="8788"/>
           </w:tcPr>
           <w:p>
             <w:pPr>
@@ -3697,24 +3154,6 @@
                 <w:sz w:val="22"/>
               </w:rPr>
               <w:t>bazy danych,</w:t>
-            </w:r>
-          </w:p>
-        </w:tc>
-        <w:tc>
-          <w:tcPr>
-            <w:tcW w:type="dxa" w:w="4252"/>
-          </w:tcPr>
-          <w:p>
-            <w:pPr>
-              <w:spacing w:before="20" w:after="20"/>
-            </w:pPr>
-            <w:r>
-              <w:rPr>
-                <w:rFonts w:ascii="Aptos" w:hAnsi="Aptos"/>
-                <w:b w:val="0"/>
-                <w:i w:val="0"/>
-                <w:sz w:val="22"/>
-              </w:rPr>
             </w:r>
           </w:p>
         </w:tc>
@@ -3741,7 +3180,7 @@
         </w:tc>
         <w:tc>
           <w:tcPr>
-            <w:tcW w:type="dxa" w:w="4536"/>
+            <w:tcW w:type="dxa" w:w="8788"/>
           </w:tcPr>
           <w:p>
             <w:pPr>
@@ -3755,24 +3194,6 @@
                 <w:sz w:val="22"/>
               </w:rPr>
               <w:t>Internet,</w:t>
-            </w:r>
-          </w:p>
-        </w:tc>
-        <w:tc>
-          <w:tcPr>
-            <w:tcW w:type="dxa" w:w="4252"/>
-          </w:tcPr>
-          <w:p>
-            <w:pPr>
-              <w:spacing w:before="20" w:after="20"/>
-            </w:pPr>
-            <w:r>
-              <w:rPr>
-                <w:rFonts w:ascii="Aptos" w:hAnsi="Aptos"/>
-                <w:b w:val="0"/>
-                <w:i w:val="0"/>
-                <w:sz w:val="22"/>
-              </w:rPr>
             </w:r>
           </w:p>
         </w:tc>
@@ -3799,7 +3220,7 @@
         </w:tc>
         <w:tc>
           <w:tcPr>
-            <w:tcW w:type="dxa" w:w="4536"/>
+            <w:tcW w:type="dxa" w:w="8788"/>
           </w:tcPr>
           <w:p>
             <w:pPr>
@@ -3813,24 +3234,6 @@
                 <w:sz w:val="22"/>
               </w:rPr>
               <w:t>wirusy komputerowe,</w:t>
-            </w:r>
-          </w:p>
-        </w:tc>
-        <w:tc>
-          <w:tcPr>
-            <w:tcW w:type="dxa" w:w="4252"/>
-          </w:tcPr>
-          <w:p>
-            <w:pPr>
-              <w:spacing w:before="20" w:after="20"/>
-            </w:pPr>
-            <w:r>
-              <w:rPr>
-                <w:rFonts w:ascii="Aptos" w:hAnsi="Aptos"/>
-                <w:b w:val="0"/>
-                <w:i w:val="0"/>
-                <w:sz w:val="22"/>
-              </w:rPr>
             </w:r>
           </w:p>
         </w:tc>
@@ -3857,7 +3260,7 @@
         </w:tc>
         <w:tc>
           <w:tcPr>
-            <w:tcW w:type="dxa" w:w="4536"/>
+            <w:tcW w:type="dxa" w:w="8788"/>
           </w:tcPr>
           <w:p>
             <w:pPr>
@@ -3871,24 +3274,6 @@
                 <w:sz w:val="22"/>
               </w:rPr>
               <w:t>gry komputerowe, sieci komputerowe,</w:t>
-            </w:r>
-          </w:p>
-        </w:tc>
-        <w:tc>
-          <w:tcPr>
-            <w:tcW w:type="dxa" w:w="4252"/>
-          </w:tcPr>
-          <w:p>
-            <w:pPr>
-              <w:spacing w:before="20" w:after="20"/>
-            </w:pPr>
-            <w:r>
-              <w:rPr>
-                <w:rFonts w:ascii="Aptos" w:hAnsi="Aptos"/>
-                <w:b w:val="0"/>
-                <w:i w:val="0"/>
-                <w:sz w:val="22"/>
-              </w:rPr>
             </w:r>
           </w:p>
         </w:tc>
@@ -3915,7 +3300,7 @@
         </w:tc>
         <w:tc>
           <w:tcPr>
-            <w:tcW w:type="dxa" w:w="4536"/>
+            <w:tcW w:type="dxa" w:w="8788"/>
           </w:tcPr>
           <w:p>
             <w:pPr>
@@ -3929,24 +3314,6 @@
                 <w:sz w:val="22"/>
               </w:rPr>
               <w:t>nowe technologie,</w:t>
-            </w:r>
-          </w:p>
-        </w:tc>
-        <w:tc>
-          <w:tcPr>
-            <w:tcW w:type="dxa" w:w="4252"/>
-          </w:tcPr>
-          <w:p>
-            <w:pPr>
-              <w:spacing w:before="20" w:after="20"/>
-            </w:pPr>
-            <w:r>
-              <w:rPr>
-                <w:rFonts w:ascii="Aptos" w:hAnsi="Aptos"/>
-                <w:b w:val="0"/>
-                <w:i w:val="0"/>
-                <w:sz w:val="22"/>
-              </w:rPr>
             </w:r>
           </w:p>
         </w:tc>
@@ -3973,7 +3340,7 @@
         </w:tc>
         <w:tc>
           <w:tcPr>
-            <w:tcW w:type="dxa" w:w="4536"/>
+            <w:tcW w:type="dxa" w:w="8788"/>
           </w:tcPr>
           <w:p>
             <w:pPr>
@@ -3987,24 +3354,6 @@
                 <w:sz w:val="22"/>
               </w:rPr>
               <w:t>języki programowania,</w:t>
-            </w:r>
-          </w:p>
-        </w:tc>
-        <w:tc>
-          <w:tcPr>
-            <w:tcW w:type="dxa" w:w="4252"/>
-          </w:tcPr>
-          <w:p>
-            <w:pPr>
-              <w:spacing w:before="20" w:after="20"/>
-            </w:pPr>
-            <w:r>
-              <w:rPr>
-                <w:rFonts w:ascii="Aptos" w:hAnsi="Aptos"/>
-                <w:b w:val="0"/>
-                <w:i w:val="0"/>
-                <w:sz w:val="22"/>
-              </w:rPr>
             </w:r>
           </w:p>
         </w:tc>
@@ -4031,7 +3380,7 @@
         </w:tc>
         <w:tc>
           <w:tcPr>
-            <w:tcW w:type="dxa" w:w="4536"/>
+            <w:tcW w:type="dxa" w:w="8788"/>
           </w:tcPr>
           <w:p>
             <w:pPr>
@@ -4045,24 +3394,6 @@
                 <w:sz w:val="22"/>
               </w:rPr>
               <w:t>oprogramowanie komputerowe etc.)</w:t>
-            </w:r>
-          </w:p>
-        </w:tc>
-        <w:tc>
-          <w:tcPr>
-            <w:tcW w:type="dxa" w:w="4252"/>
-          </w:tcPr>
-          <w:p>
-            <w:pPr>
-              <w:spacing w:before="20" w:after="20"/>
-            </w:pPr>
-            <w:r>
-              <w:rPr>
-                <w:rFonts w:ascii="Aptos" w:hAnsi="Aptos"/>
-                <w:b w:val="0"/>
-                <w:i w:val="0"/>
-                <w:sz w:val="22"/>
-              </w:rPr>
             </w:r>
           </w:p>
         </w:tc>
@@ -4089,7 +3420,7 @@
         </w:tc>
         <w:tc>
           <w:tcPr>
-            <w:tcW w:type="dxa" w:w="4536"/>
+            <w:tcW w:type="dxa" w:w="8788"/>
           </w:tcPr>
           <w:p>
             <w:pPr>
@@ -4103,24 +3434,6 @@
                 <w:sz w:val="22"/>
               </w:rPr>
               <w:t>5. Pogłębianie znajomości podstawowych oraz specjalistycznych wyrażeń i zwrotów z zakresu języka technicznego, akademickiego i świata pracy.</w:t>
-            </w:r>
-          </w:p>
-        </w:tc>
-        <w:tc>
-          <w:tcPr>
-            <w:tcW w:type="dxa" w:w="4252"/>
-          </w:tcPr>
-          <w:p>
-            <w:pPr>
-              <w:spacing w:before="20" w:after="20"/>
-            </w:pPr>
-            <w:r>
-              <w:rPr>
-                <w:rFonts w:ascii="Aptos" w:hAnsi="Aptos"/>
-                <w:b w:val="0"/>
-                <w:i w:val="0"/>
-                <w:sz w:val="22"/>
-              </w:rPr>
             </w:r>
           </w:p>
         </w:tc>
@@ -4147,7 +3460,7 @@
         </w:tc>
         <w:tc>
           <w:tcPr>
-            <w:tcW w:type="dxa" w:w="4536"/>
+            <w:tcW w:type="dxa" w:w="8788"/>
           </w:tcPr>
           <w:p>
             <w:pPr>
@@ -4161,24 +3474,6 @@
                 <w:sz w:val="22"/>
               </w:rPr>
               <w:t>6.Ćwiczenie złożonych struktur leksykalnych, omówienie właściwości fizycznych materii, kształtów, wprowadzenie terminologii matematycznej, interpretacja rysunków, diagramów, opis procesu. Wprowadzenie słownictwa specjalistycznego z dziedziny informatyki.</w:t>
-            </w:r>
-          </w:p>
-        </w:tc>
-        <w:tc>
-          <w:tcPr>
-            <w:tcW w:type="dxa" w:w="4252"/>
-          </w:tcPr>
-          <w:p>
-            <w:pPr>
-              <w:spacing w:before="20" w:after="20"/>
-            </w:pPr>
-            <w:r>
-              <w:rPr>
-                <w:rFonts w:ascii="Aptos" w:hAnsi="Aptos"/>
-                <w:b w:val="0"/>
-                <w:i w:val="0"/>
-                <w:sz w:val="22"/>
-              </w:rPr>
             </w:r>
           </w:p>
         </w:tc>
@@ -4205,7 +3500,7 @@
         </w:tc>
         <w:tc>
           <w:tcPr>
-            <w:tcW w:type="dxa" w:w="4536"/>
+            <w:tcW w:type="dxa" w:w="8788"/>
           </w:tcPr>
           <w:p>
             <w:pPr>
@@ -4219,24 +3514,6 @@
                 <w:sz w:val="22"/>
               </w:rPr>
               <w:t>7.Realizowanie gramatyki w zakresie wymaganym dla danego poziomu znajomości języka. Nauczanie struktur niezbędnych do komunikacji werbalnej i pisemnej w środowisku akademickim i świata pracy.</w:t>
-            </w:r>
-          </w:p>
-        </w:tc>
-        <w:tc>
-          <w:tcPr>
-            <w:tcW w:type="dxa" w:w="4252"/>
-          </w:tcPr>
-          <w:p>
-            <w:pPr>
-              <w:spacing w:before="20" w:after="20"/>
-            </w:pPr>
-            <w:r>
-              <w:rPr>
-                <w:rFonts w:ascii="Aptos" w:hAnsi="Aptos"/>
-                <w:b w:val="0"/>
-                <w:i w:val="0"/>
-                <w:sz w:val="22"/>
-              </w:rPr>
             </w:r>
           </w:p>
         </w:tc>
@@ -4263,7 +3540,7 @@
         </w:tc>
         <w:tc>
           <w:tcPr>
-            <w:tcW w:type="dxa" w:w="4536"/>
+            <w:tcW w:type="dxa" w:w="8788"/>
           </w:tcPr>
           <w:p>
             <w:pPr>
@@ -4277,24 +3554,6 @@
                 <w:sz w:val="22"/>
               </w:rPr>
               <w:t>8.Pisanie różnorodnych tekstów, niezbędnych w pracy i na uczelni, np.: raportu, życiorysu zawodowego, wiadomości email, streszczenia, notatki, abstraktu, instrukcji, objaśnienia procesu.</w:t>
-            </w:r>
-          </w:p>
-        </w:tc>
-        <w:tc>
-          <w:tcPr>
-            <w:tcW w:type="dxa" w:w="4252"/>
-          </w:tcPr>
-          <w:p>
-            <w:pPr>
-              <w:spacing w:before="20" w:after="20"/>
-            </w:pPr>
-            <w:r>
-              <w:rPr>
-                <w:rFonts w:ascii="Aptos" w:hAnsi="Aptos"/>
-                <w:b w:val="0"/>
-                <w:i w:val="0"/>
-                <w:sz w:val="22"/>
-              </w:rPr>
             </w:r>
           </w:p>
         </w:tc>
@@ -4321,7 +3580,7 @@
         </w:tc>
         <w:tc>
           <w:tcPr>
-            <w:tcW w:type="dxa" w:w="4536"/>
+            <w:tcW w:type="dxa" w:w="8788"/>
           </w:tcPr>
           <w:p>
             <w:pPr>
@@ -4335,24 +3594,6 @@
                 <w:sz w:val="22"/>
               </w:rPr>
               <w:t>9. Słuchanie w oparciu o materiały przedstawiające sytuacje związane ze</w:t>
-            </w:r>
-          </w:p>
-        </w:tc>
-        <w:tc>
-          <w:tcPr>
-            <w:tcW w:type="dxa" w:w="4252"/>
-          </w:tcPr>
-          <w:p>
-            <w:pPr>
-              <w:spacing w:before="20" w:after="20"/>
-            </w:pPr>
-            <w:r>
-              <w:rPr>
-                <w:rFonts w:ascii="Aptos" w:hAnsi="Aptos"/>
-                <w:b w:val="0"/>
-                <w:i w:val="0"/>
-                <w:sz w:val="22"/>
-              </w:rPr>
             </w:r>
           </w:p>
         </w:tc>
@@ -4379,7 +3620,7 @@
         </w:tc>
         <w:tc>
           <w:tcPr>
-            <w:tcW w:type="dxa" w:w="4536"/>
+            <w:tcW w:type="dxa" w:w="8788"/>
           </w:tcPr>
           <w:p>
             <w:pPr>
@@ -4393,24 +3634,6 @@
                 <w:sz w:val="22"/>
               </w:rPr>
               <w:t>środowiskiem pracy, akademickim i życiem codziennym, np.: rozmowy telefoniczne, wywiady, sytuacje związane z obsługą klienta, wykłady oraz prezentacje.</w:t>
-            </w:r>
-          </w:p>
-        </w:tc>
-        <w:tc>
-          <w:tcPr>
-            <w:tcW w:type="dxa" w:w="4252"/>
-          </w:tcPr>
-          <w:p>
-            <w:pPr>
-              <w:spacing w:before="20" w:after="20"/>
-            </w:pPr>
-            <w:r>
-              <w:rPr>
-                <w:rFonts w:ascii="Aptos" w:hAnsi="Aptos"/>
-                <w:b w:val="0"/>
-                <w:i w:val="0"/>
-                <w:sz w:val="22"/>
-              </w:rPr>
             </w:r>
           </w:p>
         </w:tc>
@@ -4437,7 +3660,7 @@
         </w:tc>
         <w:tc>
           <w:tcPr>
-            <w:tcW w:type="dxa" w:w="4536"/>
+            <w:tcW w:type="dxa" w:w="8788"/>
           </w:tcPr>
           <w:p>
             <w:pPr>
@@ -4451,24 +3674,6 @@
                 <w:sz w:val="22"/>
               </w:rPr>
               <w:t>10. Komunikacja w świecie pracy i społeczności akademickiej, np: prezentacje, rozmowa kwalifikacyjna, rozmowy formalne i nieformalne, negocjacje, przedstawianie argumentów, rozwiązywanie problemów, case studies, prowadzenie spotkań formalnych, itp. Ćwiczenie wymowy i prawidłowego akcentowania wyrazów.</w:t>
-            </w:r>
-          </w:p>
-        </w:tc>
-        <w:tc>
-          <w:tcPr>
-            <w:tcW w:type="dxa" w:w="4252"/>
-          </w:tcPr>
-          <w:p>
-            <w:pPr>
-              <w:spacing w:before="20" w:after="20"/>
-            </w:pPr>
-            <w:r>
-              <w:rPr>
-                <w:rFonts w:ascii="Aptos" w:hAnsi="Aptos"/>
-                <w:b w:val="0"/>
-                <w:i w:val="0"/>
-                <w:sz w:val="22"/>
-              </w:rPr>
             </w:r>
           </w:p>
         </w:tc>
@@ -4495,7 +3700,7 @@
         </w:tc>
         <w:tc>
           <w:tcPr>
-            <w:tcW w:type="dxa" w:w="4536"/>
+            <w:tcW w:type="dxa" w:w="8788"/>
           </w:tcPr>
           <w:p>
             <w:pPr>
@@ -4509,24 +3714,6 @@
                 <w:sz w:val="22"/>
               </w:rPr>
               <w:t>11. Analiza i rozumienie języka specjalistycznego oraz tłumaczenie krótkich tekstów technicznych. K_U01</w:t>
-            </w:r>
-          </w:p>
-        </w:tc>
-        <w:tc>
-          <w:tcPr>
-            <w:tcW w:type="dxa" w:w="4252"/>
-          </w:tcPr>
-          <w:p>
-            <w:pPr>
-              <w:spacing w:before="20" w:after="20"/>
-            </w:pPr>
-            <w:r>
-              <w:rPr>
-                <w:rFonts w:ascii="Aptos" w:hAnsi="Aptos"/>
-                <w:b w:val="0"/>
-                <w:i w:val="0"/>
-                <w:sz w:val="22"/>
-              </w:rPr>
             </w:r>
           </w:p>
         </w:tc>
@@ -4553,7 +3740,7 @@
         </w:tc>
         <w:tc>
           <w:tcPr>
-            <w:tcW w:type="dxa" w:w="4536"/>
+            <w:tcW w:type="dxa" w:w="8788"/>
           </w:tcPr>
           <w:p>
             <w:pPr>
@@ -4567,24 +3754,6 @@
                 <w:sz w:val="22"/>
               </w:rPr>
               <w:t>12. Nauka prezentowania w języku angielskim, w tym używania adekwatnych konstrukcji językowych i odpowiedniego słownictwa, analiza technik prezentowania, zapoznanie się z prawidłową strukturą prezentacji i odpowiednim włączaniem materiałów wizualnych, przygotowanie kilkuminutowej prezentacji o tematyce związanej z kierunkiem studiów, wybraną specjalizacją i zainteresowaniami.(</w:t>
-            </w:r>
-          </w:p>
-        </w:tc>
-        <w:tc>
-          <w:tcPr>
-            <w:tcW w:type="dxa" w:w="4252"/>
-          </w:tcPr>
-          <w:p>
-            <w:pPr>
-              <w:spacing w:before="20" w:after="20"/>
-            </w:pPr>
-            <w:r>
-              <w:rPr>
-                <w:rFonts w:ascii="Aptos" w:hAnsi="Aptos"/>
-                <w:b w:val="0"/>
-                <w:i w:val="0"/>
-                <w:sz w:val="22"/>
-              </w:rPr>
             </w:r>
           </w:p>
         </w:tc>
@@ -4611,7 +3780,7 @@
         </w:tc>
         <w:tc>
           <w:tcPr>
-            <w:tcW w:type="dxa" w:w="4536"/>
+            <w:tcW w:type="dxa" w:w="8788"/>
           </w:tcPr>
           <w:p>
             <w:pPr>
@@ -4625,24 +3794,6 @@
                 <w:sz w:val="22"/>
               </w:rPr>
               <w:t>13. Ćwiczenie umiejętności językowych (mówienie, słuchania, pisania i czytania oraz wzbogacanie słownictwa i gramatyki pod kątem przygotowania studentów do egzaminów międzynarodowych Cambridge ESOL (BEC, FCE, CAE, CPE, IELTS) oraz TOEIC Reading&amp;Listening.</w:t>
-            </w:r>
-          </w:p>
-        </w:tc>
-        <w:tc>
-          <w:tcPr>
-            <w:tcW w:type="dxa" w:w="4252"/>
-          </w:tcPr>
-          <w:p>
-            <w:pPr>
-              <w:spacing w:before="20" w:after="20"/>
-            </w:pPr>
-            <w:r>
-              <w:rPr>
-                <w:rFonts w:ascii="Aptos" w:hAnsi="Aptos"/>
-                <w:b w:val="0"/>
-                <w:i w:val="0"/>
-                <w:sz w:val="22"/>
-              </w:rPr>
             </w:r>
           </w:p>
         </w:tc>
@@ -4669,7 +3820,7 @@
         </w:tc>
         <w:tc>
           <w:tcPr>
-            <w:tcW w:type="dxa" w:w="4536"/>
+            <w:tcW w:type="dxa" w:w="8788"/>
           </w:tcPr>
           <w:p>
             <w:pPr>
@@ -4683,24 +3834,6 @@
                 <w:sz w:val="22"/>
               </w:rPr>
               <w:t>14. Wypowiedzi ustne studentów (prezentacje multimedialne, artykuły prasowe,  prezentacje projektów etc.)</w:t>
-            </w:r>
-          </w:p>
-        </w:tc>
-        <w:tc>
-          <w:tcPr>
-            <w:tcW w:type="dxa" w:w="4252"/>
-          </w:tcPr>
-          <w:p>
-            <w:pPr>
-              <w:spacing w:before="20" w:after="20"/>
-            </w:pPr>
-            <w:r>
-              <w:rPr>
-                <w:rFonts w:ascii="Aptos" w:hAnsi="Aptos"/>
-                <w:b w:val="0"/>
-                <w:i w:val="0"/>
-                <w:sz w:val="22"/>
-              </w:rPr>
             </w:r>
           </w:p>
         </w:tc>
@@ -4727,7 +3860,7 @@
         </w:tc>
         <w:tc>
           <w:tcPr>
-            <w:tcW w:type="dxa" w:w="4536"/>
+            <w:tcW w:type="dxa" w:w="8788"/>
           </w:tcPr>
           <w:p>
             <w:pPr>
@@ -4741,24 +3874,6 @@
                 <w:sz w:val="22"/>
               </w:rPr>
               <w:t>15. Colloquium / Podsumowanie semestru.</w:t>
-            </w:r>
-          </w:p>
-        </w:tc>
-        <w:tc>
-          <w:tcPr>
-            <w:tcW w:type="dxa" w:w="4252"/>
-          </w:tcPr>
-          <w:p>
-            <w:pPr>
-              <w:spacing w:before="20" w:after="20"/>
-            </w:pPr>
-            <w:r>
-              <w:rPr>
-                <w:rFonts w:ascii="Aptos" w:hAnsi="Aptos"/>
-                <w:b w:val="0"/>
-                <w:i w:val="0"/>
-                <w:sz w:val="22"/>
-              </w:rPr>
             </w:r>
           </w:p>
         </w:tc>
